--- a/docs/Report/System Architecture.docx
+++ b/docs/Report/System Architecture.docx
@@ -7,26 +7,904 @@
         <w:pStyle w:val="Heading1"/>
       </w:pPr>
       <w:r>
-        <w:t>Heading</w:t>
-      </w:r>
-      <w:r>
+        <w:t>System Architecture</w:t>
+      </w:r>
+    </w:p>
+    <w:p>
+      <w:pPr>
+        <w:pStyle w:val="Heading2"/>
+      </w:pPr>
+      <w:r>
+        <w:t>Overview</w:t>
+      </w:r>
+    </w:p>
+    <w:p>
+      <w:pPr>
+        <w:jc w:val="both"/>
+      </w:pPr>
+      <w:r>
+        <w:tab/>
+        <w:t xml:space="preserve">This system is a monolith </w:t>
+      </w:r>
+      <w:r>
+        <w:t>three</w:t>
+      </w:r>
+      <w:r>
+        <w:t>-tier distributed architecture</w:t>
+      </w:r>
+      <w:r>
+        <w:t>: Presentation tier, frontend; Application tier, backend; and Data tier, Database.</w:t>
+      </w:r>
+    </w:p>
+    <w:p>
+      <w:pPr>
+        <w:jc w:val="both"/>
+      </w:pPr>
+      <w:r>
+        <w:tab/>
+        <w:t>Presentation tier, implemented using React, is the layer with which the clients interact. It houses the user-interface UI and communicates with the application tier through HTTPS and REST APIs.</w:t>
+      </w:r>
+    </w:p>
+    <w:p>
+      <w:pPr>
+        <w:jc w:val="both"/>
+      </w:pPr>
+      <w:r>
+        <w:tab/>
+        <w:t>The application tier is the heart of the system; it contains all the business logic and coordinates the present modules. It communicates with both the presentation and database layers.</w:t>
+      </w:r>
+    </w:p>
+    <w:p>
+      <w:pPr>
+        <w:jc w:val="both"/>
+      </w:pPr>
+      <w:r>
+        <w:tab/>
+        <w:t>The database tier contains all the data needed for the system. It communicates with the application tier through JDBC API.</w:t>
+      </w:r>
+    </w:p>
+    <w:p>
+      <w:pPr>
+        <w:jc w:val="both"/>
+      </w:pPr>
+    </w:p>
+    <w:p>
+      <w:pPr>
+        <w:pStyle w:val="Heading2"/>
+      </w:pPr>
+      <w:r>
+        <w:t>High-Level Diagram</w:t>
+      </w:r>
+    </w:p>
+    <w:p>
+      <w:r>
+        <w:rPr>
+          <w:noProof/>
+        </w:rPr>
+        <w:drawing>
+          <wp:inline distT="0" distB="0" distL="0" distR="0" wp14:anchorId="4DCDF0BE" wp14:editId="489E10F3">
+            <wp:extent cx="5274310" cy="4144645"/>
+            <wp:effectExtent l="152400" t="152400" r="364490" b="351155"/>
+            <wp:docPr id="2" name="Picture 2"/>
+            <wp:cNvGraphicFramePr>
+              <a:graphicFrameLocks xmlns:a="http://schemas.openxmlformats.org/drawingml/2006/main" noChangeAspect="1"/>
+            </wp:cNvGraphicFramePr>
+            <a:graphic xmlns:a="http://schemas.openxmlformats.org/drawingml/2006/main">
+              <a:graphicData uri="http://schemas.openxmlformats.org/drawingml/2006/picture">
+                <pic:pic xmlns:pic="http://schemas.openxmlformats.org/drawingml/2006/picture">
+                  <pic:nvPicPr>
+                    <pic:cNvPr id="0" name="Picture 6"/>
+                    <pic:cNvPicPr>
+                      <a:picLocks noChangeAspect="1" noChangeArrowheads="1"/>
+                    </pic:cNvPicPr>
+                  </pic:nvPicPr>
+                  <pic:blipFill>
+                    <a:blip r:embed="rId5">
+                      <a:extLst>
+                        <a:ext uri="{28A0092B-C50C-407E-A947-70E740481C1C}">
+                          <a14:useLocalDpi xmlns:a14="http://schemas.microsoft.com/office/drawing/2010/main" val="0"/>
+                        </a:ext>
+                      </a:extLst>
+                    </a:blip>
+                    <a:srcRect/>
+                    <a:stretch>
+                      <a:fillRect/>
+                    </a:stretch>
+                  </pic:blipFill>
+                  <pic:spPr bwMode="auto">
+                    <a:xfrm>
+                      <a:off x="0" y="0"/>
+                      <a:ext cx="5274310" cy="4144645"/>
+                    </a:xfrm>
+                    <a:prstGeom prst="rect">
+                      <a:avLst/>
+                    </a:prstGeom>
+                    <a:ln>
+                      <a:noFill/>
+                    </a:ln>
+                    <a:effectLst>
+                      <a:outerShdw blurRad="292100" dist="139700" dir="2700000" algn="tl" rotWithShape="0">
+                        <a:srgbClr val="333333">
+                          <a:alpha val="65000"/>
+                        </a:srgbClr>
+                      </a:outerShdw>
+                    </a:effectLst>
+                  </pic:spPr>
+                </pic:pic>
+              </a:graphicData>
+            </a:graphic>
+          </wp:inline>
+        </w:drawing>
+      </w:r>
+    </w:p>
+    <w:p>
+      <w:r>
+        <w:br w:type="page"/>
+      </w:r>
+    </w:p>
+    <w:p>
+      <w:pPr>
+        <w:pStyle w:val="Heading2"/>
+      </w:pPr>
+      <w:r>
+        <w:lastRenderedPageBreak/>
+        <w:t>Detailed Backend Layout</w:t>
+      </w:r>
+    </w:p>
+    <w:p>
+      <w:r>
+        <w:rPr>
+          <w:noProof/>
+        </w:rPr>
+        <w:drawing>
+          <wp:inline distT="0" distB="0" distL="0" distR="0" wp14:anchorId="547BA300" wp14:editId="77EC782B">
+            <wp:extent cx="5274310" cy="4682490"/>
+            <wp:effectExtent l="133350" t="152400" r="345440" b="346710"/>
+            <wp:docPr id="3" name="Picture 3"/>
+            <wp:cNvGraphicFramePr>
+              <a:graphicFrameLocks xmlns:a="http://schemas.openxmlformats.org/drawingml/2006/main" noChangeAspect="1"/>
+            </wp:cNvGraphicFramePr>
+            <a:graphic xmlns:a="http://schemas.openxmlformats.org/drawingml/2006/main">
+              <a:graphicData uri="http://schemas.openxmlformats.org/drawingml/2006/picture">
+                <pic:pic xmlns:pic="http://schemas.openxmlformats.org/drawingml/2006/picture">
+                  <pic:nvPicPr>
+                    <pic:cNvPr id="0" name="Picture 8"/>
+                    <pic:cNvPicPr>
+                      <a:picLocks noChangeAspect="1" noChangeArrowheads="1"/>
+                    </pic:cNvPicPr>
+                  </pic:nvPicPr>
+                  <pic:blipFill>
+                    <a:blip r:embed="rId6">
+                      <a:extLst>
+                        <a:ext uri="{28A0092B-C50C-407E-A947-70E740481C1C}">
+                          <a14:useLocalDpi xmlns:a14="http://schemas.microsoft.com/office/drawing/2010/main" val="0"/>
+                        </a:ext>
+                      </a:extLst>
+                    </a:blip>
+                    <a:srcRect/>
+                    <a:stretch>
+                      <a:fillRect/>
+                    </a:stretch>
+                  </pic:blipFill>
+                  <pic:spPr bwMode="auto">
+                    <a:xfrm>
+                      <a:off x="0" y="0"/>
+                      <a:ext cx="5274310" cy="4682490"/>
+                    </a:xfrm>
+                    <a:prstGeom prst="rect">
+                      <a:avLst/>
+                    </a:prstGeom>
+                    <a:ln>
+                      <a:noFill/>
+                    </a:ln>
+                    <a:effectLst>
+                      <a:outerShdw blurRad="292100" dist="139700" dir="2700000" algn="tl" rotWithShape="0">
+                        <a:srgbClr val="333333">
+                          <a:alpha val="65000"/>
+                        </a:srgbClr>
+                      </a:outerShdw>
+                    </a:effectLst>
+                  </pic:spPr>
+                </pic:pic>
+              </a:graphicData>
+            </a:graphic>
+          </wp:inline>
+        </w:drawing>
+      </w:r>
+    </w:p>
+    <w:p>
+      <w:pPr>
+        <w:pStyle w:val="Heading3"/>
+      </w:pPr>
+      <w:r>
+        <w:t>Internal Modules</w:t>
+      </w:r>
+    </w:p>
+    <w:p>
+      <w:pPr>
+        <w:jc w:val="both"/>
+      </w:pPr>
+      <w:r>
+        <w:tab/>
+        <w:t>The backend is implemented as a Spring Boot monolith and is internally structured into modules and layers to achieve separation of concerns. The internal architecture is patterned into controller, service, and repository.</w:t>
+      </w:r>
+    </w:p>
+    <w:p>
+      <w:pPr>
+        <w:jc w:val="both"/>
+      </w:pPr>
+      <w:r>
+        <w:tab/>
+        <w:t>The controller deals with HTTPS requests to communicate with the frontend layer and returns the HTTPS response. It passes its data to the service class.</w:t>
+      </w:r>
+    </w:p>
+    <w:p>
+      <w:pPr>
+        <w:jc w:val="both"/>
+      </w:pPr>
+      <w:r>
+        <w:tab/>
+        <w:t>The service contains all the business logic of the entity it deals with, e.g., users. It processes operations, validate conditions, and coordinates with repositories. It is the core of the system’s logic.</w:t>
+      </w:r>
+    </w:p>
+    <w:p>
+      <w:pPr>
+        <w:jc w:val="both"/>
+        <w:rPr>
+          <w:lang w:bidi="ar-EG"/>
+        </w:rPr>
+      </w:pPr>
+      <w:r>
+        <w:tab/>
+        <w:t xml:space="preserve">The repository manages data </w:t>
+      </w:r>
+      <w:r>
+        <w:rPr>
+          <w:lang w:bidi="ar-EG"/>
+        </w:rPr>
+        <w:t>access and consistency. They provided an abstraction over the database tier and allows the service layer to manipulate the data entities without writing any low-level SQL queries.</w:t>
+      </w:r>
+    </w:p>
+    <w:p>
+      <w:r>
+        <w:br w:type="page"/>
+      </w:r>
+    </w:p>
+    <w:p>
+      <w:pPr>
+        <w:pStyle w:val="Heading3"/>
+      </w:pPr>
+      <w:r>
+        <w:lastRenderedPageBreak/>
+        <w:t>REST Features</w:t>
+      </w:r>
+    </w:p>
+    <w:p/>
+    <w:p/>
+    <w:p>
+      <w:r>
+        <w:br w:type="page"/>
+      </w:r>
+    </w:p>
+    <w:p>
+      <w:pPr>
+        <w:pStyle w:val="Heading3"/>
+      </w:pPr>
+      <w:r>
+        <w:lastRenderedPageBreak/>
+        <w:t>Shared Models</w:t>
+      </w:r>
+    </w:p>
+    <w:p>
+      <w:pPr>
+        <w:jc w:val="both"/>
+        <w:rPr>
+          <w:lang w:bidi="ar-EG"/>
+        </w:rPr>
+      </w:pPr>
+      <w:r>
+        <w:rPr>
+          <w:rtl/>
+          <w:lang w:bidi="ar-EG"/>
+        </w:rPr>
+        <w:tab/>
+      </w:r>
+      <w:r>
+        <w:rPr>
+          <w:lang w:bidi="ar-EG"/>
+        </w:rPr>
+        <w:t>These common models are centralized to be used by the whole system to avoid redundancy and improve consistency.</w:t>
+      </w:r>
+      <w:r>
+        <w:rPr>
+          <w:lang w:bidi="ar-EG"/>
+        </w:rPr>
         <w:t xml:space="preserve"> </w:t>
       </w:r>
-    </w:p>
-    <w:p>
-      <w:pPr>
-        <w:jc w:val="both"/>
-      </w:pPr>
-    </w:p>
-    <w:p>
-      <w:pPr>
-        <w:jc w:val="both"/>
-      </w:pPr>
-    </w:p>
-    <w:p>
-      <w:pPr>
-        <w:jc w:val="both"/>
-      </w:pPr>
+      <w:r>
+        <w:rPr>
+          <w:lang w:bidi="ar-EG"/>
+        </w:rPr>
+        <w:t>They</w:t>
+      </w:r>
+      <w:r>
+        <w:rPr>
+          <w:lang w:bidi="ar-EG"/>
+        </w:rPr>
+        <w:t xml:space="preserve"> represent the core business objects stored in the database.</w:t>
+      </w:r>
+    </w:p>
+    <w:p>
+      <w:pPr>
+        <w:ind w:firstLine="720"/>
+        <w:jc w:val="both"/>
+        <w:rPr>
+          <w:lang w:bidi="ar-EG"/>
+        </w:rPr>
+      </w:pPr>
+      <w:r>
+        <w:rPr>
+          <w:lang w:bidi="ar-EG"/>
+        </w:rPr>
+        <w:t xml:space="preserve">The design rule is that any model used by multiple modules is placed in </w:t>
+      </w:r>
+      <w:r>
+        <w:rPr>
+          <w:lang w:bidi="ar-EG"/>
+        </w:rPr>
+        <w:t xml:space="preserve">the </w:t>
+      </w:r>
+      <w:r>
+        <w:rPr>
+          <w:lang w:bidi="ar-EG"/>
+        </w:rPr>
+        <w:t>shared</w:t>
+      </w:r>
+      <w:r>
+        <w:rPr>
+          <w:lang w:bidi="ar-EG"/>
+        </w:rPr>
+        <w:t xml:space="preserve"> models,</w:t>
+      </w:r>
+      <w:r>
+        <w:rPr>
+          <w:lang w:bidi="ar-EG"/>
+        </w:rPr>
+        <w:t xml:space="preserve"> while models used by only one module remain local to that module. </w:t>
+      </w:r>
+    </w:p>
+    <w:p>
+      <w:pPr>
+        <w:jc w:val="both"/>
+        <w:rPr>
+          <w:b/>
+          <w:bCs/>
+          <w:lang w:bidi="ar-EG"/>
+        </w:rPr>
+      </w:pPr>
+      <w:r>
+        <w:rPr>
+          <w:b/>
+          <w:bCs/>
+          <w:lang w:bidi="ar-EG"/>
+        </w:rPr>
+        <w:t>Shared Entities:</w:t>
+      </w:r>
+    </w:p>
+    <w:p>
+      <w:pPr>
+        <w:pStyle w:val="ListParagraph"/>
+        <w:numPr>
+          <w:ilvl w:val="0"/>
+          <w:numId w:val="7"/>
+        </w:numPr>
+        <w:jc w:val="both"/>
+        <w:rPr>
+          <w:lang w:bidi="ar-EG"/>
+        </w:rPr>
+      </w:pPr>
+      <w:r>
+        <w:rPr>
+          <w:lang w:bidi="ar-EG"/>
+        </w:rPr>
+        <w:t>User</w:t>
+      </w:r>
+    </w:p>
+    <w:p>
+      <w:pPr>
+        <w:pStyle w:val="ListParagraph"/>
+        <w:numPr>
+          <w:ilvl w:val="0"/>
+          <w:numId w:val="7"/>
+        </w:numPr>
+        <w:jc w:val="both"/>
+        <w:rPr>
+          <w:lang w:bidi="ar-EG"/>
+        </w:rPr>
+      </w:pPr>
+      <w:r>
+        <w:rPr>
+          <w:lang w:bidi="ar-EG"/>
+        </w:rPr>
+        <w:t>Item</w:t>
+      </w:r>
+    </w:p>
+    <w:p>
+      <w:pPr>
+        <w:pStyle w:val="ListParagraph"/>
+        <w:numPr>
+          <w:ilvl w:val="0"/>
+          <w:numId w:val="7"/>
+        </w:numPr>
+        <w:jc w:val="both"/>
+        <w:rPr>
+          <w:lang w:bidi="ar-EG"/>
+        </w:rPr>
+      </w:pPr>
+      <w:r>
+        <w:rPr>
+          <w:lang w:bidi="ar-EG"/>
+        </w:rPr>
+        <w:t>Transaction</w:t>
+      </w:r>
+    </w:p>
+    <w:p>
+      <w:pPr>
+        <w:pStyle w:val="ListParagraph"/>
+        <w:numPr>
+          <w:ilvl w:val="0"/>
+          <w:numId w:val="7"/>
+        </w:numPr>
+        <w:jc w:val="both"/>
+        <w:rPr>
+          <w:lang w:bidi="ar-EG"/>
+        </w:rPr>
+      </w:pPr>
+      <w:r>
+        <w:rPr>
+          <w:lang w:bidi="ar-EG"/>
+        </w:rPr>
+        <w:t>Inventory</w:t>
+      </w:r>
+    </w:p>
+    <w:p>
+      <w:pPr>
+        <w:jc w:val="both"/>
+        <w:rPr>
+          <w:b/>
+          <w:bCs/>
+          <w:lang w:bidi="ar-EG"/>
+        </w:rPr>
+      </w:pPr>
+      <w:r>
+        <w:rPr>
+          <w:b/>
+          <w:bCs/>
+          <w:lang w:bidi="ar-EG"/>
+        </w:rPr>
+        <w:t>Shared DTO’s</w:t>
+      </w:r>
+    </w:p>
+    <w:p>
+      <w:pPr>
+        <w:pStyle w:val="ListParagraph"/>
+        <w:numPr>
+          <w:ilvl w:val="0"/>
+          <w:numId w:val="8"/>
+        </w:numPr>
+        <w:jc w:val="both"/>
+        <w:rPr>
+          <w:lang w:bidi="ar-EG"/>
+        </w:rPr>
+      </w:pPr>
+      <w:proofErr w:type="spellStart"/>
+      <w:r>
+        <w:rPr>
+          <w:lang w:bidi="ar-EG"/>
+        </w:rPr>
+        <w:t>UserResponseDto</w:t>
+      </w:r>
+      <w:proofErr w:type="spellEnd"/>
+    </w:p>
+    <w:p>
+      <w:pPr>
+        <w:pStyle w:val="ListParagraph"/>
+        <w:numPr>
+          <w:ilvl w:val="0"/>
+          <w:numId w:val="8"/>
+        </w:numPr>
+        <w:jc w:val="both"/>
+        <w:rPr>
+          <w:lang w:bidi="ar-EG"/>
+        </w:rPr>
+      </w:pPr>
+      <w:proofErr w:type="spellStart"/>
+      <w:r>
+        <w:rPr>
+          <w:lang w:bidi="ar-EG"/>
+        </w:rPr>
+        <w:t>ItemDto</w:t>
+      </w:r>
+      <w:proofErr w:type="spellEnd"/>
+    </w:p>
+    <w:p>
+      <w:pPr>
+        <w:pStyle w:val="ListParagraph"/>
+        <w:numPr>
+          <w:ilvl w:val="0"/>
+          <w:numId w:val="8"/>
+        </w:numPr>
+        <w:jc w:val="both"/>
+        <w:rPr>
+          <w:lang w:bidi="ar-EG"/>
+        </w:rPr>
+      </w:pPr>
+      <w:proofErr w:type="spellStart"/>
+      <w:r>
+        <w:rPr>
+          <w:lang w:bidi="ar-EG"/>
+        </w:rPr>
+        <w:t>TransactionDto</w:t>
+      </w:r>
+      <w:proofErr w:type="spellEnd"/>
+    </w:p>
+    <w:p>
+      <w:pPr>
+        <w:ind w:firstLine="360"/>
+        <w:jc w:val="both"/>
+        <w:rPr>
+          <w:lang w:bidi="ar-EG"/>
+        </w:rPr>
+      </w:pPr>
+      <w:r>
+        <w:rPr>
+          <w:lang w:bidi="ar-EG"/>
+        </w:rPr>
+        <w:t xml:space="preserve">DTO’s </w:t>
+      </w:r>
+      <w:r>
+        <w:rPr>
+          <w:lang w:bidi="ar-EG"/>
+        </w:rPr>
+        <w:t>are used to transfer structured data between backend and frontend without directly exposing internal entity classes.</w:t>
+      </w:r>
+    </w:p>
+    <w:p>
+      <w:pPr>
+        <w:jc w:val="both"/>
+        <w:rPr>
+          <w:b/>
+          <w:bCs/>
+          <w:lang w:bidi="ar-EG"/>
+        </w:rPr>
+      </w:pPr>
+      <w:r>
+        <w:rPr>
+          <w:b/>
+          <w:bCs/>
+          <w:lang w:bidi="ar-EG"/>
+        </w:rPr>
+        <w:t>Exceptions</w:t>
+      </w:r>
+    </w:p>
+    <w:p>
+      <w:pPr>
+        <w:pStyle w:val="ListParagraph"/>
+        <w:numPr>
+          <w:ilvl w:val="0"/>
+          <w:numId w:val="9"/>
+        </w:numPr>
+        <w:jc w:val="both"/>
+        <w:rPr>
+          <w:lang w:bidi="ar-EG"/>
+        </w:rPr>
+      </w:pPr>
+      <w:proofErr w:type="spellStart"/>
+      <w:r>
+        <w:rPr>
+          <w:lang w:bidi="ar-EG"/>
+        </w:rPr>
+        <w:t>InsufficientBalanceException</w:t>
+      </w:r>
+      <w:proofErr w:type="spellEnd"/>
+    </w:p>
+    <w:p>
+      <w:pPr>
+        <w:pStyle w:val="ListParagraph"/>
+        <w:numPr>
+          <w:ilvl w:val="0"/>
+          <w:numId w:val="9"/>
+        </w:numPr>
+        <w:jc w:val="both"/>
+        <w:rPr>
+          <w:lang w:bidi="ar-EG"/>
+        </w:rPr>
+      </w:pPr>
+      <w:proofErr w:type="spellStart"/>
+      <w:r>
+        <w:rPr>
+          <w:lang w:bidi="ar-EG"/>
+        </w:rPr>
+        <w:t>ItemNotFoundException</w:t>
+      </w:r>
+      <w:proofErr w:type="spellEnd"/>
+    </w:p>
+    <w:p>
+      <w:pPr>
+        <w:pStyle w:val="ListParagraph"/>
+        <w:numPr>
+          <w:ilvl w:val="0"/>
+          <w:numId w:val="9"/>
+        </w:numPr>
+        <w:jc w:val="both"/>
+        <w:rPr>
+          <w:lang w:bidi="ar-EG"/>
+        </w:rPr>
+      </w:pPr>
+      <w:proofErr w:type="spellStart"/>
+      <w:r>
+        <w:rPr>
+          <w:lang w:bidi="ar-EG"/>
+        </w:rPr>
+        <w:t>UserNotFoundException</w:t>
+      </w:r>
+      <w:proofErr w:type="spellEnd"/>
+    </w:p>
+    <w:p>
+      <w:pPr>
+        <w:pStyle w:val="ListParagraph"/>
+        <w:numPr>
+          <w:ilvl w:val="0"/>
+          <w:numId w:val="9"/>
+        </w:numPr>
+        <w:jc w:val="both"/>
+        <w:rPr>
+          <w:lang w:bidi="ar-EG"/>
+        </w:rPr>
+      </w:pPr>
+      <w:proofErr w:type="spellStart"/>
+      <w:r>
+        <w:rPr>
+          <w:lang w:bidi="ar-EG"/>
+        </w:rPr>
+        <w:t>UnauthorizedActionException</w:t>
+      </w:r>
+      <w:proofErr w:type="spellEnd"/>
+    </w:p>
+    <w:p>
+      <w:pPr>
+        <w:ind w:firstLine="360"/>
+        <w:jc w:val="both"/>
+      </w:pPr>
+      <w:r>
+        <w:t>These custom exceptions provide clear and reusable error handling across the system.</w:t>
+      </w:r>
+    </w:p>
+    <w:p>
+      <w:r>
+        <w:br w:type="page"/>
+      </w:r>
+    </w:p>
+    <w:p>
+      <w:pPr>
+        <w:pStyle w:val="Heading2"/>
+      </w:pPr>
+      <w:r>
+        <w:lastRenderedPageBreak/>
+        <w:t>Benefits of this Architecture</w:t>
+      </w:r>
+    </w:p>
+    <w:p>
+      <w:pPr>
+        <w:ind w:firstLine="720"/>
+        <w:jc w:val="both"/>
+      </w:pPr>
+      <w:r>
+        <w:rPr>
+          <w:b/>
+          <w:bCs/>
+        </w:rPr>
+        <w:t>Security:</w:t>
+      </w:r>
+      <w:r>
+        <w:t xml:space="preserve"> The React frontend has no direct database access — all data flows through the application </w:t>
+      </w:r>
+      <w:r>
+        <w:t>tier’s-controlled</w:t>
+      </w:r>
+      <w:r>
+        <w:t xml:space="preserve"> REST interface, which acts as a mandatory gateway for authentication, authorization, and input validation. </w:t>
+      </w:r>
+    </w:p>
+    <w:p>
+      <w:pPr>
+        <w:ind w:firstLine="720"/>
+        <w:jc w:val="both"/>
+      </w:pPr>
+      <w:r>
+        <w:rPr>
+          <w:b/>
+          <w:bCs/>
+        </w:rPr>
+        <w:t>Testability:</w:t>
+      </w:r>
+      <w:r>
+        <w:t xml:space="preserve"> each tier and each internal layer can be tested in isolation</w:t>
+      </w:r>
+      <w:r>
+        <w:t>,</w:t>
+      </w:r>
+      <w:r>
+        <w:t xml:space="preserve"> allowing failures to be precisely located without ambiguity.</w:t>
+      </w:r>
+    </w:p>
+    <w:p>
+      <w:pPr>
+        <w:ind w:firstLine="720"/>
+        <w:jc w:val="both"/>
+      </w:pPr>
+      <w:r>
+        <w:rPr>
+          <w:b/>
+          <w:bCs/>
+        </w:rPr>
+        <w:t>Modularity</w:t>
+      </w:r>
+      <w:r>
+        <w:rPr>
+          <w:b/>
+          <w:bCs/>
+        </w:rPr>
+        <w:t>:</w:t>
+      </w:r>
+      <w:r>
+        <w:t xml:space="preserve"> </w:t>
+      </w:r>
+      <w:r>
+        <w:t>Separating the frontend, backend, and data layers makes the system easier to organize and understand. Within the backend, the layered structure further improves modularity.</w:t>
+      </w:r>
+    </w:p>
+    <w:p>
+      <w:pPr>
+        <w:ind w:firstLine="720"/>
+        <w:jc w:val="both"/>
+      </w:pPr>
+      <w:r>
+        <w:rPr>
+          <w:b/>
+          <w:bCs/>
+        </w:rPr>
+        <w:t>Maintainability</w:t>
+      </w:r>
+      <w:r>
+        <w:rPr>
+          <w:b/>
+          <w:bCs/>
+        </w:rPr>
+        <w:t>:</w:t>
+      </w:r>
+      <w:r>
+        <w:t xml:space="preserve"> </w:t>
+      </w:r>
+      <w:r>
+        <w:t>Controllers, services, and repositories each have a specific responsibility. This makes the code easier to maintain and extend as the system grows.</w:t>
+      </w:r>
+    </w:p>
+    <w:p>
+      <w:pPr>
+        <w:ind w:firstLine="720"/>
+        <w:jc w:val="both"/>
+      </w:pPr>
+      <w:r>
+        <w:rPr>
+          <w:b/>
+          <w:bCs/>
+        </w:rPr>
+        <w:t>Reusability</w:t>
+      </w:r>
+      <w:r>
+        <w:rPr>
+          <w:b/>
+          <w:bCs/>
+        </w:rPr>
+        <w:t>:</w:t>
+      </w:r>
+      <w:r>
+        <w:t xml:space="preserve"> </w:t>
+      </w:r>
+      <w:r>
+        <w:t>The shared models package allows common entities, DTOs, and exceptions to be reused across multiple modules without duplication.</w:t>
+      </w:r>
+    </w:p>
+    <w:p>
+      <w:pPr>
+        <w:ind w:firstLine="720"/>
+        <w:jc w:val="both"/>
+      </w:pPr>
+      <w:r>
+        <w:rPr>
+          <w:b/>
+          <w:bCs/>
+        </w:rPr>
+        <w:t>Scalability</w:t>
+      </w:r>
+      <w:r>
+        <w:rPr>
+          <w:b/>
+          <w:bCs/>
+        </w:rPr>
+        <w:t>:</w:t>
+      </w:r>
+      <w:r>
+        <w:t xml:space="preserve"> </w:t>
+      </w:r>
+      <w:proofErr w:type="spellStart"/>
+      <w:r>
+        <w:t>CockroachDB</w:t>
+      </w:r>
+      <w:proofErr w:type="spellEnd"/>
+      <w:r>
+        <w:t xml:space="preserve"> supports horizontal scaling and distributed storage, which makes the data layer more scalable than a traditional single-node database.</w:t>
+      </w:r>
+    </w:p>
+    <w:p>
+      <w:pPr>
+        <w:ind w:firstLine="720"/>
+        <w:jc w:val="both"/>
+      </w:pPr>
+      <w:r>
+        <w:rPr>
+          <w:b/>
+          <w:bCs/>
+        </w:rPr>
+        <w:t>Clarity</w:t>
+      </w:r>
+      <w:r>
+        <w:rPr>
+          <w:b/>
+          <w:bCs/>
+        </w:rPr>
+        <w:t>:</w:t>
+      </w:r>
+      <w:r>
+        <w:t xml:space="preserve"> </w:t>
+      </w:r>
+      <w:r>
+        <w:t xml:space="preserve">The architecture is straightforward: React handles presentation, Spring Boot handles application logic, and </w:t>
+      </w:r>
+      <w:proofErr w:type="spellStart"/>
+      <w:r>
+        <w:t>CockroachDB</w:t>
+      </w:r>
+      <w:proofErr w:type="spellEnd"/>
+      <w:r>
+        <w:t xml:space="preserve"> handles persistent distributed storage.</w:t>
+      </w:r>
+    </w:p>
+    <w:p>
+      <w:pPr>
+        <w:ind w:firstLine="720"/>
+        <w:jc w:val="both"/>
+      </w:pPr>
+      <w:r>
+        <w:rPr>
+          <w:b/>
+          <w:bCs/>
+        </w:rPr>
+        <w:t>Transparency:</w:t>
+      </w:r>
+      <w:r>
+        <w:t xml:space="preserve"> </w:t>
+      </w:r>
+      <w:r>
+        <w:t xml:space="preserve">The architecture </w:t>
+      </w:r>
+      <w:r>
+        <w:t>hides</w:t>
+      </w:r>
+      <w:r>
+        <w:t xml:space="preserve"> internal implementation complexity from users and higher-level components. For example, the frontend interacts with a unified REST interface without needing to know the details of backend layering or distributed database replication.</w:t>
+      </w:r>
     </w:p>
     <w:p>
       <w:pPr>
@@ -54,6 +932,119 @@
 <file path=word/numbering.xml><?xml version="1.0" encoding="utf-8"?>
 <w:numbering xmlns:wpc="http://schemas.microsoft.com/office/word/2010/wordprocessingCanvas" xmlns:cx="http://schemas.microsoft.com/office/drawing/2014/chartex" xmlns:cx1="http://schemas.microsoft.com/office/drawing/2015/9/8/chartex" xmlns:cx2="http://schemas.microsoft.com/office/drawing/2015/10/21/chartex" xmlns:cx3="http://schemas.microsoft.com/office/drawing/2016/5/9/chartex" xmlns:cx4="http://schemas.microsoft.com/office/drawing/2016/5/10/chartex" xmlns:cx5="http://schemas.microsoft.com/office/drawing/2016/5/11/chartex" xmlns:cx6="http://schemas.microsoft.com/office/drawing/2016/5/12/chartex" xmlns:cx7="http://schemas.microsoft.com/office/drawing/2016/5/13/chartex" xmlns:cx8="http://schemas.microsoft.com/office/drawing/2016/5/14/chartex" xmlns:mc="http://schemas.openxmlformats.org/markup-compatibility/2006" xmlns:aink="http://schemas.microsoft.com/office/drawing/2016/ink" xmlns:am3d="http://schemas.microsoft.com/office/drawing/2017/model3d" xmlns:o="urn:schemas-microsoft-com:office:office" xmlns:oel="http://schemas.microsoft.com/office/2019/extlst" xmlns:r="http://schemas.openxmlformats.org/officeDocument/2006/relationships" xmlns:m="http://schemas.openxmlformats.org/officeDocument/2006/math" xmlns:v="urn:schemas-microsoft-com:vml" xmlns:wp14="http://schemas.microsoft.com/office/word/2010/wordprocessingDrawing" xmlns:wp="http://schemas.openxmlformats.org/drawingml/2006/wordprocessingDrawing" xmlns:w10="urn:schemas-microsoft-com:office:word" xmlns:w="http://schemas.openxmlformats.org/wordprocessingml/2006/main" xmlns:w14="http://schemas.microsoft.com/office/word/2010/wordml" xmlns:w15="http://schemas.microsoft.com/office/word/2012/wordml" xmlns:w16cex="http://schemas.microsoft.com/office/word/2018/wordml/cex" xmlns:w16cid="http://schemas.microsoft.com/office/word/2016/wordml/cid" xmlns:w16="http://schemas.microsoft.com/office/word/2018/wordml" xmlns:w16du="http://schemas.microsoft.com/office/word/2023/wordml/word16du" xmlns:w16sdtdh="http://schemas.microsoft.com/office/word/2020/wordml/sdtdatahash" xmlns:w16se="http://schemas.microsoft.com/office/word/2015/wordml/symex" xmlns:wpg="http://schemas.microsoft.com/office/word/2010/wordprocessingGroup" xmlns:wpi="http://schemas.microsoft.com/office/word/2010/wordprocessingInk" xmlns:wne="http://schemas.microsoft.com/office/word/2006/wordml" xmlns:wps="http://schemas.microsoft.com/office/word/2010/wordprocessingShape" mc:Ignorable="w14 w15 w16se w16cid w16 w16cex w16sdtdh wp14">
   <w:abstractNum w:abstractNumId="0" w15:restartNumberingAfterBreak="0">
+    <w:nsid w:val="01C87830"/>
+    <w:multiLevelType w:val="hybridMultilevel"/>
+    <w:tmpl w:val="38068DE2"/>
+    <w:lvl w:ilvl="0" w:tplc="04090001">
+      <w:start w:val="1"/>
+      <w:numFmt w:val="bullet"/>
+      <w:lvlText w:val=""/>
+      <w:lvlJc w:val="left"/>
+      <w:pPr>
+        <w:ind w:left="720" w:hanging="360"/>
+      </w:pPr>
+      <w:rPr>
+        <w:rFonts w:ascii="Symbol" w:hAnsi="Symbol" w:hint="default"/>
+      </w:rPr>
+    </w:lvl>
+    <w:lvl w:ilvl="1" w:tplc="04090003" w:tentative="1">
+      <w:start w:val="1"/>
+      <w:numFmt w:val="bullet"/>
+      <w:lvlText w:val="o"/>
+      <w:lvlJc w:val="left"/>
+      <w:pPr>
+        <w:ind w:left="1440" w:hanging="360"/>
+      </w:pPr>
+      <w:rPr>
+        <w:rFonts w:ascii="Courier New" w:hAnsi="Courier New" w:cs="Courier New" w:hint="default"/>
+      </w:rPr>
+    </w:lvl>
+    <w:lvl w:ilvl="2" w:tplc="04090005" w:tentative="1">
+      <w:start w:val="1"/>
+      <w:numFmt w:val="bullet"/>
+      <w:lvlText w:val=""/>
+      <w:lvlJc w:val="left"/>
+      <w:pPr>
+        <w:ind w:left="2160" w:hanging="360"/>
+      </w:pPr>
+      <w:rPr>
+        <w:rFonts w:ascii="Wingdings" w:hAnsi="Wingdings" w:hint="default"/>
+      </w:rPr>
+    </w:lvl>
+    <w:lvl w:ilvl="3" w:tplc="04090001" w:tentative="1">
+      <w:start w:val="1"/>
+      <w:numFmt w:val="bullet"/>
+      <w:lvlText w:val=""/>
+      <w:lvlJc w:val="left"/>
+      <w:pPr>
+        <w:ind w:left="2880" w:hanging="360"/>
+      </w:pPr>
+      <w:rPr>
+        <w:rFonts w:ascii="Symbol" w:hAnsi="Symbol" w:hint="default"/>
+      </w:rPr>
+    </w:lvl>
+    <w:lvl w:ilvl="4" w:tplc="04090003" w:tentative="1">
+      <w:start w:val="1"/>
+      <w:numFmt w:val="bullet"/>
+      <w:lvlText w:val="o"/>
+      <w:lvlJc w:val="left"/>
+      <w:pPr>
+        <w:ind w:left="3600" w:hanging="360"/>
+      </w:pPr>
+      <w:rPr>
+        <w:rFonts w:ascii="Courier New" w:hAnsi="Courier New" w:cs="Courier New" w:hint="default"/>
+      </w:rPr>
+    </w:lvl>
+    <w:lvl w:ilvl="5" w:tplc="04090005" w:tentative="1">
+      <w:start w:val="1"/>
+      <w:numFmt w:val="bullet"/>
+      <w:lvlText w:val=""/>
+      <w:lvlJc w:val="left"/>
+      <w:pPr>
+        <w:ind w:left="4320" w:hanging="360"/>
+      </w:pPr>
+      <w:rPr>
+        <w:rFonts w:ascii="Wingdings" w:hAnsi="Wingdings" w:hint="default"/>
+      </w:rPr>
+    </w:lvl>
+    <w:lvl w:ilvl="6" w:tplc="04090001" w:tentative="1">
+      <w:start w:val="1"/>
+      <w:numFmt w:val="bullet"/>
+      <w:lvlText w:val=""/>
+      <w:lvlJc w:val="left"/>
+      <w:pPr>
+        <w:ind w:left="5040" w:hanging="360"/>
+      </w:pPr>
+      <w:rPr>
+        <w:rFonts w:ascii="Symbol" w:hAnsi="Symbol" w:hint="default"/>
+      </w:rPr>
+    </w:lvl>
+    <w:lvl w:ilvl="7" w:tplc="04090003" w:tentative="1">
+      <w:start w:val="1"/>
+      <w:numFmt w:val="bullet"/>
+      <w:lvlText w:val="o"/>
+      <w:lvlJc w:val="left"/>
+      <w:pPr>
+        <w:ind w:left="5760" w:hanging="360"/>
+      </w:pPr>
+      <w:rPr>
+        <w:rFonts w:ascii="Courier New" w:hAnsi="Courier New" w:cs="Courier New" w:hint="default"/>
+      </w:rPr>
+    </w:lvl>
+    <w:lvl w:ilvl="8" w:tplc="04090005" w:tentative="1">
+      <w:start w:val="1"/>
+      <w:numFmt w:val="bullet"/>
+      <w:lvlText w:val=""/>
+      <w:lvlJc w:val="left"/>
+      <w:pPr>
+        <w:ind w:left="6480" w:hanging="360"/>
+      </w:pPr>
+      <w:rPr>
+        <w:rFonts w:ascii="Wingdings" w:hAnsi="Wingdings" w:hint="default"/>
+      </w:rPr>
+    </w:lvl>
+  </w:abstractNum>
+  <w:abstractNum w:abstractNumId="1" w15:restartNumberingAfterBreak="0">
     <w:nsid w:val="07D81549"/>
     <w:multiLevelType w:val="hybridMultilevel"/>
     <w:tmpl w:val="0B9A9498"/>
@@ -166,7 +1157,120 @@
       </w:rPr>
     </w:lvl>
   </w:abstractNum>
-  <w:abstractNum w:abstractNumId="1" w15:restartNumberingAfterBreak="0">
+  <w:abstractNum w:abstractNumId="2" w15:restartNumberingAfterBreak="0">
+    <w:nsid w:val="10D316DA"/>
+    <w:multiLevelType w:val="hybridMultilevel"/>
+    <w:tmpl w:val="B9801AE0"/>
+    <w:lvl w:ilvl="0" w:tplc="04090001">
+      <w:start w:val="1"/>
+      <w:numFmt w:val="bullet"/>
+      <w:lvlText w:val=""/>
+      <w:lvlJc w:val="left"/>
+      <w:pPr>
+        <w:ind w:left="720" w:hanging="360"/>
+      </w:pPr>
+      <w:rPr>
+        <w:rFonts w:ascii="Symbol" w:hAnsi="Symbol" w:hint="default"/>
+      </w:rPr>
+    </w:lvl>
+    <w:lvl w:ilvl="1" w:tplc="04090003" w:tentative="1">
+      <w:start w:val="1"/>
+      <w:numFmt w:val="bullet"/>
+      <w:lvlText w:val="o"/>
+      <w:lvlJc w:val="left"/>
+      <w:pPr>
+        <w:ind w:left="1440" w:hanging="360"/>
+      </w:pPr>
+      <w:rPr>
+        <w:rFonts w:ascii="Courier New" w:hAnsi="Courier New" w:cs="Courier New" w:hint="default"/>
+      </w:rPr>
+    </w:lvl>
+    <w:lvl w:ilvl="2" w:tplc="04090005" w:tentative="1">
+      <w:start w:val="1"/>
+      <w:numFmt w:val="bullet"/>
+      <w:lvlText w:val=""/>
+      <w:lvlJc w:val="left"/>
+      <w:pPr>
+        <w:ind w:left="2160" w:hanging="360"/>
+      </w:pPr>
+      <w:rPr>
+        <w:rFonts w:ascii="Wingdings" w:hAnsi="Wingdings" w:hint="default"/>
+      </w:rPr>
+    </w:lvl>
+    <w:lvl w:ilvl="3" w:tplc="04090001" w:tentative="1">
+      <w:start w:val="1"/>
+      <w:numFmt w:val="bullet"/>
+      <w:lvlText w:val=""/>
+      <w:lvlJc w:val="left"/>
+      <w:pPr>
+        <w:ind w:left="2880" w:hanging="360"/>
+      </w:pPr>
+      <w:rPr>
+        <w:rFonts w:ascii="Symbol" w:hAnsi="Symbol" w:hint="default"/>
+      </w:rPr>
+    </w:lvl>
+    <w:lvl w:ilvl="4" w:tplc="04090003" w:tentative="1">
+      <w:start w:val="1"/>
+      <w:numFmt w:val="bullet"/>
+      <w:lvlText w:val="o"/>
+      <w:lvlJc w:val="left"/>
+      <w:pPr>
+        <w:ind w:left="3600" w:hanging="360"/>
+      </w:pPr>
+      <w:rPr>
+        <w:rFonts w:ascii="Courier New" w:hAnsi="Courier New" w:cs="Courier New" w:hint="default"/>
+      </w:rPr>
+    </w:lvl>
+    <w:lvl w:ilvl="5" w:tplc="04090005" w:tentative="1">
+      <w:start w:val="1"/>
+      <w:numFmt w:val="bullet"/>
+      <w:lvlText w:val=""/>
+      <w:lvlJc w:val="left"/>
+      <w:pPr>
+        <w:ind w:left="4320" w:hanging="360"/>
+      </w:pPr>
+      <w:rPr>
+        <w:rFonts w:ascii="Wingdings" w:hAnsi="Wingdings" w:hint="default"/>
+      </w:rPr>
+    </w:lvl>
+    <w:lvl w:ilvl="6" w:tplc="04090001" w:tentative="1">
+      <w:start w:val="1"/>
+      <w:numFmt w:val="bullet"/>
+      <w:lvlText w:val=""/>
+      <w:lvlJc w:val="left"/>
+      <w:pPr>
+        <w:ind w:left="5040" w:hanging="360"/>
+      </w:pPr>
+      <w:rPr>
+        <w:rFonts w:ascii="Symbol" w:hAnsi="Symbol" w:hint="default"/>
+      </w:rPr>
+    </w:lvl>
+    <w:lvl w:ilvl="7" w:tplc="04090003" w:tentative="1">
+      <w:start w:val="1"/>
+      <w:numFmt w:val="bullet"/>
+      <w:lvlText w:val="o"/>
+      <w:lvlJc w:val="left"/>
+      <w:pPr>
+        <w:ind w:left="5760" w:hanging="360"/>
+      </w:pPr>
+      <w:rPr>
+        <w:rFonts w:ascii="Courier New" w:hAnsi="Courier New" w:cs="Courier New" w:hint="default"/>
+      </w:rPr>
+    </w:lvl>
+    <w:lvl w:ilvl="8" w:tplc="04090005" w:tentative="1">
+      <w:start w:val="1"/>
+      <w:numFmt w:val="bullet"/>
+      <w:lvlText w:val=""/>
+      <w:lvlJc w:val="left"/>
+      <w:pPr>
+        <w:ind w:left="6480" w:hanging="360"/>
+      </w:pPr>
+      <w:rPr>
+        <w:rFonts w:ascii="Wingdings" w:hAnsi="Wingdings" w:hint="default"/>
+      </w:rPr>
+    </w:lvl>
+  </w:abstractNum>
+  <w:abstractNum w:abstractNumId="3" w15:restartNumberingAfterBreak="0">
     <w:nsid w:val="176C3E1D"/>
     <w:multiLevelType w:val="hybridMultilevel"/>
     <w:tmpl w:val="383E1A2A"/>
@@ -279,7 +1383,119 @@
       </w:rPr>
     </w:lvl>
   </w:abstractNum>
-  <w:abstractNum w:abstractNumId="2" w15:restartNumberingAfterBreak="0">
+  <w:abstractNum w:abstractNumId="4" w15:restartNumberingAfterBreak="0">
+    <w:nsid w:val="1D045FC3"/>
+    <w:multiLevelType w:val="hybridMultilevel"/>
+    <w:tmpl w:val="27069F82"/>
+    <w:lvl w:ilvl="0" w:tplc="7B96A548">
+      <w:numFmt w:val="bullet"/>
+      <w:lvlText w:val="-"/>
+      <w:lvlJc w:val="left"/>
+      <w:pPr>
+        <w:ind w:left="720" w:hanging="360"/>
+      </w:pPr>
+      <w:rPr>
+        <w:rFonts w:ascii="Calibri" w:eastAsiaTheme="minorHAnsi" w:hAnsi="Calibri" w:cs="Calibri" w:hint="default"/>
+      </w:rPr>
+    </w:lvl>
+    <w:lvl w:ilvl="1" w:tplc="04090003" w:tentative="1">
+      <w:start w:val="1"/>
+      <w:numFmt w:val="bullet"/>
+      <w:lvlText w:val="o"/>
+      <w:lvlJc w:val="left"/>
+      <w:pPr>
+        <w:ind w:left="1440" w:hanging="360"/>
+      </w:pPr>
+      <w:rPr>
+        <w:rFonts w:ascii="Courier New" w:hAnsi="Courier New" w:cs="Courier New" w:hint="default"/>
+      </w:rPr>
+    </w:lvl>
+    <w:lvl w:ilvl="2" w:tplc="04090005" w:tentative="1">
+      <w:start w:val="1"/>
+      <w:numFmt w:val="bullet"/>
+      <w:lvlText w:val=""/>
+      <w:lvlJc w:val="left"/>
+      <w:pPr>
+        <w:ind w:left="2160" w:hanging="360"/>
+      </w:pPr>
+      <w:rPr>
+        <w:rFonts w:ascii="Wingdings" w:hAnsi="Wingdings" w:hint="default"/>
+      </w:rPr>
+    </w:lvl>
+    <w:lvl w:ilvl="3" w:tplc="04090001" w:tentative="1">
+      <w:start w:val="1"/>
+      <w:numFmt w:val="bullet"/>
+      <w:lvlText w:val=""/>
+      <w:lvlJc w:val="left"/>
+      <w:pPr>
+        <w:ind w:left="2880" w:hanging="360"/>
+      </w:pPr>
+      <w:rPr>
+        <w:rFonts w:ascii="Symbol" w:hAnsi="Symbol" w:hint="default"/>
+      </w:rPr>
+    </w:lvl>
+    <w:lvl w:ilvl="4" w:tplc="04090003" w:tentative="1">
+      <w:start w:val="1"/>
+      <w:numFmt w:val="bullet"/>
+      <w:lvlText w:val="o"/>
+      <w:lvlJc w:val="left"/>
+      <w:pPr>
+        <w:ind w:left="3600" w:hanging="360"/>
+      </w:pPr>
+      <w:rPr>
+        <w:rFonts w:ascii="Courier New" w:hAnsi="Courier New" w:cs="Courier New" w:hint="default"/>
+      </w:rPr>
+    </w:lvl>
+    <w:lvl w:ilvl="5" w:tplc="04090005" w:tentative="1">
+      <w:start w:val="1"/>
+      <w:numFmt w:val="bullet"/>
+      <w:lvlText w:val=""/>
+      <w:lvlJc w:val="left"/>
+      <w:pPr>
+        <w:ind w:left="4320" w:hanging="360"/>
+      </w:pPr>
+      <w:rPr>
+        <w:rFonts w:ascii="Wingdings" w:hAnsi="Wingdings" w:hint="default"/>
+      </w:rPr>
+    </w:lvl>
+    <w:lvl w:ilvl="6" w:tplc="04090001" w:tentative="1">
+      <w:start w:val="1"/>
+      <w:numFmt w:val="bullet"/>
+      <w:lvlText w:val=""/>
+      <w:lvlJc w:val="left"/>
+      <w:pPr>
+        <w:ind w:left="5040" w:hanging="360"/>
+      </w:pPr>
+      <w:rPr>
+        <w:rFonts w:ascii="Symbol" w:hAnsi="Symbol" w:hint="default"/>
+      </w:rPr>
+    </w:lvl>
+    <w:lvl w:ilvl="7" w:tplc="04090003" w:tentative="1">
+      <w:start w:val="1"/>
+      <w:numFmt w:val="bullet"/>
+      <w:lvlText w:val="o"/>
+      <w:lvlJc w:val="left"/>
+      <w:pPr>
+        <w:ind w:left="5760" w:hanging="360"/>
+      </w:pPr>
+      <w:rPr>
+        <w:rFonts w:ascii="Courier New" w:hAnsi="Courier New" w:cs="Courier New" w:hint="default"/>
+      </w:rPr>
+    </w:lvl>
+    <w:lvl w:ilvl="8" w:tplc="04090005" w:tentative="1">
+      <w:start w:val="1"/>
+      <w:numFmt w:val="bullet"/>
+      <w:lvlText w:val=""/>
+      <w:lvlJc w:val="left"/>
+      <w:pPr>
+        <w:ind w:left="6480" w:hanging="360"/>
+      </w:pPr>
+      <w:rPr>
+        <w:rFonts w:ascii="Wingdings" w:hAnsi="Wingdings" w:hint="default"/>
+      </w:rPr>
+    </w:lvl>
+  </w:abstractNum>
+  <w:abstractNum w:abstractNumId="5" w15:restartNumberingAfterBreak="0">
     <w:nsid w:val="30612595"/>
     <w:multiLevelType w:val="hybridMultilevel"/>
     <w:tmpl w:val="DD7435CA"/>
@@ -365,7 +1581,120 @@
       </w:pPr>
     </w:lvl>
   </w:abstractNum>
-  <w:abstractNum w:abstractNumId="3" w15:restartNumberingAfterBreak="0">
+  <w:abstractNum w:abstractNumId="6" w15:restartNumberingAfterBreak="0">
+    <w:nsid w:val="36F92FB9"/>
+    <w:multiLevelType w:val="hybridMultilevel"/>
+    <w:tmpl w:val="F176C1B6"/>
+    <w:lvl w:ilvl="0" w:tplc="04090001">
+      <w:start w:val="1"/>
+      <w:numFmt w:val="bullet"/>
+      <w:lvlText w:val=""/>
+      <w:lvlJc w:val="left"/>
+      <w:pPr>
+        <w:ind w:left="720" w:hanging="360"/>
+      </w:pPr>
+      <w:rPr>
+        <w:rFonts w:ascii="Symbol" w:hAnsi="Symbol" w:hint="default"/>
+      </w:rPr>
+    </w:lvl>
+    <w:lvl w:ilvl="1" w:tplc="04090003" w:tentative="1">
+      <w:start w:val="1"/>
+      <w:numFmt w:val="bullet"/>
+      <w:lvlText w:val="o"/>
+      <w:lvlJc w:val="left"/>
+      <w:pPr>
+        <w:ind w:left="1440" w:hanging="360"/>
+      </w:pPr>
+      <w:rPr>
+        <w:rFonts w:ascii="Courier New" w:hAnsi="Courier New" w:cs="Courier New" w:hint="default"/>
+      </w:rPr>
+    </w:lvl>
+    <w:lvl w:ilvl="2" w:tplc="04090005" w:tentative="1">
+      <w:start w:val="1"/>
+      <w:numFmt w:val="bullet"/>
+      <w:lvlText w:val=""/>
+      <w:lvlJc w:val="left"/>
+      <w:pPr>
+        <w:ind w:left="2160" w:hanging="360"/>
+      </w:pPr>
+      <w:rPr>
+        <w:rFonts w:ascii="Wingdings" w:hAnsi="Wingdings" w:hint="default"/>
+      </w:rPr>
+    </w:lvl>
+    <w:lvl w:ilvl="3" w:tplc="04090001" w:tentative="1">
+      <w:start w:val="1"/>
+      <w:numFmt w:val="bullet"/>
+      <w:lvlText w:val=""/>
+      <w:lvlJc w:val="left"/>
+      <w:pPr>
+        <w:ind w:left="2880" w:hanging="360"/>
+      </w:pPr>
+      <w:rPr>
+        <w:rFonts w:ascii="Symbol" w:hAnsi="Symbol" w:hint="default"/>
+      </w:rPr>
+    </w:lvl>
+    <w:lvl w:ilvl="4" w:tplc="04090003" w:tentative="1">
+      <w:start w:val="1"/>
+      <w:numFmt w:val="bullet"/>
+      <w:lvlText w:val="o"/>
+      <w:lvlJc w:val="left"/>
+      <w:pPr>
+        <w:ind w:left="3600" w:hanging="360"/>
+      </w:pPr>
+      <w:rPr>
+        <w:rFonts w:ascii="Courier New" w:hAnsi="Courier New" w:cs="Courier New" w:hint="default"/>
+      </w:rPr>
+    </w:lvl>
+    <w:lvl w:ilvl="5" w:tplc="04090005" w:tentative="1">
+      <w:start w:val="1"/>
+      <w:numFmt w:val="bullet"/>
+      <w:lvlText w:val=""/>
+      <w:lvlJc w:val="left"/>
+      <w:pPr>
+        <w:ind w:left="4320" w:hanging="360"/>
+      </w:pPr>
+      <w:rPr>
+        <w:rFonts w:ascii="Wingdings" w:hAnsi="Wingdings" w:hint="default"/>
+      </w:rPr>
+    </w:lvl>
+    <w:lvl w:ilvl="6" w:tplc="04090001" w:tentative="1">
+      <w:start w:val="1"/>
+      <w:numFmt w:val="bullet"/>
+      <w:lvlText w:val=""/>
+      <w:lvlJc w:val="left"/>
+      <w:pPr>
+        <w:ind w:left="5040" w:hanging="360"/>
+      </w:pPr>
+      <w:rPr>
+        <w:rFonts w:ascii="Symbol" w:hAnsi="Symbol" w:hint="default"/>
+      </w:rPr>
+    </w:lvl>
+    <w:lvl w:ilvl="7" w:tplc="04090003" w:tentative="1">
+      <w:start w:val="1"/>
+      <w:numFmt w:val="bullet"/>
+      <w:lvlText w:val="o"/>
+      <w:lvlJc w:val="left"/>
+      <w:pPr>
+        <w:ind w:left="5760" w:hanging="360"/>
+      </w:pPr>
+      <w:rPr>
+        <w:rFonts w:ascii="Courier New" w:hAnsi="Courier New" w:cs="Courier New" w:hint="default"/>
+      </w:rPr>
+    </w:lvl>
+    <w:lvl w:ilvl="8" w:tplc="04090005" w:tentative="1">
+      <w:start w:val="1"/>
+      <w:numFmt w:val="bullet"/>
+      <w:lvlText w:val=""/>
+      <w:lvlJc w:val="left"/>
+      <w:pPr>
+        <w:ind w:left="6480" w:hanging="360"/>
+      </w:pPr>
+      <w:rPr>
+        <w:rFonts w:ascii="Wingdings" w:hAnsi="Wingdings" w:hint="default"/>
+      </w:rPr>
+    </w:lvl>
+  </w:abstractNum>
+  <w:abstractNum w:abstractNumId="7" w15:restartNumberingAfterBreak="0">
     <w:nsid w:val="4C3E32FD"/>
     <w:multiLevelType w:val="hybridMultilevel"/>
     <w:tmpl w:val="50DC98FE"/>
@@ -451,7 +1780,7 @@
       </w:pPr>
     </w:lvl>
   </w:abstractNum>
-  <w:abstractNum w:abstractNumId="4" w15:restartNumberingAfterBreak="0">
+  <w:abstractNum w:abstractNumId="8" w15:restartNumberingAfterBreak="0">
     <w:nsid w:val="770A7D0A"/>
     <w:multiLevelType w:val="hybridMultilevel"/>
     <w:tmpl w:val="7E7E23B6"/>
@@ -541,19 +1870,31 @@
     </w:lvl>
   </w:abstractNum>
   <w:num w:numId="1" w16cid:durableId="859702735">
+    <w:abstractNumId w:val="3"/>
+  </w:num>
+  <w:num w:numId="2" w16cid:durableId="908269177">
+    <w:abstractNumId w:val="7"/>
+  </w:num>
+  <w:num w:numId="3" w16cid:durableId="598680261">
     <w:abstractNumId w:val="1"/>
   </w:num>
-  <w:num w:numId="2" w16cid:durableId="908269177">
-    <w:abstractNumId w:val="3"/>
+  <w:num w:numId="4" w16cid:durableId="2022197433">
+    <w:abstractNumId w:val="5"/>
   </w:num>
-  <w:num w:numId="3" w16cid:durableId="598680261">
-    <w:abstractNumId w:val="0"/>
+  <w:num w:numId="5" w16cid:durableId="402488303">
+    <w:abstractNumId w:val="8"/>
   </w:num>
-  <w:num w:numId="4" w16cid:durableId="2022197433">
+  <w:num w:numId="6" w16cid:durableId="1990281292">
+    <w:abstractNumId w:val="4"/>
+  </w:num>
+  <w:num w:numId="7" w16cid:durableId="963845816">
+    <w:abstractNumId w:val="6"/>
+  </w:num>
+  <w:num w:numId="8" w16cid:durableId="1028337620">
     <w:abstractNumId w:val="2"/>
   </w:num>
-  <w:num w:numId="5" w16cid:durableId="402488303">
-    <w:abstractNumId w:val="4"/>
+  <w:num w:numId="9" w16cid:durableId="152378062">
+    <w:abstractNumId w:val="0"/>
   </w:num>
 </w:numbering>
 </file>
@@ -1029,6 +2370,29 @@
       <w:szCs w:val="24"/>
     </w:rPr>
   </w:style>
+  <w:style w:type="paragraph" w:styleId="Heading4">
+    <w:name w:val="heading 4"/>
+    <w:basedOn w:val="Normal"/>
+    <w:next w:val="Normal"/>
+    <w:link w:val="Heading4Char"/>
+    <w:uiPriority w:val="9"/>
+    <w:semiHidden/>
+    <w:unhideWhenUsed/>
+    <w:qFormat/>
+    <w:rsid w:val="009D50F5"/>
+    <w:pPr>
+      <w:keepNext/>
+      <w:keepLines/>
+      <w:spacing w:before="40" w:after="0"/>
+      <w:outlineLvl w:val="3"/>
+    </w:pPr>
+    <w:rPr>
+      <w:rFonts w:asciiTheme="majorHAnsi" w:eastAsiaTheme="majorEastAsia" w:hAnsiTheme="majorHAnsi" w:cstheme="majorBidi"/>
+      <w:i/>
+      <w:iCs/>
+      <w:color w:val="2F5496" w:themeColor="accent1" w:themeShade="BF"/>
+    </w:rPr>
+  </w:style>
   <w:style w:type="character" w:default="1" w:styleId="DefaultParagraphFont">
     <w:name w:val="Default Paragraph Font"/>
     <w:uiPriority w:val="1"/>
@@ -1147,6 +2511,22 @@
       <w:rFonts w:ascii="Consolas" w:hAnsi="Consolas" w:cs="Calibri"/>
       <w:sz w:val="20"/>
       <w:szCs w:val="20"/>
+    </w:rPr>
+  </w:style>
+  <w:style w:type="character" w:customStyle="1" w:styleId="Heading4Char">
+    <w:name w:val="Heading 4 Char"/>
+    <w:basedOn w:val="DefaultParagraphFont"/>
+    <w:link w:val="Heading4"/>
+    <w:uiPriority w:val="9"/>
+    <w:semiHidden/>
+    <w:rsid w:val="009D50F5"/>
+    <w:rPr>
+      <w:rFonts w:asciiTheme="majorHAnsi" w:eastAsiaTheme="majorEastAsia" w:hAnsiTheme="majorHAnsi" w:cstheme="majorBidi"/>
+      <w:i/>
+      <w:iCs/>
+      <w:color w:val="2F5496" w:themeColor="accent1" w:themeShade="BF"/>
+      <w:sz w:val="24"/>
+      <w:szCs w:val="28"/>
     </w:rPr>
   </w:style>
 </w:styles>

--- a/docs/Report/System Architecture.docx
+++ b/docs/Report/System Architecture.docx
@@ -276,11 +276,145 @@
       </w:pPr>
       <w:r>
         <w:lastRenderedPageBreak/>
-        <w:t>REST Features</w:t>
-      </w:r>
-    </w:p>
-    <w:p/>
-    <w:p/>
+        <w:t xml:space="preserve">Three Features using </w:t>
+      </w:r>
+      <w:proofErr w:type="gramStart"/>
+      <w:r>
+        <w:t>REST</w:t>
+      </w:r>
+      <w:proofErr w:type="gramEnd"/>
+    </w:p>
+    <w:p>
+      <w:pPr>
+        <w:ind w:firstLine="720"/>
+        <w:jc w:val="both"/>
+      </w:pPr>
+      <w:r>
+        <w:t xml:space="preserve">Register was chosen because it is the entry point of the entire </w:t>
+      </w:r>
+      <w:r>
+        <w:t>system, and e</w:t>
+      </w:r>
+      <w:r>
+        <w:t xml:space="preserve">very other feature depends on having an account. It demonstrates a complete web service </w:t>
+      </w:r>
+      <w:r>
+        <w:t>cycle:</w:t>
+      </w:r>
+      <w:r>
+        <w:t xml:space="preserve"> receiving, validating, </w:t>
+      </w:r>
+      <w:r>
+        <w:t xml:space="preserve">and </w:t>
+      </w:r>
+      <w:r>
+        <w:t xml:space="preserve">processing </w:t>
+      </w:r>
+      <w:r>
+        <w:t>input</w:t>
+      </w:r>
+      <w:r>
+        <w:t xml:space="preserve">, </w:t>
+      </w:r>
+      <w:r>
+        <w:t xml:space="preserve">then </w:t>
+      </w:r>
+      <w:r>
+        <w:t>returning a structured response. It requires no prior state or authentication making it the simplest possible standalone service.</w:t>
+      </w:r>
+    </w:p>
+    <w:p>
+      <w:pPr>
+        <w:ind w:firstLine="720"/>
+        <w:jc w:val="both"/>
+      </w:pPr>
+      <w:r>
+        <w:t xml:space="preserve">Login was chosen because it demonstrates token-based authentication which is a core distributed systems concept directly relevant to </w:t>
+      </w:r>
+      <w:r>
+        <w:t>the system</w:t>
+      </w:r>
+      <w:r>
+        <w:t>. It shows how stateless authentication works across a distributed system</w:t>
+      </w:r>
+      <w:r>
+        <w:t>;</w:t>
+      </w:r>
+      <w:r>
+        <w:t xml:space="preserve"> the server issues a token and never needs to store session state, which is fundamental to scalability.</w:t>
+      </w:r>
+    </w:p>
+    <w:p>
+      <w:pPr>
+        <w:ind w:firstLine="720"/>
+        <w:jc w:val="both"/>
+      </w:pPr>
+      <w:r>
+        <w:t>Deposit was chosen because it demonstrates a transactional web service</w:t>
+      </w:r>
+      <w:r>
+        <w:t xml:space="preserve"> which</w:t>
+      </w:r>
+      <w:r>
+        <w:t xml:space="preserve"> validates authorization via JWT, performs a state-changing operation on the database, records an audit trail in the transactions table, and returns a confirmation. This covers more web service concepts than a simple read operation would and directly shows distributed database consistency</w:t>
+      </w:r>
+      <w:r>
+        <w:t>.</w:t>
+      </w:r>
+    </w:p>
+    <w:p>
+      <w:pPr>
+        <w:pStyle w:val="Heading3"/>
+        <w:jc w:val="both"/>
+      </w:pPr>
+      <w:r>
+        <w:t>REST Implementation</w:t>
+      </w:r>
+    </w:p>
+    <w:p>
+      <w:pPr>
+        <w:ind w:firstLine="720"/>
+        <w:jc w:val="both"/>
+      </w:pPr>
+      <w:r>
+        <w:t xml:space="preserve">The three features would be implemented using REST. </w:t>
+      </w:r>
+      <w:r>
+        <w:t>Spring Boot provides native REST support via @RestController</w:t>
+      </w:r>
+      <w:r>
+        <w:t xml:space="preserve"> as REST is built on standard HTTP. Every endpoint written is automatically a REST web service requiring minimal configuration. Data is exchanged in </w:t>
+      </w:r>
+      <w:proofErr w:type="gramStart"/>
+      <w:r>
+        <w:t>JSON</w:t>
+      </w:r>
+      <w:proofErr w:type="gramEnd"/>
+      <w:r>
+        <w:t xml:space="preserve"> which is lightweight, human readable, and integrates directly with the React frontend without any transformation.</w:t>
+      </w:r>
+    </w:p>
+    <w:p>
+      <w:pPr>
+        <w:ind w:firstLine="720"/>
+        <w:jc w:val="both"/>
+      </w:pPr>
+      <w:r>
+        <w:t>SOAP was considered but rejected</w:t>
+      </w:r>
+      <w:r>
+        <w:t xml:space="preserve"> because it requires Spring-WS as a separate dependency, a WSDL file describing every operation, XML schemas for every request and response, and a completely different controller model. Every request and response are wrapped in a heavy XML envelope, and the React frontend cannot consume SOAP directly without an additional translation layer. This adds complexity that is not justified given that SOAP’s strengths are not required.</w:t>
+      </w:r>
+    </w:p>
+    <w:p>
+      <w:pPr>
+        <w:rPr>
+          <w:rFonts w:hint="cs"/>
+          <w:rtl/>
+          <w:lang w:bidi="ar-EG"/>
+        </w:rPr>
+      </w:pPr>
+    </w:p>
     <w:p>
       <w:r>
         <w:br w:type="page"/>
@@ -325,13 +459,7 @@
         <w:rPr>
           <w:lang w:bidi="ar-EG"/>
         </w:rPr>
-        <w:t>They</w:t>
-      </w:r>
-      <w:r>
-        <w:rPr>
-          <w:lang w:bidi="ar-EG"/>
-        </w:rPr>
-        <w:t xml:space="preserve"> represent the core business objects stored in the database.</w:t>
+        <w:t>They represent the core business objects stored in the database.</w:t>
       </w:r>
     </w:p>
     <w:p>
@@ -707,13 +835,7 @@
         <w:t>Security:</w:t>
       </w:r>
       <w:r>
-        <w:t xml:space="preserve"> The React frontend has no direct database access — all data flows through the application </w:t>
-      </w:r>
-      <w:r>
-        <w:t>tier’s-controlled</w:t>
-      </w:r>
-      <w:r>
-        <w:t xml:space="preserve"> REST interface, which acts as a mandatory gateway for authentication, authorization, and input validation. </w:t>
+        <w:t xml:space="preserve"> The React frontend has no direct database access — all data flows through the application tier’s-controlled REST interface, which acts as a mandatory gateway for authentication, authorization, and input validation. </w:t>
       </w:r>
     </w:p>
     <w:p>
@@ -748,20 +870,26 @@
           <w:b/>
           <w:bCs/>
         </w:rPr>
-        <w:t>Modularity</w:t>
-      </w:r>
+        <w:t>Modularity:</w:t>
+      </w:r>
+      <w:r>
+        <w:t xml:space="preserve"> Separating the frontend, backend, and data layers makes the system easier to organize and understand. Within the backend, the layered structure further improves modularity.</w:t>
+      </w:r>
+    </w:p>
+    <w:p>
+      <w:pPr>
+        <w:ind w:firstLine="720"/>
+        <w:jc w:val="both"/>
+      </w:pPr>
       <w:r>
         <w:rPr>
           <w:b/>
           <w:bCs/>
         </w:rPr>
-        <w:t>:</w:t>
-      </w:r>
-      <w:r>
-        <w:t xml:space="preserve"> </w:t>
-      </w:r>
-      <w:r>
-        <w:t>Separating the frontend, backend, and data layers makes the system easier to organize and understand. Within the backend, the layered structure further improves modularity.</w:t>
+        <w:t>Maintainability:</w:t>
+      </w:r>
+      <w:r>
+        <w:t xml:space="preserve"> Controllers, services, and repositories each have a specific responsibility. This makes the code easier to maintain and extend as the system grows.</w:t>
       </w:r>
     </w:p>
     <w:p>
@@ -774,20 +902,34 @@
           <w:b/>
           <w:bCs/>
         </w:rPr>
-        <w:t>Maintainability</w:t>
-      </w:r>
+        <w:t>Reusability:</w:t>
+      </w:r>
+      <w:r>
+        <w:t xml:space="preserve"> The shared models package allows common entities, DTOs, and exceptions to be reused across multiple modules without duplication.</w:t>
+      </w:r>
+    </w:p>
+    <w:p>
+      <w:pPr>
+        <w:ind w:firstLine="720"/>
+        <w:jc w:val="both"/>
+      </w:pPr>
       <w:r>
         <w:rPr>
           <w:b/>
           <w:bCs/>
         </w:rPr>
-        <w:t>:</w:t>
+        <w:t>Scalability:</w:t>
       </w:r>
       <w:r>
         <w:t xml:space="preserve"> </w:t>
       </w:r>
-      <w:r>
-        <w:t>Controllers, services, and repositories each have a specific responsibility. This makes the code easier to maintain and extend as the system grows.</w:t>
+      <w:proofErr w:type="spellStart"/>
+      <w:r>
+        <w:t>CockroachDB</w:t>
+      </w:r>
+      <w:proofErr w:type="spellEnd"/>
+      <w:r>
+        <w:t xml:space="preserve"> supports horizontal scaling and distributed storage, which makes the data layer more scalable than a traditional single-node database.</w:t>
       </w:r>
     </w:p>
     <w:p>
@@ -800,77 +942,10 @@
           <w:b/>
           <w:bCs/>
         </w:rPr>
-        <w:t>Reusability</w:t>
-      </w:r>
-      <w:r>
-        <w:rPr>
-          <w:b/>
-          <w:bCs/>
-        </w:rPr>
-        <w:t>:</w:t>
-      </w:r>
-      <w:r>
-        <w:t xml:space="preserve"> </w:t>
-      </w:r>
-      <w:r>
-        <w:t>The shared models package allows common entities, DTOs, and exceptions to be reused across multiple modules without duplication.</w:t>
-      </w:r>
-    </w:p>
-    <w:p>
-      <w:pPr>
-        <w:ind w:firstLine="720"/>
-        <w:jc w:val="both"/>
-      </w:pPr>
-      <w:r>
-        <w:rPr>
-          <w:b/>
-          <w:bCs/>
-        </w:rPr>
-        <w:t>Scalability</w:t>
-      </w:r>
-      <w:r>
-        <w:rPr>
-          <w:b/>
-          <w:bCs/>
-        </w:rPr>
-        <w:t>:</w:t>
-      </w:r>
-      <w:r>
-        <w:t xml:space="preserve"> </w:t>
-      </w:r>
-      <w:proofErr w:type="spellStart"/>
-      <w:r>
-        <w:t>CockroachDB</w:t>
-      </w:r>
-      <w:proofErr w:type="spellEnd"/>
-      <w:r>
-        <w:t xml:space="preserve"> supports horizontal scaling and distributed storage, which makes the data layer more scalable than a traditional single-node database.</w:t>
-      </w:r>
-    </w:p>
-    <w:p>
-      <w:pPr>
-        <w:ind w:firstLine="720"/>
-        <w:jc w:val="both"/>
-      </w:pPr>
-      <w:r>
-        <w:rPr>
-          <w:b/>
-          <w:bCs/>
-        </w:rPr>
-        <w:t>Clarity</w:t>
-      </w:r>
-      <w:r>
-        <w:rPr>
-          <w:b/>
-          <w:bCs/>
-        </w:rPr>
-        <w:t>:</w:t>
-      </w:r>
-      <w:r>
-        <w:t xml:space="preserve"> </w:t>
-      </w:r>
-      <w:r>
-        <w:t xml:space="preserve">The architecture is straightforward: React handles presentation, Spring Boot handles application logic, and </w:t>
+        <w:t>Clarity:</w:t>
+      </w:r>
+      <w:r>
+        <w:t xml:space="preserve"> The architecture is straightforward: React handles presentation, Spring Boot handles application logic, and </w:t>
       </w:r>
       <w:proofErr w:type="spellStart"/>
       <w:r>
@@ -1781,6 +1856,119 @@
     </w:lvl>
   </w:abstractNum>
   <w:abstractNum w:abstractNumId="8" w15:restartNumberingAfterBreak="0">
+    <w:nsid w:val="6C7F158C"/>
+    <w:multiLevelType w:val="hybridMultilevel"/>
+    <w:tmpl w:val="940ACA7A"/>
+    <w:lvl w:ilvl="0" w:tplc="04090001">
+      <w:start w:val="1"/>
+      <w:numFmt w:val="bullet"/>
+      <w:lvlText w:val=""/>
+      <w:lvlJc w:val="left"/>
+      <w:pPr>
+        <w:ind w:left="720" w:hanging="360"/>
+      </w:pPr>
+      <w:rPr>
+        <w:rFonts w:ascii="Symbol" w:hAnsi="Symbol" w:hint="default"/>
+      </w:rPr>
+    </w:lvl>
+    <w:lvl w:ilvl="1" w:tplc="04090003" w:tentative="1">
+      <w:start w:val="1"/>
+      <w:numFmt w:val="bullet"/>
+      <w:lvlText w:val="o"/>
+      <w:lvlJc w:val="left"/>
+      <w:pPr>
+        <w:ind w:left="1440" w:hanging="360"/>
+      </w:pPr>
+      <w:rPr>
+        <w:rFonts w:ascii="Courier New" w:hAnsi="Courier New" w:cs="Courier New" w:hint="default"/>
+      </w:rPr>
+    </w:lvl>
+    <w:lvl w:ilvl="2" w:tplc="04090005" w:tentative="1">
+      <w:start w:val="1"/>
+      <w:numFmt w:val="bullet"/>
+      <w:lvlText w:val=""/>
+      <w:lvlJc w:val="left"/>
+      <w:pPr>
+        <w:ind w:left="2160" w:hanging="360"/>
+      </w:pPr>
+      <w:rPr>
+        <w:rFonts w:ascii="Wingdings" w:hAnsi="Wingdings" w:hint="default"/>
+      </w:rPr>
+    </w:lvl>
+    <w:lvl w:ilvl="3" w:tplc="04090001" w:tentative="1">
+      <w:start w:val="1"/>
+      <w:numFmt w:val="bullet"/>
+      <w:lvlText w:val=""/>
+      <w:lvlJc w:val="left"/>
+      <w:pPr>
+        <w:ind w:left="2880" w:hanging="360"/>
+      </w:pPr>
+      <w:rPr>
+        <w:rFonts w:ascii="Symbol" w:hAnsi="Symbol" w:hint="default"/>
+      </w:rPr>
+    </w:lvl>
+    <w:lvl w:ilvl="4" w:tplc="04090003" w:tentative="1">
+      <w:start w:val="1"/>
+      <w:numFmt w:val="bullet"/>
+      <w:lvlText w:val="o"/>
+      <w:lvlJc w:val="left"/>
+      <w:pPr>
+        <w:ind w:left="3600" w:hanging="360"/>
+      </w:pPr>
+      <w:rPr>
+        <w:rFonts w:ascii="Courier New" w:hAnsi="Courier New" w:cs="Courier New" w:hint="default"/>
+      </w:rPr>
+    </w:lvl>
+    <w:lvl w:ilvl="5" w:tplc="04090005" w:tentative="1">
+      <w:start w:val="1"/>
+      <w:numFmt w:val="bullet"/>
+      <w:lvlText w:val=""/>
+      <w:lvlJc w:val="left"/>
+      <w:pPr>
+        <w:ind w:left="4320" w:hanging="360"/>
+      </w:pPr>
+      <w:rPr>
+        <w:rFonts w:ascii="Wingdings" w:hAnsi="Wingdings" w:hint="default"/>
+      </w:rPr>
+    </w:lvl>
+    <w:lvl w:ilvl="6" w:tplc="04090001" w:tentative="1">
+      <w:start w:val="1"/>
+      <w:numFmt w:val="bullet"/>
+      <w:lvlText w:val=""/>
+      <w:lvlJc w:val="left"/>
+      <w:pPr>
+        <w:ind w:left="5040" w:hanging="360"/>
+      </w:pPr>
+      <w:rPr>
+        <w:rFonts w:ascii="Symbol" w:hAnsi="Symbol" w:hint="default"/>
+      </w:rPr>
+    </w:lvl>
+    <w:lvl w:ilvl="7" w:tplc="04090003" w:tentative="1">
+      <w:start w:val="1"/>
+      <w:numFmt w:val="bullet"/>
+      <w:lvlText w:val="o"/>
+      <w:lvlJc w:val="left"/>
+      <w:pPr>
+        <w:ind w:left="5760" w:hanging="360"/>
+      </w:pPr>
+      <w:rPr>
+        <w:rFonts w:ascii="Courier New" w:hAnsi="Courier New" w:cs="Courier New" w:hint="default"/>
+      </w:rPr>
+    </w:lvl>
+    <w:lvl w:ilvl="8" w:tplc="04090005" w:tentative="1">
+      <w:start w:val="1"/>
+      <w:numFmt w:val="bullet"/>
+      <w:lvlText w:val=""/>
+      <w:lvlJc w:val="left"/>
+      <w:pPr>
+        <w:ind w:left="6480" w:hanging="360"/>
+      </w:pPr>
+      <w:rPr>
+        <w:rFonts w:ascii="Wingdings" w:hAnsi="Wingdings" w:hint="default"/>
+      </w:rPr>
+    </w:lvl>
+  </w:abstractNum>
+  <w:abstractNum w:abstractNumId="9" w15:restartNumberingAfterBreak="0">
     <w:nsid w:val="770A7D0A"/>
     <w:multiLevelType w:val="hybridMultilevel"/>
     <w:tmpl w:val="7E7E23B6"/>
@@ -1882,7 +2070,7 @@
     <w:abstractNumId w:val="5"/>
   </w:num>
   <w:num w:numId="5" w16cid:durableId="402488303">
-    <w:abstractNumId w:val="8"/>
+    <w:abstractNumId w:val="9"/>
   </w:num>
   <w:num w:numId="6" w16cid:durableId="1990281292">
     <w:abstractNumId w:val="4"/>
@@ -1895,6 +2083,9 @@
   </w:num>
   <w:num w:numId="9" w16cid:durableId="152378062">
     <w:abstractNumId w:val="0"/>
+  </w:num>
+  <w:num w:numId="10" w16cid:durableId="208885704">
+    <w:abstractNumId w:val="8"/>
   </w:num>
 </w:numbering>
 </file>

--- a/docs/Report/System Architecture.docx
+++ b/docs/Report/System Architecture.docx
@@ -1,80 +1,150 @@
 
 <file path=word/document.xml><?xml version="1.0" encoding="utf-8"?>
-<w:document xmlns:wpc="http://schemas.microsoft.com/office/word/2010/wordprocessingCanvas" xmlns:cx="http://schemas.microsoft.com/office/drawing/2014/chartex" xmlns:cx1="http://schemas.microsoft.com/office/drawing/2015/9/8/chartex" xmlns:cx2="http://schemas.microsoft.com/office/drawing/2015/10/21/chartex" xmlns:cx3="http://schemas.microsoft.com/office/drawing/2016/5/9/chartex" xmlns:cx4="http://schemas.microsoft.com/office/drawing/2016/5/10/chartex" xmlns:cx5="http://schemas.microsoft.com/office/drawing/2016/5/11/chartex" xmlns:cx6="http://schemas.microsoft.com/office/drawing/2016/5/12/chartex" xmlns:cx7="http://schemas.microsoft.com/office/drawing/2016/5/13/chartex" xmlns:cx8="http://schemas.microsoft.com/office/drawing/2016/5/14/chartex" xmlns:mc="http://schemas.openxmlformats.org/markup-compatibility/2006" xmlns:aink="http://schemas.microsoft.com/office/drawing/2016/ink" xmlns:am3d="http://schemas.microsoft.com/office/drawing/2017/model3d" xmlns:o="urn:schemas-microsoft-com:office:office" xmlns:oel="http://schemas.microsoft.com/office/2019/extlst" xmlns:r="http://schemas.openxmlformats.org/officeDocument/2006/relationships" xmlns:m="http://schemas.openxmlformats.org/officeDocument/2006/math" xmlns:v="urn:schemas-microsoft-com:vml" xmlns:wp14="http://schemas.microsoft.com/office/word/2010/wordprocessingDrawing" xmlns:wp="http://schemas.openxmlformats.org/drawingml/2006/wordprocessingDrawing" xmlns:w10="urn:schemas-microsoft-com:office:word" xmlns:w="http://schemas.openxmlformats.org/wordprocessingml/2006/main" xmlns:w14="http://schemas.microsoft.com/office/word/2010/wordml" xmlns:w15="http://schemas.microsoft.com/office/word/2012/wordml" xmlns:w16cex="http://schemas.microsoft.com/office/word/2018/wordml/cex" xmlns:w16cid="http://schemas.microsoft.com/office/word/2016/wordml/cid" xmlns:w16="http://schemas.microsoft.com/office/word/2018/wordml" xmlns:w16du="http://schemas.microsoft.com/office/word/2023/wordml/word16du" xmlns:w16sdtdh="http://schemas.microsoft.com/office/word/2020/wordml/sdtdatahash" xmlns:w16se="http://schemas.microsoft.com/office/word/2015/wordml/symex" xmlns:wpg="http://schemas.microsoft.com/office/word/2010/wordprocessingGroup" xmlns:wpi="http://schemas.microsoft.com/office/word/2010/wordprocessingInk" xmlns:wne="http://schemas.microsoft.com/office/word/2006/wordml" xmlns:wps="http://schemas.microsoft.com/office/word/2010/wordprocessingShape" mc:Ignorable="w14 w15 w16se w16cid w16 w16cex w16sdtdh wp14">
+<w:document xmlns:wpc="http://schemas.microsoft.com/office/word/2010/wordprocessingCanvas" xmlns:cx="http://schemas.microsoft.com/office/drawing/2014/chartex" xmlns:cx1="http://schemas.microsoft.com/office/drawing/2015/9/8/chartex" xmlns:cx2="http://schemas.microsoft.com/office/drawing/2015/10/21/chartex" xmlns:cx3="http://schemas.microsoft.com/office/drawing/2016/5/9/chartex" xmlns:cx4="http://schemas.microsoft.com/office/drawing/2016/5/10/chartex" xmlns:cx5="http://schemas.microsoft.com/office/drawing/2016/5/11/chartex" xmlns:cx6="http://schemas.microsoft.com/office/drawing/2016/5/12/chartex" xmlns:cx7="http://schemas.microsoft.com/office/drawing/2016/5/13/chartex" xmlns:cx8="http://schemas.microsoft.com/office/drawing/2016/5/14/chartex" xmlns:mc="http://schemas.openxmlformats.org/markup-compatibility/2006" xmlns:aink="http://schemas.microsoft.com/office/drawing/2016/ink" xmlns:am3d="http://schemas.microsoft.com/office/drawing/2017/model3d" xmlns:o="urn:schemas-microsoft-com:office:office" xmlns:oel="http://schemas.microsoft.com/office/2019/extlst" xmlns:r="http://schemas.openxmlformats.org/officeDocument/2006/relationships" xmlns:m="http://schemas.openxmlformats.org/officeDocument/2006/math" xmlns:v="urn:schemas-microsoft-com:vml" xmlns:wp14="http://schemas.microsoft.com/office/word/2010/wordprocessingDrawing" xmlns:wp="http://schemas.openxmlformats.org/drawingml/2006/wordprocessingDrawing" xmlns:w10="urn:schemas-microsoft-com:office:word" xmlns:w="http://schemas.openxmlformats.org/wordprocessingml/2006/main" xmlns:w14="http://schemas.microsoft.com/office/word/2010/wordml" xmlns:w15="http://schemas.microsoft.com/office/word/2012/wordml" xmlns:w16cex="http://schemas.microsoft.com/office/word/2018/wordml/cex" xmlns:w16cid="http://schemas.microsoft.com/office/word/2016/wordml/cid" xmlns:w16="http://schemas.microsoft.com/office/word/2018/wordml" xmlns:w16du="http://schemas.microsoft.com/office/word/2023/wordml/word16du" xmlns:w16sdtdh="http://schemas.microsoft.com/office/word/2020/wordml/sdtdatahash" xmlns:w16sdtfl="http://schemas.microsoft.com/office/word/2024/wordml/sdtformatlock" xmlns:w16se="http://schemas.microsoft.com/office/word/2015/wordml/symex" xmlns:wpg="http://schemas.microsoft.com/office/word/2010/wordprocessingGroup" xmlns:wpi="http://schemas.microsoft.com/office/word/2010/wordprocessingInk" xmlns:wne="http://schemas.microsoft.com/office/word/2006/wordml" xmlns:wps="http://schemas.microsoft.com/office/word/2010/wordprocessingShape" mc:Ignorable="w14 w15 w16se w16cid w16 w16cex w16sdtdh w16sdtfl w16du wp14">
   <w:body>
     <w:p>
       <w:pPr>
         <w:pStyle w:val="Heading1"/>
       </w:pPr>
-      <w:r>
-        <w:t>System Architecture</w:t>
-      </w:r>
+      <w:bookmarkStart w:id="0" w:name="_Toc228024825"/>
+      <w:bookmarkStart w:id="1" w:name="_Toc228030627"/>
+      <w:r>
+        <w:t>4. System Architecture</w:t>
+      </w:r>
+      <w:bookmarkEnd w:id="0"/>
+      <w:bookmarkEnd w:id="1"/>
     </w:p>
     <w:p>
       <w:pPr>
         <w:pStyle w:val="Heading2"/>
       </w:pPr>
+      <w:bookmarkStart w:id="2" w:name="_Toc228030628"/>
       <w:r>
         <w:t>Overview</w:t>
       </w:r>
-    </w:p>
-    <w:p>
-      <w:pPr>
-        <w:jc w:val="both"/>
-      </w:pPr>
-      <w:r>
-        <w:tab/>
-        <w:t xml:space="preserve">This system is a monolith </w:t>
-      </w:r>
-      <w:r>
-        <w:t>three</w:t>
-      </w:r>
-      <w:r>
-        <w:t>-tier distributed architecture</w:t>
-      </w:r>
-      <w:r>
-        <w:t>: Presentation tier, frontend; Application tier, backend; and Data tier, Database.</w:t>
-      </w:r>
-    </w:p>
-    <w:p>
-      <w:pPr>
-        <w:jc w:val="both"/>
-      </w:pPr>
-      <w:r>
-        <w:tab/>
-        <w:t>Presentation tier, implemented using React, is the layer with which the clients interact. It houses the user-interface UI and communicates with the application tier through HTTPS and REST APIs.</w:t>
-      </w:r>
-    </w:p>
-    <w:p>
-      <w:pPr>
-        <w:jc w:val="both"/>
-      </w:pPr>
-      <w:r>
-        <w:tab/>
-        <w:t>The application tier is the heart of the system; it contains all the business logic and coordinates the present modules. It communicates with both the presentation and database layers.</w:t>
-      </w:r>
-    </w:p>
-    <w:p>
-      <w:pPr>
-        <w:jc w:val="both"/>
-      </w:pPr>
-      <w:r>
-        <w:tab/>
-        <w:t>The database tier contains all the data needed for the system. It communicates with the application tier through JDBC API.</w:t>
-      </w:r>
-    </w:p>
-    <w:p>
-      <w:pPr>
-        <w:jc w:val="both"/>
-      </w:pPr>
-    </w:p>
-    <w:p>
-      <w:pPr>
-        <w:pStyle w:val="Heading2"/>
-      </w:pPr>
-      <w:r>
-        <w:t>High-Level Diagram</w:t>
-      </w:r>
+      <w:bookmarkEnd w:id="2"/>
+    </w:p>
+    <w:p>
+      <w:pPr>
+        <w:jc w:val="both"/>
+      </w:pPr>
+      <w:r>
+        <w:t>This system is a distributed three-tier architecture consisting of a Presentation tier, an Application tier, and a Data tier.</w:t>
+      </w:r>
+    </w:p>
+    <w:p>
+      <w:pPr>
+        <w:jc w:val="both"/>
+      </w:pPr>
+      <w:r>
+        <w:t>The </w:t>
+      </w:r>
+      <w:r>
+        <w:rPr>
+          <w:b/>
+          <w:bCs/>
+        </w:rPr>
+        <w:t>Presentation tier</w:t>
+      </w:r>
+      <w:r>
+        <w:t>, implemented using React, is the layer with which clients interact. It houses the user interface and communicates with the application tier through two channels: a WebSocket connection for all core marketplace features, and HTTP REST calls for the three bonus web service features.</w:t>
+      </w:r>
+    </w:p>
+    <w:p>
+      <w:pPr>
+        <w:jc w:val="both"/>
+      </w:pPr>
+      <w:r>
+        <w:t>The </w:t>
+      </w:r>
+      <w:r>
+        <w:rPr>
+          <w:b/>
+          <w:bCs/>
+        </w:rPr>
+        <w:t>Application tier</w:t>
+      </w:r>
+      <w:r>
+        <w:t> is the heart of the system and contains all business logic. Unlike a traditional monolithic backend, the application tier is divided into three distinct components to satisfy the requirement of low-level socket communication while maintaining a clean and organized structure. The </w:t>
+      </w:r>
+      <w:r>
+        <w:rPr>
+          <w:b/>
+          <w:bCs/>
+        </w:rPr>
+        <w:t>Socket Server</w:t>
+      </w:r>
+      <w:r>
+        <w:t>, implemented in pure Java with raw TCP sockets and no frameworks, serves as the core of the system and handles all nine marketplace features. The </w:t>
+      </w:r>
+      <w:r>
+        <w:rPr>
+          <w:b/>
+          <w:bCs/>
+        </w:rPr>
+        <w:t>Bridge Server</w:t>
+      </w:r>
+      <w:r>
+        <w:t>, also implemented in pure Java, acts as a protocol translator between the React frontend's WebSocket connection and the Socket Server's raw TCP interface, since browsers are inherently unable to open direct TCP connections. The </w:t>
+      </w:r>
+      <w:r>
+        <w:rPr>
+          <w:b/>
+          <w:bCs/>
+        </w:rPr>
+        <w:t>Spring Boot REST Server</w:t>
+      </w:r>
+      <w:r>
+        <w:t> is implemented as a bonus component and exposes three selected features as standard REST web service endpoints, communicating with the Socket Server via TCP to execute the required logic without duplicating any business logic.</w:t>
+      </w:r>
+    </w:p>
+    <w:p>
+      <w:pPr>
+        <w:jc w:val="both"/>
+      </w:pPr>
+      <w:r>
+        <w:t>The </w:t>
+      </w:r>
+      <w:r>
+        <w:rPr>
+          <w:b/>
+          <w:bCs/>
+        </w:rPr>
+        <w:t>Data tier</w:t>
+      </w:r>
+      <w:r>
+        <w:t> contains all the data needed for the system. It is powered by CockroachDB, a distributed SQL database, and communicates with the Socket Server through the JDBC API. The database is partitioned across multiple nodes to ensure horizontal scalability and fault tolerance.</w:t>
+      </w:r>
+    </w:p>
+    <w:p>
+      <w:pPr>
+        <w:jc w:val="both"/>
+      </w:pPr>
+      <w:r>
+        <w:pict w14:anchorId="709670CB">
+          <v:rect id="_x0000_i1036" style="width:0;height:0" o:hralign="center" o:hrstd="t" o:hr="t" fillcolor="#a0a0a0" stroked="f"/>
+        </w:pict>
+      </w:r>
+    </w:p>
+    <w:p/>
+    <w:p/>
+    <w:p/>
+    <w:p/>
+    <w:p/>
+    <w:p/>
+    <w:p/>
+    <w:p/>
+    <w:p/>
+    <w:p/>
+    <w:p>
+      <w:pPr>
+        <w:pStyle w:val="Heading3"/>
+      </w:pPr>
+      <w:bookmarkStart w:id="3" w:name="_Toc228030629"/>
+      <w:r>
+        <w:t>High Level Architecture Diagram</w:t>
+      </w:r>
+      <w:bookmarkEnd w:id="3"/>
     </w:p>
     <w:p>
       <w:r>
@@ -82,10 +152,10 @@
           <w:noProof/>
         </w:rPr>
         <w:drawing>
-          <wp:inline distT="0" distB="0" distL="0" distR="0" wp14:anchorId="4DCDF0BE" wp14:editId="489E10F3">
-            <wp:extent cx="5274310" cy="4144645"/>
-            <wp:effectExtent l="152400" t="152400" r="364490" b="351155"/>
-            <wp:docPr id="2" name="Picture 2"/>
+          <wp:inline distT="0" distB="0" distL="0" distR="0" wp14:anchorId="36ED99ED" wp14:editId="5436F0B1">
+            <wp:extent cx="5273040" cy="7421880"/>
+            <wp:effectExtent l="114300" t="114300" r="346710" b="312420"/>
+            <wp:docPr id="46611386" name="Picture 2"/>
             <wp:cNvGraphicFramePr>
               <a:graphicFrameLocks xmlns:a="http://schemas.openxmlformats.org/drawingml/2006/main" noChangeAspect="1"/>
             </wp:cNvGraphicFramePr>
@@ -93,13 +163,13 @@
               <a:graphicData uri="http://schemas.openxmlformats.org/drawingml/2006/picture">
                 <pic:pic xmlns:pic="http://schemas.openxmlformats.org/drawingml/2006/picture">
                   <pic:nvPicPr>
-                    <pic:cNvPr id="0" name="Picture 6"/>
+                    <pic:cNvPr id="0" name="Picture 405"/>
                     <pic:cNvPicPr>
                       <a:picLocks noChangeAspect="1" noChangeArrowheads="1"/>
                     </pic:cNvPicPr>
                   </pic:nvPicPr>
                   <pic:blipFill>
-                    <a:blip r:embed="rId5">
+                    <a:blip r:embed="rId7" cstate="print">
                       <a:extLst>
                         <a:ext uri="{28A0092B-C50C-407E-A947-70E740481C1C}">
                           <a14:useLocalDpi xmlns:a14="http://schemas.microsoft.com/office/drawing/2010/main" val="0"/>
@@ -114,7 +184,7 @@
                   <pic:spPr bwMode="auto">
                     <a:xfrm>
                       <a:off x="0" y="0"/>
-                      <a:ext cx="5274310" cy="4144645"/>
+                      <a:ext cx="5273040" cy="7421880"/>
                     </a:xfrm>
                     <a:prstGeom prst="rect">
                       <a:avLst/>
@@ -138,29 +208,58 @@
       </w:r>
     </w:p>
     <w:p>
-      <w:r>
-        <w:br w:type="page"/>
-      </w:r>
-    </w:p>
-    <w:p>
-      <w:pPr>
-        <w:pStyle w:val="Heading2"/>
-      </w:pPr>
-      <w:r>
-        <w:lastRenderedPageBreak/>
-        <w:t>Detailed Backend Layout</w:t>
-      </w:r>
-    </w:p>
-    <w:p>
+      <w:pPr>
+        <w:jc w:val="center"/>
+        <w:rPr>
+          <w:i/>
+          <w:iCs/>
+        </w:rPr>
+      </w:pPr>
+      <w:r>
+        <w:rPr>
+          <w:i/>
+          <w:iCs/>
+        </w:rPr>
+        <w:t>Figure 1: High Level System Architecture</w:t>
+      </w:r>
+    </w:p>
+    <w:p>
+      <w:pPr>
+        <w:jc w:val="center"/>
+      </w:pPr>
+    </w:p>
+    <w:p>
+      <w:pPr>
+        <w:jc w:val="both"/>
+      </w:pPr>
+      <w:r>
+        <w:pict w14:anchorId="56721042">
+          <v:rect id="_x0000_i1037" style="width:0;height:0" o:hralign="center" o:hrstd="t" o:hr="t" fillcolor="#a0a0a0" stroked="f"/>
+        </w:pict>
+      </w:r>
+    </w:p>
+    <w:p>
+      <w:pPr>
+        <w:pStyle w:val="Heading3"/>
+      </w:pPr>
+      <w:bookmarkStart w:id="4" w:name="_Toc228030630"/>
       <w:r>
         <w:rPr>
           <w:noProof/>
         </w:rPr>
         <w:drawing>
-          <wp:inline distT="0" distB="0" distL="0" distR="0" wp14:anchorId="547BA300" wp14:editId="77EC782B">
-            <wp:extent cx="5274310" cy="4682490"/>
-            <wp:effectExtent l="133350" t="152400" r="345440" b="346710"/>
-            <wp:docPr id="3" name="Picture 3"/>
+          <wp:anchor distT="0" distB="0" distL="114300" distR="114300" simplePos="0" relativeHeight="251670528" behindDoc="0" locked="0" layoutInCell="1" allowOverlap="1" wp14:anchorId="5ABC8DBE" wp14:editId="0E968AE4">
+            <wp:simplePos x="0" y="0"/>
+            <wp:positionH relativeFrom="column">
+              <wp:posOffset>1219018</wp:posOffset>
+            </wp:positionH>
+            <wp:positionV relativeFrom="paragraph">
+              <wp:posOffset>438059</wp:posOffset>
+            </wp:positionV>
+            <wp:extent cx="2038985" cy="3480435"/>
+            <wp:effectExtent l="152400" t="133350" r="323215" b="329565"/>
+            <wp:wrapTopAndBottom/>
+            <wp:docPr id="736199396" name="Picture 8"/>
             <wp:cNvGraphicFramePr>
               <a:graphicFrameLocks xmlns:a="http://schemas.openxmlformats.org/drawingml/2006/main" noChangeAspect="1"/>
             </wp:cNvGraphicFramePr>
@@ -168,13 +267,13 @@
               <a:graphicData uri="http://schemas.openxmlformats.org/drawingml/2006/picture">
                 <pic:pic xmlns:pic="http://schemas.openxmlformats.org/drawingml/2006/picture">
                   <pic:nvPicPr>
-                    <pic:cNvPr id="0" name="Picture 8"/>
+                    <pic:cNvPr id="0" name="Picture 416"/>
                     <pic:cNvPicPr>
                       <a:picLocks noChangeAspect="1" noChangeArrowheads="1"/>
                     </pic:cNvPicPr>
                   </pic:nvPicPr>
                   <pic:blipFill>
-                    <a:blip r:embed="rId6">
+                    <a:blip r:embed="rId8" cstate="print">
                       <a:extLst>
                         <a:ext uri="{28A0092B-C50C-407E-A947-70E740481C1C}">
                           <a14:useLocalDpi xmlns:a14="http://schemas.microsoft.com/office/drawing/2010/main" val="0"/>
@@ -189,7 +288,250 @@
                   <pic:spPr bwMode="auto">
                     <a:xfrm>
                       <a:off x="0" y="0"/>
-                      <a:ext cx="5274310" cy="4682490"/>
+                      <a:ext cx="2038985" cy="3480435"/>
+                    </a:xfrm>
+                    <a:prstGeom prst="rect">
+                      <a:avLst/>
+                    </a:prstGeom>
+                    <a:ln>
+                      <a:noFill/>
+                    </a:ln>
+                    <a:effectLst>
+                      <a:outerShdw blurRad="292100" dist="139700" dir="2700000" algn="tl" rotWithShape="0">
+                        <a:srgbClr val="333333">
+                          <a:alpha val="65000"/>
+                        </a:srgbClr>
+                      </a:outerShdw>
+                    </a:effectLst>
+                  </pic:spPr>
+                </pic:pic>
+              </a:graphicData>
+            </a:graphic>
+          </wp:anchor>
+        </w:drawing>
+      </w:r>
+      <w:r>
+        <w:t>Detailed Backend Layout</w:t>
+      </w:r>
+      <w:bookmarkEnd w:id="4"/>
+    </w:p>
+    <w:p>
+      <w:pPr>
+        <w:jc w:val="center"/>
+      </w:pPr>
+      <w:r>
+        <w:rPr>
+          <w:i/>
+          <w:iCs/>
+        </w:rPr>
+        <w:t xml:space="preserve">Figure </w:t>
+      </w:r>
+      <w:r>
+        <w:rPr>
+          <w:i/>
+          <w:iCs/>
+        </w:rPr>
+        <w:t>2</w:t>
+      </w:r>
+      <w:r>
+        <w:rPr>
+          <w:i/>
+          <w:iCs/>
+        </w:rPr>
+        <w:t xml:space="preserve">: </w:t>
+      </w:r>
+      <w:r>
+        <w:rPr>
+          <w:i/>
+          <w:iCs/>
+        </w:rPr>
+        <w:t>Backend Higher level</w:t>
+      </w:r>
+      <w:r>
+        <w:rPr>
+          <w:i/>
+          <w:iCs/>
+        </w:rPr>
+        <w:t xml:space="preserve"> Architecture</w:t>
+      </w:r>
+    </w:p>
+    <w:p>
+      <w:pPr>
+        <w:jc w:val="both"/>
+      </w:pPr>
+      <w:r>
+        <w:pict w14:anchorId="70E69F32">
+          <v:rect id="_x0000_i1038" style="width:0;height:0" o:hralign="center" o:hrstd="t" o:hr="t" fillcolor="#a0a0a0" stroked="f"/>
+        </w:pict>
+      </w:r>
+    </w:p>
+    <w:p>
+      <w:pPr>
+        <w:pStyle w:val="Heading2"/>
+      </w:pPr>
+      <w:bookmarkStart w:id="5" w:name="_Toc228030631"/>
+      <w:r>
+        <w:t>Internal Modules</w:t>
+      </w:r>
+      <w:bookmarkEnd w:id="5"/>
+    </w:p>
+    <w:p>
+      <w:pPr>
+        <w:jc w:val="both"/>
+      </w:pPr>
+      <w:r>
+        <w:t>The backend is structured into three separate components, each with a distinct responsibility and internal organization.</w:t>
+      </w:r>
+    </w:p>
+    <w:p>
+      <w:pPr>
+        <w:jc w:val="both"/>
+      </w:pPr>
+      <w:r>
+        <w:pict w14:anchorId="5A763E98">
+          <v:rect id="_x0000_i1039" style="width:0;height:0" o:hralign="center" o:hrstd="t" o:hr="t" fillcolor="#a0a0a0" stroked="f"/>
+        </w:pict>
+      </w:r>
+    </w:p>
+    <w:p>
+      <w:pPr>
+        <w:pStyle w:val="Heading3"/>
+      </w:pPr>
+      <w:bookmarkStart w:id="6" w:name="_Toc228030632"/>
+      <w:r>
+        <w:t>Socket Server</w:t>
+      </w:r>
+      <w:bookmarkEnd w:id="6"/>
+    </w:p>
+    <w:p>
+      <w:pPr>
+        <w:jc w:val="both"/>
+      </w:pPr>
+      <w:r>
+        <w:t>The Socket Server is the core of the entire system. It is implemented using pure Java raw TCP sockets with no frameworks, in direct compliance with the project requirement for low-level socket communication. It is internally structured into handlers and services to achieve separation of concerns.</w:t>
+      </w:r>
+    </w:p>
+    <w:p>
+      <w:pPr>
+        <w:jc w:val="both"/>
+      </w:pPr>
+      <w:r>
+        <w:t>When a client connects, the server spawns a dedicated thread to handle that connection, allowing multiple clients to be served concurrently. The Protocol Parser reads the incoming message in the format COMMAND|{JSON}, identifies the command, and routes the request to the appropriate handler. Each handler delegates the business logic to its corresponding service, which then interacts with CockroachDB via JDBC.</w:t>
+      </w:r>
+    </w:p>
+    <w:p>
+      <w:pPr>
+        <w:numPr>
+          <w:ilvl w:val="0"/>
+          <w:numId w:val="22"/>
+        </w:numPr>
+        <w:jc w:val="both"/>
+      </w:pPr>
+      <w:r>
+        <w:t>The </w:t>
+      </w:r>
+      <w:r>
+        <w:rPr>
+          <w:b/>
+          <w:bCs/>
+        </w:rPr>
+        <w:t>Protocol Parser</w:t>
+      </w:r>
+      <w:r>
+        <w:t> reads raw TCP messages and routes them to the correct handler.</w:t>
+      </w:r>
+    </w:p>
+    <w:p>
+      <w:pPr>
+        <w:numPr>
+          <w:ilvl w:val="0"/>
+          <w:numId w:val="22"/>
+        </w:numPr>
+        <w:jc w:val="both"/>
+      </w:pPr>
+      <w:r>
+        <w:t>The </w:t>
+      </w:r>
+      <w:r>
+        <w:rPr>
+          <w:b/>
+          <w:bCs/>
+        </w:rPr>
+        <w:t>Handlers</w:t>
+      </w:r>
+      <w:r>
+        <w:t> receive parsed requests and delegate to the service layer.</w:t>
+      </w:r>
+    </w:p>
+    <w:p>
+      <w:pPr>
+        <w:numPr>
+          <w:ilvl w:val="0"/>
+          <w:numId w:val="22"/>
+        </w:numPr>
+        <w:jc w:val="both"/>
+      </w:pPr>
+      <w:r>
+        <w:t>The </w:t>
+      </w:r>
+      <w:r>
+        <w:rPr>
+          <w:b/>
+          <w:bCs/>
+        </w:rPr>
+        <w:t>Services</w:t>
+      </w:r>
+      <w:r>
+        <w:t> contain all business logic, validate conditions, and coordinate with the database.</w:t>
+      </w:r>
+    </w:p>
+    <w:p>
+      <w:pPr>
+        <w:jc w:val="both"/>
+      </w:pPr>
+    </w:p>
+    <w:p>
+      <w:pPr>
+        <w:jc w:val="both"/>
+      </w:pPr>
+      <w:r>
+        <w:rPr>
+          <w:noProof/>
+        </w:rPr>
+        <w:drawing>
+          <wp:inline distT="0" distB="0" distL="0" distR="0" wp14:anchorId="405B10A3" wp14:editId="009A25D2">
+            <wp:extent cx="5274310" cy="1187450"/>
+            <wp:effectExtent l="114300" t="152400" r="326390" b="317500"/>
+            <wp:docPr id="1312424874" name="Picture 4"/>
+            <wp:cNvGraphicFramePr>
+              <a:graphicFrameLocks xmlns:a="http://schemas.openxmlformats.org/drawingml/2006/main" noChangeAspect="1"/>
+            </wp:cNvGraphicFramePr>
+            <a:graphic xmlns:a="http://schemas.openxmlformats.org/drawingml/2006/main">
+              <a:graphicData uri="http://schemas.openxmlformats.org/drawingml/2006/picture">
+                <pic:pic xmlns:pic="http://schemas.openxmlformats.org/drawingml/2006/picture">
+                  <pic:nvPicPr>
+                    <pic:cNvPr id="0" name="Picture 408"/>
+                    <pic:cNvPicPr>
+                      <a:picLocks noChangeAspect="1" noChangeArrowheads="1"/>
+                    </pic:cNvPicPr>
+                  </pic:nvPicPr>
+                  <pic:blipFill>
+                    <a:blip r:embed="rId9" cstate="print">
+                      <a:extLst>
+                        <a:ext uri="{28A0092B-C50C-407E-A947-70E740481C1C}">
+                          <a14:useLocalDpi xmlns:a14="http://schemas.microsoft.com/office/drawing/2010/main" val="0"/>
+                        </a:ext>
+                      </a:extLst>
+                    </a:blip>
+                    <a:srcRect/>
+                    <a:stretch>
+                      <a:fillRect/>
+                    </a:stretch>
+                  </pic:blipFill>
+                  <pic:spPr bwMode="auto">
+                    <a:xfrm>
+                      <a:off x="0" y="0"/>
+                      <a:ext cx="5274310" cy="1187450"/>
                     </a:xfrm>
                     <a:prstGeom prst="rect">
                       <a:avLst/>
@@ -214,291 +556,331 @@
     </w:p>
     <w:p>
       <w:pPr>
+        <w:jc w:val="both"/>
+      </w:pPr>
+      <w:r>
+        <w:rPr>
+          <w:i/>
+          <w:iCs/>
+        </w:rPr>
+        <w:t>Figure 3: Socket Server Internal Architecture</w:t>
+      </w:r>
+    </w:p>
+    <w:p>
+      <w:pPr>
+        <w:jc w:val="both"/>
+      </w:pPr>
+      <w:r>
+        <w:pict w14:anchorId="054C29C2">
+          <v:rect id="_x0000_i1040" style="width:0;height:0" o:hralign="center" o:hrstd="t" o:hr="t" fillcolor="#a0a0a0" stroked="f"/>
+        </w:pict>
+      </w:r>
+    </w:p>
+    <w:p>
+      <w:pPr>
         <w:pStyle w:val="Heading3"/>
       </w:pPr>
-      <w:r>
-        <w:t>Internal Modules</w:t>
-      </w:r>
-    </w:p>
-    <w:p>
-      <w:pPr>
-        <w:jc w:val="both"/>
-      </w:pPr>
-      <w:r>
-        <w:tab/>
-        <w:t>The backend is implemented as a Spring Boot monolith and is internally structured into modules and layers to achieve separation of concerns. The internal architecture is patterned into controller, service, and repository.</w:t>
-      </w:r>
-    </w:p>
-    <w:p>
-      <w:pPr>
-        <w:jc w:val="both"/>
-      </w:pPr>
-      <w:r>
-        <w:tab/>
-        <w:t>The controller deals with HTTPS requests to communicate with the frontend layer and returns the HTTPS response. It passes its data to the service class.</w:t>
-      </w:r>
-    </w:p>
-    <w:p>
-      <w:pPr>
-        <w:jc w:val="both"/>
-      </w:pPr>
-      <w:r>
-        <w:tab/>
-        <w:t>The service contains all the business logic of the entity it deals with, e.g., users. It processes operations, validate conditions, and coordinates with repositories. It is the core of the system’s logic.</w:t>
-      </w:r>
-    </w:p>
-    <w:p>
-      <w:pPr>
-        <w:jc w:val="both"/>
+      <w:bookmarkStart w:id="7" w:name="_Toc228030633"/>
+      <w:r>
+        <w:t>Bridge Server</w:t>
+      </w:r>
+      <w:bookmarkEnd w:id="7"/>
+    </w:p>
+    <w:p>
+      <w:pPr>
+        <w:jc w:val="both"/>
+      </w:pPr>
+      <w:r>
+        <w:t>The Bridge Server is implemented in pure Java and contains zero business logic. Its sole responsibility is to maintain a WebSocket connection with the React frontend and forward all messages to the Socket Server over TCP, then relay the responses back to the browser. It exists purely to bridge the gap between the browser's WebSocket protocol and the backend's raw TCP protocol.</w:t>
+      </w:r>
+    </w:p>
+    <w:p>
+      <w:pPr>
+        <w:jc w:val="both"/>
+      </w:pPr>
+      <w:r>
         <w:rPr>
-          <w:lang w:bidi="ar-EG"/>
+          <w:noProof/>
         </w:rPr>
-      </w:pPr>
-      <w:r>
-        <w:tab/>
-        <w:t xml:space="preserve">The repository manages data </w:t>
-      </w:r>
+        <w:drawing>
+          <wp:inline distT="0" distB="0" distL="0" distR="0" wp14:anchorId="34A98C48" wp14:editId="67777953">
+            <wp:extent cx="5274310" cy="614680"/>
+            <wp:effectExtent l="133350" t="133350" r="288290" b="337820"/>
+            <wp:docPr id="498136877" name="Picture 5"/>
+            <wp:cNvGraphicFramePr>
+              <a:graphicFrameLocks xmlns:a="http://schemas.openxmlformats.org/drawingml/2006/main" noChangeAspect="1"/>
+            </wp:cNvGraphicFramePr>
+            <a:graphic xmlns:a="http://schemas.openxmlformats.org/drawingml/2006/main">
+              <a:graphicData uri="http://schemas.openxmlformats.org/drawingml/2006/picture">
+                <pic:pic xmlns:pic="http://schemas.openxmlformats.org/drawingml/2006/picture">
+                  <pic:nvPicPr>
+                    <pic:cNvPr id="0" name="Picture 410"/>
+                    <pic:cNvPicPr>
+                      <a:picLocks noChangeAspect="1" noChangeArrowheads="1"/>
+                    </pic:cNvPicPr>
+                  </pic:nvPicPr>
+                  <pic:blipFill>
+                    <a:blip r:embed="rId10" cstate="print">
+                      <a:extLst>
+                        <a:ext uri="{28A0092B-C50C-407E-A947-70E740481C1C}">
+                          <a14:useLocalDpi xmlns:a14="http://schemas.microsoft.com/office/drawing/2010/main" val="0"/>
+                        </a:ext>
+                      </a:extLst>
+                    </a:blip>
+                    <a:srcRect/>
+                    <a:stretch>
+                      <a:fillRect/>
+                    </a:stretch>
+                  </pic:blipFill>
+                  <pic:spPr bwMode="auto">
+                    <a:xfrm>
+                      <a:off x="0" y="0"/>
+                      <a:ext cx="5274310" cy="614680"/>
+                    </a:xfrm>
+                    <a:prstGeom prst="rect">
+                      <a:avLst/>
+                    </a:prstGeom>
+                    <a:ln>
+                      <a:noFill/>
+                    </a:ln>
+                    <a:effectLst>
+                      <a:outerShdw blurRad="292100" dist="139700" dir="2700000" algn="tl" rotWithShape="0">
+                        <a:srgbClr val="333333">
+                          <a:alpha val="65000"/>
+                        </a:srgbClr>
+                      </a:outerShdw>
+                    </a:effectLst>
+                  </pic:spPr>
+                </pic:pic>
+              </a:graphicData>
+            </a:graphic>
+          </wp:inline>
+        </w:drawing>
+      </w:r>
+    </w:p>
+    <w:p>
+      <w:pPr>
+        <w:jc w:val="center"/>
+      </w:pPr>
       <w:r>
         <w:rPr>
-          <w:lang w:bidi="ar-EG"/>
+          <w:i/>
+          <w:iCs/>
         </w:rPr>
-        <w:t>access and consistency. They provided an abstraction over the database tier and allows the service layer to manipulate the data entities without writing any low-level SQL queries.</w:t>
-      </w:r>
-    </w:p>
-    <w:p>
-      <w:r>
-        <w:br w:type="page"/>
+        <w:t>Figure 4: Bridge Server Internal Architecture</w:t>
+      </w:r>
+    </w:p>
+    <w:p>
+      <w:pPr>
+        <w:jc w:val="both"/>
+      </w:pPr>
+      <w:r>
+        <w:pict w14:anchorId="55EAB777">
+          <v:rect id="_x0000_i1041" style="width:0;height:0" o:hralign="center" o:hrstd="t" o:hr="t" fillcolor="#a0a0a0" stroked="f"/>
+        </w:pict>
       </w:r>
     </w:p>
     <w:p>
       <w:pPr>
         <w:pStyle w:val="Heading3"/>
       </w:pPr>
-      <w:r>
-        <w:lastRenderedPageBreak/>
-        <w:t xml:space="preserve">Three Features using </w:t>
-      </w:r>
-      <w:proofErr w:type="gramStart"/>
-      <w:r>
-        <w:t>REST</w:t>
-      </w:r>
-      <w:proofErr w:type="gramEnd"/>
-    </w:p>
-    <w:p>
-      <w:pPr>
-        <w:ind w:firstLine="720"/>
-        <w:jc w:val="both"/>
-      </w:pPr>
-      <w:r>
-        <w:t xml:space="preserve">Register was chosen because it is the entry point of the entire </w:t>
-      </w:r>
-      <w:r>
-        <w:t>system, and e</w:t>
-      </w:r>
-      <w:r>
-        <w:t xml:space="preserve">very other feature depends on having an account. It demonstrates a complete web service </w:t>
-      </w:r>
-      <w:r>
-        <w:t>cycle:</w:t>
-      </w:r>
-      <w:r>
-        <w:t xml:space="preserve"> receiving, validating, </w:t>
-      </w:r>
-      <w:r>
-        <w:t xml:space="preserve">and </w:t>
-      </w:r>
-      <w:r>
-        <w:t xml:space="preserve">processing </w:t>
-      </w:r>
-      <w:r>
-        <w:t>input</w:t>
-      </w:r>
-      <w:r>
-        <w:t xml:space="preserve">, </w:t>
-      </w:r>
-      <w:r>
-        <w:t xml:space="preserve">then </w:t>
-      </w:r>
-      <w:r>
-        <w:t>returning a structured response. It requires no prior state or authentication making it the simplest possible standalone service.</w:t>
-      </w:r>
-    </w:p>
-    <w:p>
-      <w:pPr>
-        <w:ind w:firstLine="720"/>
-        <w:jc w:val="both"/>
-      </w:pPr>
-      <w:r>
-        <w:t xml:space="preserve">Login was chosen because it demonstrates token-based authentication which is a core distributed systems concept directly relevant to </w:t>
-      </w:r>
-      <w:r>
-        <w:t>the system</w:t>
-      </w:r>
-      <w:r>
-        <w:t>. It shows how stateless authentication works across a distributed system</w:t>
-      </w:r>
-      <w:r>
-        <w:t>;</w:t>
-      </w:r>
-      <w:r>
-        <w:t xml:space="preserve"> the server issues a token and never needs to store session state, which is fundamental to scalability.</w:t>
-      </w:r>
-    </w:p>
-    <w:p>
-      <w:pPr>
-        <w:ind w:firstLine="720"/>
-        <w:jc w:val="both"/>
-      </w:pPr>
-      <w:r>
-        <w:t>Deposit was chosen because it demonstrates a transactional web service</w:t>
-      </w:r>
-      <w:r>
-        <w:t xml:space="preserve"> which</w:t>
-      </w:r>
-      <w:r>
-        <w:t xml:space="preserve"> validates authorization via JWT, performs a state-changing operation on the database, records an audit trail in the transactions table, and returns a confirmation. This covers more web service concepts than a simple read operation would and directly shows distributed database consistency</w:t>
-      </w:r>
-      <w:r>
-        <w:t>.</w:t>
+      <w:bookmarkStart w:id="8" w:name="_Toc228030634"/>
+      <w:r>
+        <w:t>Spring Boot REST Server</w:t>
+      </w:r>
+      <w:bookmarkEnd w:id="8"/>
+    </w:p>
+    <w:p>
+      <w:pPr>
+        <w:jc w:val="both"/>
+      </w:pPr>
+      <w:r>
+        <w:t>The Spring Boot REST Server is implemented as a bonus component and exposes three marketplace features as standard REST endpoints. Each controller receives an HTTP request, builds the equivalent TCP protocol message, forwards it to the Socket Server, receives the TCP response, and returns it as a clean HTTP JSON response to the caller. This design ensures that all business logic remains exclusively in the Socket Server, and the REST server acts purely as an additional entry point into the same core logic.</w:t>
+      </w:r>
+    </w:p>
+    <w:p>
+      <w:pPr>
+        <w:jc w:val="center"/>
+      </w:pPr>
+      <w:r>
+        <w:rPr>
+          <w:noProof/>
+        </w:rPr>
+        <w:drawing>
+          <wp:inline distT="0" distB="0" distL="0" distR="0" wp14:anchorId="6D766251" wp14:editId="71A6BB01">
+            <wp:extent cx="5274310" cy="2623820"/>
+            <wp:effectExtent l="152400" t="133350" r="288290" b="347980"/>
+            <wp:docPr id="666576898" name="Picture 7"/>
+            <wp:cNvGraphicFramePr>
+              <a:graphicFrameLocks xmlns:a="http://schemas.openxmlformats.org/drawingml/2006/main" noChangeAspect="1"/>
+            </wp:cNvGraphicFramePr>
+            <a:graphic xmlns:a="http://schemas.openxmlformats.org/drawingml/2006/main">
+              <a:graphicData uri="http://schemas.openxmlformats.org/drawingml/2006/picture">
+                <pic:pic xmlns:pic="http://schemas.openxmlformats.org/drawingml/2006/picture">
+                  <pic:nvPicPr>
+                    <pic:cNvPr id="0" name="Picture 414"/>
+                    <pic:cNvPicPr>
+                      <a:picLocks noChangeAspect="1" noChangeArrowheads="1"/>
+                    </pic:cNvPicPr>
+                  </pic:nvPicPr>
+                  <pic:blipFill>
+                    <a:blip r:embed="rId11" cstate="print">
+                      <a:extLst>
+                        <a:ext uri="{28A0092B-C50C-407E-A947-70E740481C1C}">
+                          <a14:useLocalDpi xmlns:a14="http://schemas.microsoft.com/office/drawing/2010/main" val="0"/>
+                        </a:ext>
+                      </a:extLst>
+                    </a:blip>
+                    <a:srcRect/>
+                    <a:stretch>
+                      <a:fillRect/>
+                    </a:stretch>
+                  </pic:blipFill>
+                  <pic:spPr bwMode="auto">
+                    <a:xfrm>
+                      <a:off x="0" y="0"/>
+                      <a:ext cx="5274310" cy="2623820"/>
+                    </a:xfrm>
+                    <a:prstGeom prst="rect">
+                      <a:avLst/>
+                    </a:prstGeom>
+                    <a:ln>
+                      <a:noFill/>
+                    </a:ln>
+                    <a:effectLst>
+                      <a:outerShdw blurRad="292100" dist="139700" dir="2700000" algn="tl" rotWithShape="0">
+                        <a:srgbClr val="333333">
+                          <a:alpha val="65000"/>
+                        </a:srgbClr>
+                      </a:outerShdw>
+                    </a:effectLst>
+                  </pic:spPr>
+                </pic:pic>
+              </a:graphicData>
+            </a:graphic>
+          </wp:inline>
+        </w:drawing>
+      </w:r>
+      <w:r>
+        <w:rPr>
+          <w:i/>
+          <w:iCs/>
+        </w:rPr>
+        <w:t>Figure 5: Spring Boot REST Server Internal Architecture</w:t>
+      </w:r>
+    </w:p>
+    <w:p>
+      <w:pPr>
+        <w:jc w:val="both"/>
+      </w:pPr>
+      <w:r>
+        <w:pict w14:anchorId="288D2EB8">
+          <v:rect id="_x0000_i1042" style="width:0;height:0" o:hralign="center" o:hrstd="t" o:hr="t" fillcolor="#a0a0a0" stroked="f"/>
+        </w:pict>
       </w:r>
     </w:p>
     <w:p>
       <w:pPr>
         <w:pStyle w:val="Heading3"/>
-        <w:jc w:val="both"/>
-      </w:pPr>
-      <w:r>
-        <w:t>REST Implementation</w:t>
-      </w:r>
-    </w:p>
-    <w:p>
-      <w:pPr>
-        <w:ind w:firstLine="720"/>
-        <w:jc w:val="both"/>
-      </w:pPr>
-      <w:r>
-        <w:t xml:space="preserve">The three features would be implemented using REST. </w:t>
-      </w:r>
-      <w:r>
-        <w:t>Spring Boot provides native REST support via @RestController</w:t>
-      </w:r>
-      <w:r>
-        <w:t xml:space="preserve"> as REST is built on standard HTTP. Every endpoint written is automatically a REST web service requiring minimal configuration. Data is exchanged in </w:t>
-      </w:r>
-      <w:proofErr w:type="gramStart"/>
-      <w:r>
-        <w:t>JSON</w:t>
-      </w:r>
-      <w:proofErr w:type="gramEnd"/>
-      <w:r>
-        <w:t xml:space="preserve"> which is lightweight, human readable, and integrates directly with the React frontend without any transformation.</w:t>
-      </w:r>
-    </w:p>
-    <w:p>
-      <w:pPr>
-        <w:ind w:firstLine="720"/>
-        <w:jc w:val="both"/>
-      </w:pPr>
-      <w:r>
-        <w:t>SOAP was considered but rejected</w:t>
-      </w:r>
-      <w:r>
-        <w:t xml:space="preserve"> because it requires Spring-WS as a separate dependency, a WSDL file describing every operation, XML schemas for every request and response, and a completely different controller model. Every request and response are wrapped in a heavy XML envelope, and the React frontend cannot consume SOAP directly without an additional translation layer. This adds complexity that is not justified given that SOAP’s strengths are not required.</w:t>
-      </w:r>
-    </w:p>
-    <w:p>
-      <w:pPr>
+      </w:pPr>
+      <w:bookmarkStart w:id="9" w:name="_Toc228030635"/>
+      <w:r>
+        <w:t>React Frontend</w:t>
+      </w:r>
+      <w:bookmarkEnd w:id="9"/>
+    </w:p>
+    <w:p>
+      <w:pPr>
+        <w:jc w:val="both"/>
+      </w:pPr>
+      <w:r>
+        <w:t>The React frontend is internally organized into screens and service modules. The socketService.js module manages the WebSocket connection to the Bridge Server for all nine core marketplace features. The apiService.js module handles HTTP REST calls to the Spring Boot server for the three bonus features. This separation ensures that each communication channel is managed independently and cleanly.</w:t>
+      </w:r>
+    </w:p>
+    <w:p>
+      <w:pPr>
+        <w:jc w:val="both"/>
+      </w:pPr>
+      <w:r>
         <w:rPr>
-          <w:rFonts w:hint="cs"/>
-          <w:rtl/>
-          <w:lang w:bidi="ar-EG"/>
+          <w:noProof/>
         </w:rPr>
-      </w:pPr>
-    </w:p>
-    <w:p>
-      <w:r>
-        <w:br w:type="page"/>
-      </w:r>
-    </w:p>
-    <w:p>
-      <w:pPr>
-        <w:pStyle w:val="Heading3"/>
-      </w:pPr>
-      <w:r>
-        <w:lastRenderedPageBreak/>
-        <w:t>Shared Models</w:t>
-      </w:r>
-    </w:p>
-    <w:p>
-      <w:pPr>
-        <w:jc w:val="both"/>
+        <w:drawing>
+          <wp:inline distT="0" distB="0" distL="0" distR="0" wp14:anchorId="2460FFB0" wp14:editId="383DD330">
+            <wp:extent cx="5274310" cy="1048385"/>
+            <wp:effectExtent l="133350" t="152400" r="326390" b="342265"/>
+            <wp:docPr id="2005306747" name="Picture 6"/>
+            <wp:cNvGraphicFramePr>
+              <a:graphicFrameLocks xmlns:a="http://schemas.openxmlformats.org/drawingml/2006/main" noChangeAspect="1"/>
+            </wp:cNvGraphicFramePr>
+            <a:graphic xmlns:a="http://schemas.openxmlformats.org/drawingml/2006/main">
+              <a:graphicData uri="http://schemas.openxmlformats.org/drawingml/2006/picture">
+                <pic:pic xmlns:pic="http://schemas.openxmlformats.org/drawingml/2006/picture">
+                  <pic:nvPicPr>
+                    <pic:cNvPr id="0" name="Picture 412"/>
+                    <pic:cNvPicPr>
+                      <a:picLocks noChangeAspect="1" noChangeArrowheads="1"/>
+                    </pic:cNvPicPr>
+                  </pic:nvPicPr>
+                  <pic:blipFill>
+                    <a:blip r:embed="rId12" cstate="print">
+                      <a:extLst>
+                        <a:ext uri="{28A0092B-C50C-407E-A947-70E740481C1C}">
+                          <a14:useLocalDpi xmlns:a14="http://schemas.microsoft.com/office/drawing/2010/main" val="0"/>
+                        </a:ext>
+                      </a:extLst>
+                    </a:blip>
+                    <a:srcRect/>
+                    <a:stretch>
+                      <a:fillRect/>
+                    </a:stretch>
+                  </pic:blipFill>
+                  <pic:spPr bwMode="auto">
+                    <a:xfrm>
+                      <a:off x="0" y="0"/>
+                      <a:ext cx="5274310" cy="1048385"/>
+                    </a:xfrm>
+                    <a:prstGeom prst="rect">
+                      <a:avLst/>
+                    </a:prstGeom>
+                    <a:ln>
+                      <a:noFill/>
+                    </a:ln>
+                    <a:effectLst>
+                      <a:outerShdw blurRad="292100" dist="139700" dir="2700000" algn="tl" rotWithShape="0">
+                        <a:srgbClr val="333333">
+                          <a:alpha val="65000"/>
+                        </a:srgbClr>
+                      </a:outerShdw>
+                    </a:effectLst>
+                  </pic:spPr>
+                </pic:pic>
+              </a:graphicData>
+            </a:graphic>
+          </wp:inline>
+        </w:drawing>
+      </w:r>
+    </w:p>
+    <w:p>
+      <w:pPr>
+        <w:jc w:val="center"/>
+      </w:pPr>
+      <w:r>
         <w:rPr>
-          <w:lang w:bidi="ar-EG"/>
+          <w:i/>
+          <w:iCs/>
         </w:rPr>
-      </w:pPr>
-      <w:r>
-        <w:rPr>
-          <w:rtl/>
-          <w:lang w:bidi="ar-EG"/>
-        </w:rPr>
-        <w:tab/>
-      </w:r>
-      <w:r>
-        <w:rPr>
-          <w:lang w:bidi="ar-EG"/>
-        </w:rPr>
-        <w:t>These common models are centralized to be used by the whole system to avoid redundancy and improve consistency.</w:t>
-      </w:r>
-      <w:r>
-        <w:rPr>
-          <w:lang w:bidi="ar-EG"/>
-        </w:rPr>
-        <w:t xml:space="preserve"> </w:t>
-      </w:r>
-      <w:r>
-        <w:rPr>
-          <w:lang w:bidi="ar-EG"/>
-        </w:rPr>
-        <w:t>They represent the core business objects stored in the database.</w:t>
-      </w:r>
-    </w:p>
-    <w:p>
-      <w:pPr>
-        <w:ind w:firstLine="720"/>
-        <w:jc w:val="both"/>
-        <w:rPr>
-          <w:lang w:bidi="ar-EG"/>
-        </w:rPr>
-      </w:pPr>
-      <w:r>
-        <w:rPr>
-          <w:lang w:bidi="ar-EG"/>
-        </w:rPr>
-        <w:t xml:space="preserve">The design rule is that any model used by multiple modules is placed in </w:t>
-      </w:r>
-      <w:r>
-        <w:rPr>
-          <w:lang w:bidi="ar-EG"/>
-        </w:rPr>
-        <w:t xml:space="preserve">the </w:t>
-      </w:r>
-      <w:r>
-        <w:rPr>
-          <w:lang w:bidi="ar-EG"/>
-        </w:rPr>
-        <w:t>shared</w:t>
-      </w:r>
-      <w:r>
-        <w:rPr>
-          <w:lang w:bidi="ar-EG"/>
-        </w:rPr>
-        <w:t xml:space="preserve"> models,</w:t>
-      </w:r>
-      <w:r>
-        <w:rPr>
-          <w:lang w:bidi="ar-EG"/>
-        </w:rPr>
-        <w:t xml:space="preserve"> while models used by only one module remain local to that module. </w:t>
+        <w:t>Figure 6: React Frontend Internal Architecture</w:t>
+      </w:r>
+    </w:p>
+    <w:p>
+      <w:pPr>
+        <w:jc w:val="both"/>
+      </w:pPr>
+      <w:r>
+        <w:pict w14:anchorId="4B45FE31">
+          <v:rect id="_x0000_i1043" style="width:0;height:0" o:hralign="center" o:hrstd="t" o:hr="t" fillcolor="#a0a0a0" stroked="f"/>
+        </w:pict>
       </w:r>
     </w:p>
     <w:p>
@@ -507,324 +889,361 @@
         <w:rPr>
           <w:b/>
           <w:bCs/>
-          <w:lang w:bidi="ar-EG"/>
         </w:rPr>
       </w:pPr>
       <w:r>
         <w:rPr>
           <w:b/>
           <w:bCs/>
-          <w:lang w:bidi="ar-EG"/>
         </w:rPr>
-        <w:t>Shared Entities:</w:t>
-      </w:r>
-    </w:p>
-    <w:p>
-      <w:pPr>
-        <w:pStyle w:val="ListParagraph"/>
-        <w:numPr>
-          <w:ilvl w:val="0"/>
-          <w:numId w:val="7"/>
-        </w:numPr>
-        <w:jc w:val="both"/>
-        <w:rPr>
-          <w:lang w:bidi="ar-EG"/>
-        </w:rPr>
-      </w:pPr>
-      <w:r>
-        <w:rPr>
-          <w:lang w:bidi="ar-EG"/>
-        </w:rPr>
-        <w:t>User</w:t>
-      </w:r>
-    </w:p>
-    <w:p>
-      <w:pPr>
-        <w:pStyle w:val="ListParagraph"/>
-        <w:numPr>
-          <w:ilvl w:val="0"/>
-          <w:numId w:val="7"/>
-        </w:numPr>
-        <w:jc w:val="both"/>
-        <w:rPr>
-          <w:lang w:bidi="ar-EG"/>
-        </w:rPr>
-      </w:pPr>
-      <w:r>
-        <w:rPr>
-          <w:lang w:bidi="ar-EG"/>
-        </w:rPr>
-        <w:t>Item</w:t>
-      </w:r>
-    </w:p>
-    <w:p>
-      <w:pPr>
-        <w:pStyle w:val="ListParagraph"/>
-        <w:numPr>
-          <w:ilvl w:val="0"/>
-          <w:numId w:val="7"/>
-        </w:numPr>
-        <w:jc w:val="both"/>
-        <w:rPr>
-          <w:lang w:bidi="ar-EG"/>
-        </w:rPr>
-      </w:pPr>
-      <w:r>
-        <w:rPr>
-          <w:lang w:bidi="ar-EG"/>
-        </w:rPr>
-        <w:t>Transaction</w:t>
-      </w:r>
-    </w:p>
-    <w:p>
-      <w:pPr>
-        <w:pStyle w:val="ListParagraph"/>
-        <w:numPr>
-          <w:ilvl w:val="0"/>
-          <w:numId w:val="7"/>
-        </w:numPr>
-        <w:jc w:val="both"/>
-        <w:rPr>
-          <w:lang w:bidi="ar-EG"/>
-        </w:rPr>
-      </w:pPr>
-      <w:r>
-        <w:rPr>
-          <w:lang w:bidi="ar-EG"/>
-        </w:rPr>
-        <w:t>Inventory</w:t>
-      </w:r>
-    </w:p>
-    <w:p>
-      <w:pPr>
-        <w:jc w:val="both"/>
+        <w:t>Shared Models</w:t>
+      </w:r>
+    </w:p>
+    <w:p>
+      <w:pPr>
+        <w:jc w:val="both"/>
+      </w:pPr>
+      <w:r>
+        <w:t>Common models are centralized and shared across backend components to avoid redundancy and improve consistency. They represent the core business objects of the system stored in the database.</w:t>
+      </w:r>
+    </w:p>
+    <w:p>
+      <w:pPr>
+        <w:jc w:val="both"/>
+      </w:pPr>
+      <w:r>
+        <w:t>The design rule is that any model used by multiple modules is placed in the shared models, while models used by only one module remain local to that module.</w:t>
+      </w:r>
+    </w:p>
+    <w:p>
+      <w:pPr>
+        <w:jc w:val="both"/>
+      </w:pPr>
+      <w:r>
         <w:rPr>
           <w:b/>
           <w:bCs/>
-          <w:lang w:bidi="ar-EG"/>
         </w:rPr>
+        <w:t>Shared Entities:</w:t>
+      </w:r>
+    </w:p>
+    <w:p>
+      <w:pPr>
+        <w:numPr>
+          <w:ilvl w:val="0"/>
+          <w:numId w:val="23"/>
+        </w:numPr>
+        <w:jc w:val="both"/>
+      </w:pPr>
+      <w:r>
+        <w:t>User</w:t>
+      </w:r>
+    </w:p>
+    <w:p>
+      <w:pPr>
+        <w:numPr>
+          <w:ilvl w:val="0"/>
+          <w:numId w:val="23"/>
+        </w:numPr>
+        <w:jc w:val="both"/>
+      </w:pPr>
+      <w:r>
+        <w:t>Item</w:t>
+      </w:r>
+    </w:p>
+    <w:p>
+      <w:pPr>
+        <w:numPr>
+          <w:ilvl w:val="0"/>
+          <w:numId w:val="23"/>
+        </w:numPr>
+        <w:jc w:val="both"/>
+      </w:pPr>
+      <w:r>
+        <w:t>Transaction</w:t>
+      </w:r>
+    </w:p>
+    <w:p>
+      <w:pPr>
+        <w:numPr>
+          <w:ilvl w:val="0"/>
+          <w:numId w:val="23"/>
+        </w:numPr>
+        <w:jc w:val="both"/>
+      </w:pPr>
+      <w:r>
+        <w:t>Inventory</w:t>
+      </w:r>
+    </w:p>
+    <w:p>
+      <w:pPr>
+        <w:jc w:val="both"/>
       </w:pPr>
       <w:r>
         <w:rPr>
           <w:b/>
           <w:bCs/>
-          <w:lang w:bidi="ar-EG"/>
         </w:rPr>
-        <w:t>Shared DTO’s</w:t>
-      </w:r>
-    </w:p>
-    <w:p>
-      <w:pPr>
-        <w:pStyle w:val="ListParagraph"/>
+        <w:t>Shared DTOs:</w:t>
+      </w:r>
+    </w:p>
+    <w:p>
+      <w:pPr>
         <w:numPr>
           <w:ilvl w:val="0"/>
-          <w:numId w:val="8"/>
+          <w:numId w:val="24"/>
         </w:numPr>
         <w:jc w:val="both"/>
-        <w:rPr>
-          <w:lang w:bidi="ar-EG"/>
-        </w:rPr>
-      </w:pPr>
-      <w:proofErr w:type="spellStart"/>
-      <w:r>
-        <w:rPr>
-          <w:lang w:bidi="ar-EG"/>
-        </w:rPr>
+      </w:pPr>
+      <w:r>
         <w:t>UserResponseDto</w:t>
       </w:r>
-      <w:proofErr w:type="spellEnd"/>
-    </w:p>
-    <w:p>
-      <w:pPr>
-        <w:pStyle w:val="ListParagraph"/>
+    </w:p>
+    <w:p>
+      <w:pPr>
         <w:numPr>
           <w:ilvl w:val="0"/>
-          <w:numId w:val="8"/>
+          <w:numId w:val="24"/>
         </w:numPr>
         <w:jc w:val="both"/>
-        <w:rPr>
-          <w:lang w:bidi="ar-EG"/>
-        </w:rPr>
-      </w:pPr>
-      <w:proofErr w:type="spellStart"/>
-      <w:r>
-        <w:rPr>
-          <w:lang w:bidi="ar-EG"/>
-        </w:rPr>
+      </w:pPr>
+      <w:r>
         <w:t>ItemDto</w:t>
       </w:r>
-      <w:proofErr w:type="spellEnd"/>
-    </w:p>
-    <w:p>
-      <w:pPr>
-        <w:pStyle w:val="ListParagraph"/>
+    </w:p>
+    <w:p>
+      <w:pPr>
         <w:numPr>
           <w:ilvl w:val="0"/>
-          <w:numId w:val="8"/>
+          <w:numId w:val="24"/>
         </w:numPr>
         <w:jc w:val="both"/>
-        <w:rPr>
-          <w:lang w:bidi="ar-EG"/>
-        </w:rPr>
-      </w:pPr>
-      <w:proofErr w:type="spellStart"/>
-      <w:r>
-        <w:rPr>
-          <w:lang w:bidi="ar-EG"/>
-        </w:rPr>
+      </w:pPr>
+      <w:r>
         <w:t>TransactionDto</w:t>
       </w:r>
-      <w:proofErr w:type="spellEnd"/>
-    </w:p>
-    <w:p>
-      <w:pPr>
-        <w:ind w:firstLine="360"/>
-        <w:jc w:val="both"/>
-        <w:rPr>
-          <w:lang w:bidi="ar-EG"/>
-        </w:rPr>
-      </w:pPr>
-      <w:r>
-        <w:rPr>
-          <w:lang w:bidi="ar-EG"/>
-        </w:rPr>
-        <w:t xml:space="preserve">DTO’s </w:t>
-      </w:r>
-      <w:r>
-        <w:rPr>
-          <w:lang w:bidi="ar-EG"/>
-        </w:rPr>
-        <w:t>are used to transfer structured data between backend and frontend without directly exposing internal entity classes.</w:t>
-      </w:r>
-    </w:p>
-    <w:p>
-      <w:pPr>
-        <w:jc w:val="both"/>
+    </w:p>
+    <w:p>
+      <w:pPr>
+        <w:jc w:val="both"/>
+      </w:pPr>
+      <w:r>
+        <w:t>DTOs are used to transfer structured data between backend components and the frontend without directly exposing internal entity classes.</w:t>
+      </w:r>
+    </w:p>
+    <w:p>
+      <w:pPr>
+        <w:jc w:val="both"/>
+      </w:pPr>
+      <w:r>
         <w:rPr>
           <w:b/>
           <w:bCs/>
-          <w:lang w:bidi="ar-EG"/>
         </w:rPr>
-      </w:pPr>
-      <w:r>
+        <w:t>Custom Exceptions:</w:t>
+      </w:r>
+    </w:p>
+    <w:p>
+      <w:pPr>
+        <w:numPr>
+          <w:ilvl w:val="0"/>
+          <w:numId w:val="25"/>
+        </w:numPr>
+        <w:jc w:val="both"/>
+      </w:pPr>
+      <w:r>
+        <w:t>InsufficientBalanceException</w:t>
+      </w:r>
+    </w:p>
+    <w:p>
+      <w:pPr>
+        <w:numPr>
+          <w:ilvl w:val="0"/>
+          <w:numId w:val="25"/>
+        </w:numPr>
+        <w:jc w:val="both"/>
+      </w:pPr>
+      <w:r>
+        <w:t>ItemNotFoundException</w:t>
+      </w:r>
+    </w:p>
+    <w:p>
+      <w:pPr>
+        <w:numPr>
+          <w:ilvl w:val="0"/>
+          <w:numId w:val="25"/>
+        </w:numPr>
+        <w:jc w:val="both"/>
+      </w:pPr>
+      <w:r>
+        <w:t>UserNotFoundException</w:t>
+      </w:r>
+    </w:p>
+    <w:p>
+      <w:pPr>
+        <w:numPr>
+          <w:ilvl w:val="0"/>
+          <w:numId w:val="25"/>
+        </w:numPr>
+        <w:jc w:val="both"/>
+      </w:pPr>
+      <w:r>
+        <w:t>UnauthorizedActionException</w:t>
+      </w:r>
+    </w:p>
+    <w:p>
+      <w:pPr>
+        <w:jc w:val="both"/>
+      </w:pPr>
+      <w:r>
+        <w:t>These custom exceptions provide clear and reusable error handling across all backend components.</w:t>
+      </w:r>
+    </w:p>
+    <w:p>
+      <w:pPr>
+        <w:jc w:val="both"/>
+      </w:pPr>
+      <w:r>
+        <w:pict w14:anchorId="5735843A">
+          <v:rect id="_x0000_i1044" style="width:0;height:0" o:hralign="center" o:hrstd="t" o:hr="t" fillcolor="#a0a0a0" stroked="f"/>
+        </w:pict>
+      </w:r>
+    </w:p>
+    <w:p>
+      <w:pPr>
+        <w:jc w:val="both"/>
         <w:rPr>
           <w:b/>
           <w:bCs/>
-          <w:lang w:bidi="ar-EG"/>
         </w:rPr>
-        <w:t>Exceptions</w:t>
-      </w:r>
-    </w:p>
-    <w:p>
-      <w:pPr>
-        <w:pStyle w:val="ListParagraph"/>
+      </w:pPr>
+      <w:r>
+        <w:rPr>
+          <w:b/>
+          <w:bCs/>
+        </w:rPr>
+        <w:t>Three Features Implemented as REST (Bonus)</w:t>
+      </w:r>
+    </w:p>
+    <w:p>
+      <w:pPr>
+        <w:jc w:val="both"/>
+      </w:pPr>
+      <w:r>
+        <w:rPr>
+          <w:b/>
+          <w:bCs/>
+        </w:rPr>
+        <w:t>Register</w:t>
+      </w:r>
+      <w:r>
+        <w:t> was chosen because it is the entry point of the entire system, and every other feature depends on having an account. It demonstrates a complete web service cycle: receiving, validating, and processing input, then returning a structured response. It requires no prior state or authentication, making it the simplest possible standalone web service.</w:t>
+      </w:r>
+    </w:p>
+    <w:p>
+      <w:pPr>
+        <w:jc w:val="both"/>
+      </w:pPr>
+      <w:r>
+        <w:rPr>
+          <w:b/>
+          <w:bCs/>
+        </w:rPr>
+        <w:t>Login</w:t>
+      </w:r>
+      <w:r>
+        <w:t> was chosen because it demonstrates token-based authentication, which is a core distributed systems concept directly relevant to this project. It shows how stateless authentication works across a distributed environment — the server issues a token and never needs to store session state, which is fundamental to scalability.</w:t>
+      </w:r>
+    </w:p>
+    <w:p>
+      <w:pPr>
+        <w:jc w:val="both"/>
+      </w:pPr>
+      <w:r>
+        <w:rPr>
+          <w:b/>
+          <w:bCs/>
+        </w:rPr>
+        <w:t>Deposit</w:t>
+      </w:r>
+      <w:r>
+        <w:t> was chosen because it demonstrates a transactional web service that validates authorization via JWT, performs a state-changing operation on the database, records an audit trail in the transactions table, and returns a confirmation. This covers more web service concepts than a simple read operation and directly demonstrates distributed database consistency in action.</w:t>
+      </w:r>
+    </w:p>
+    <w:p>
+      <w:pPr>
+        <w:jc w:val="both"/>
+      </w:pPr>
+      <w:r>
+        <w:pict w14:anchorId="3B1E8A86">
+          <v:rect id="_x0000_i1045" style="width:0;height:0" o:hralign="center" o:hrstd="t" o:hr="t" fillcolor="#a0a0a0" stroked="f"/>
+        </w:pict>
+      </w:r>
+    </w:p>
+    <w:p>
+      <w:pPr>
+        <w:jc w:val="both"/>
+        <w:rPr>
+          <w:b/>
+          <w:bCs/>
+        </w:rPr>
+      </w:pPr>
+      <w:r>
+        <w:rPr>
+          <w:b/>
+          <w:bCs/>
+        </w:rPr>
+        <w:t>REST Implementation</w:t>
+      </w:r>
+    </w:p>
+    <w:p>
+      <w:pPr>
+        <w:jc w:val="both"/>
+      </w:pPr>
+      <w:r>
+        <w:t>The three bonus features are implemented using REST via Spring Boot, which provides native REST support through standard HTTP. Data is exchanged in JSON format, which is lightweight, human readable, and integrates directly with the React frontend without any transformation layer.</w:t>
+      </w:r>
+    </w:p>
+    <w:p>
+      <w:pPr>
+        <w:jc w:val="both"/>
+      </w:pPr>
+      <w:r>
+        <w:t>SOAP was considered but rejected because it requires a separate Spring-WS dependency, a WSDL file describing every operation, XML schemas for every request and response, and a completely different controller model. Every request and response must be wrapped in a heavy XML envelope, and the React frontend cannot consume SOAP directly without an additional translation layer. This adds complexity that is not justified given that the system does not require any of SOAP's specific advantages.</w:t>
+      </w:r>
+    </w:p>
+    <w:p>
+      <w:pPr>
+        <w:jc w:val="both"/>
+      </w:pPr>
+      <w:r>
+        <w:pict w14:anchorId="1DB50E46">
+          <v:rect id="_x0000_i1046" style="width:0;height:0" o:hralign="center" o:hrstd="t" o:hr="t" fillcolor="#a0a0a0" stroked="f"/>
+        </w:pict>
+      </w:r>
+    </w:p>
+    <w:p>
+      <w:pPr>
+        <w:jc w:val="both"/>
+        <w:rPr>
+          <w:b/>
+          <w:bCs/>
+        </w:rPr>
+      </w:pPr>
+      <w:r>
+        <w:rPr>
+          <w:b/>
+          <w:bCs/>
+        </w:rPr>
+        <w:t>Benefits of This Architecture</w:t>
+      </w:r>
+    </w:p>
+    <w:p>
+      <w:pPr>
         <w:numPr>
           <w:ilvl w:val="0"/>
-          <w:numId w:val="9"/>
+          <w:numId w:val="26"/>
         </w:numPr>
-        <w:jc w:val="both"/>
-        <w:rPr>
-          <w:lang w:bidi="ar-EG"/>
-        </w:rPr>
-      </w:pPr>
-      <w:proofErr w:type="spellStart"/>
-      <w:r>
-        <w:rPr>
-          <w:lang w:bidi="ar-EG"/>
-        </w:rPr>
-        <w:t>InsufficientBalanceException</w:t>
-      </w:r>
-      <w:proofErr w:type="spellEnd"/>
-    </w:p>
-    <w:p>
-      <w:pPr>
-        <w:pStyle w:val="ListParagraph"/>
-        <w:numPr>
-          <w:ilvl w:val="0"/>
-          <w:numId w:val="9"/>
-        </w:numPr>
-        <w:jc w:val="both"/>
-        <w:rPr>
-          <w:lang w:bidi="ar-EG"/>
-        </w:rPr>
-      </w:pPr>
-      <w:proofErr w:type="spellStart"/>
-      <w:r>
-        <w:rPr>
-          <w:lang w:bidi="ar-EG"/>
-        </w:rPr>
-        <w:t>ItemNotFoundException</w:t>
-      </w:r>
-      <w:proofErr w:type="spellEnd"/>
-    </w:p>
-    <w:p>
-      <w:pPr>
-        <w:pStyle w:val="ListParagraph"/>
-        <w:numPr>
-          <w:ilvl w:val="0"/>
-          <w:numId w:val="9"/>
-        </w:numPr>
-        <w:jc w:val="both"/>
-        <w:rPr>
-          <w:lang w:bidi="ar-EG"/>
-        </w:rPr>
-      </w:pPr>
-      <w:proofErr w:type="spellStart"/>
-      <w:r>
-        <w:rPr>
-          <w:lang w:bidi="ar-EG"/>
-        </w:rPr>
-        <w:t>UserNotFoundException</w:t>
-      </w:r>
-      <w:proofErr w:type="spellEnd"/>
-    </w:p>
-    <w:p>
-      <w:pPr>
-        <w:pStyle w:val="ListParagraph"/>
-        <w:numPr>
-          <w:ilvl w:val="0"/>
-          <w:numId w:val="9"/>
-        </w:numPr>
-        <w:jc w:val="both"/>
-        <w:rPr>
-          <w:lang w:bidi="ar-EG"/>
-        </w:rPr>
-      </w:pPr>
-      <w:proofErr w:type="spellStart"/>
-      <w:r>
-        <w:rPr>
-          <w:lang w:bidi="ar-EG"/>
-        </w:rPr>
-        <w:t>UnauthorizedActionException</w:t>
-      </w:r>
-      <w:proofErr w:type="spellEnd"/>
-    </w:p>
-    <w:p>
-      <w:pPr>
-        <w:ind w:firstLine="360"/>
-        <w:jc w:val="both"/>
-      </w:pPr>
-      <w:r>
-        <w:t>These custom exceptions provide clear and reusable error handling across the system.</w:t>
-      </w:r>
-    </w:p>
-    <w:p>
-      <w:r>
-        <w:br w:type="page"/>
-      </w:r>
-    </w:p>
-    <w:p>
-      <w:pPr>
-        <w:pStyle w:val="Heading2"/>
-      </w:pPr>
-      <w:r>
-        <w:lastRenderedPageBreak/>
-        <w:t>Benefits of this Architecture</w:t>
-      </w:r>
-    </w:p>
-    <w:p>
-      <w:pPr>
-        <w:ind w:firstLine="720"/>
         <w:jc w:val="both"/>
       </w:pPr>
       <w:r>
@@ -835,12 +1254,34 @@
         <w:t>Security:</w:t>
       </w:r>
       <w:r>
-        <w:t xml:space="preserve"> The React frontend has no direct database access — all data flows through the application tier’s-controlled REST interface, which acts as a mandatory gateway for authentication, authorization, and input validation. </w:t>
-      </w:r>
-    </w:p>
-    <w:p>
-      <w:pPr>
-        <w:ind w:firstLine="720"/>
+        <w:t> The React frontend has no direct database access. All data flows through the Socket Server, which acts as a mandatory gateway for authentication, authorization, and input validation.</w:t>
+      </w:r>
+    </w:p>
+    <w:p>
+      <w:pPr>
+        <w:numPr>
+          <w:ilvl w:val="0"/>
+          <w:numId w:val="26"/>
+        </w:numPr>
+        <w:jc w:val="both"/>
+      </w:pPr>
+      <w:r>
+        <w:rPr>
+          <w:b/>
+          <w:bCs/>
+        </w:rPr>
+        <w:t>Compliance:</w:t>
+      </w:r>
+      <w:r>
+        <w:t> The core application is built entirely on raw TCP sockets with no frameworks, satisfying the project requirement for low-level socket communication.</w:t>
+      </w:r>
+    </w:p>
+    <w:p>
+      <w:pPr>
+        <w:numPr>
+          <w:ilvl w:val="0"/>
+          <w:numId w:val="26"/>
+        </w:numPr>
         <w:jc w:val="both"/>
       </w:pPr>
       <w:r>
@@ -851,18 +1292,15 @@
         <w:t>Testability:</w:t>
       </w:r>
       <w:r>
-        <w:t xml:space="preserve"> each tier and each internal layer can be tested in isolation</w:t>
-      </w:r>
-      <w:r>
-        <w:t>,</w:t>
-      </w:r>
-      <w:r>
-        <w:t xml:space="preserve"> allowing failures to be precisely located without ambiguity.</w:t>
-      </w:r>
-    </w:p>
-    <w:p>
-      <w:pPr>
-        <w:ind w:firstLine="720"/>
+        <w:t> Each tier and each internal component can be tested in isolation, allowing failures to be precisely located without ambiguity.</w:t>
+      </w:r>
+    </w:p>
+    <w:p>
+      <w:pPr>
+        <w:numPr>
+          <w:ilvl w:val="0"/>
+          <w:numId w:val="26"/>
+        </w:numPr>
         <w:jc w:val="both"/>
       </w:pPr>
       <w:r>
@@ -873,12 +1311,15 @@
         <w:t>Modularity:</w:t>
       </w:r>
       <w:r>
-        <w:t xml:space="preserve"> Separating the frontend, backend, and data layers makes the system easier to organize and understand. Within the backend, the layered structure further improves modularity.</w:t>
-      </w:r>
-    </w:p>
-    <w:p>
-      <w:pPr>
-        <w:ind w:firstLine="720"/>
+        <w:t> Separating the frontend, bridge, socket server, REST server, and database into distinct components makes the system easier to organize and understand. Within the backend, the handler and service structure further improves modularity.</w:t>
+      </w:r>
+    </w:p>
+    <w:p>
+      <w:pPr>
+        <w:numPr>
+          <w:ilvl w:val="0"/>
+          <w:numId w:val="26"/>
+        </w:numPr>
         <w:jc w:val="both"/>
       </w:pPr>
       <w:r>
@@ -889,12 +1330,15 @@
         <w:t>Maintainability:</w:t>
       </w:r>
       <w:r>
-        <w:t xml:space="preserve"> Controllers, services, and repositories each have a specific responsibility. This makes the code easier to maintain and extend as the system grows.</w:t>
-      </w:r>
-    </w:p>
-    <w:p>
-      <w:pPr>
-        <w:ind w:firstLine="720"/>
+        <w:t> Handlers and services each have a specific responsibility, making the code easier to maintain and extend as the system grows.</w:t>
+      </w:r>
+    </w:p>
+    <w:p>
+      <w:pPr>
+        <w:numPr>
+          <w:ilvl w:val="0"/>
+          <w:numId w:val="26"/>
+        </w:numPr>
         <w:jc w:val="both"/>
       </w:pPr>
       <w:r>
@@ -905,12 +1349,15 @@
         <w:t>Reusability:</w:t>
       </w:r>
       <w:r>
-        <w:t xml:space="preserve"> The shared models package allows common entities, DTOs, and exceptions to be reused across multiple modules without duplication.</w:t>
-      </w:r>
-    </w:p>
-    <w:p>
-      <w:pPr>
-        <w:ind w:firstLine="720"/>
+        <w:t> The shared models package allows common entities, DTOs, and exceptions to be reused across multiple components without duplication.</w:t>
+      </w:r>
+    </w:p>
+    <w:p>
+      <w:pPr>
+        <w:numPr>
+          <w:ilvl w:val="0"/>
+          <w:numId w:val="26"/>
+        </w:numPr>
         <w:jc w:val="both"/>
       </w:pPr>
       <w:r>
@@ -921,45 +1368,31 @@
         <w:t>Scalability:</w:t>
       </w:r>
       <w:r>
-        <w:t xml:space="preserve"> </w:t>
-      </w:r>
-      <w:proofErr w:type="spellStart"/>
-      <w:r>
-        <w:t>CockroachDB</w:t>
-      </w:r>
-      <w:proofErr w:type="spellEnd"/>
-      <w:r>
-        <w:t xml:space="preserve"> supports horizontal scaling and distributed storage, which makes the data layer more scalable than a traditional single-node database.</w:t>
-      </w:r>
-    </w:p>
-    <w:p>
-      <w:pPr>
-        <w:ind w:firstLine="720"/>
-        <w:jc w:val="both"/>
-      </w:pPr>
-      <w:r>
-        <w:rPr>
-          <w:b/>
-          <w:bCs/>
-        </w:rPr>
-        <w:t>Clarity:</w:t>
-      </w:r>
-      <w:r>
-        <w:t xml:space="preserve"> The architecture is straightforward: React handles presentation, Spring Boot handles application logic, and </w:t>
-      </w:r>
-      <w:proofErr w:type="spellStart"/>
-      <w:r>
-        <w:t>CockroachDB</w:t>
-      </w:r>
-      <w:proofErr w:type="spellEnd"/>
-      <w:r>
-        <w:t xml:space="preserve"> handles persistent distributed storage.</w:t>
-      </w:r>
-    </w:p>
-    <w:p>
-      <w:pPr>
-        <w:ind w:firstLine="720"/>
-        <w:jc w:val="both"/>
+        <w:t> CockroachDB supports horizontal scaling and distributed storage, making the data tier more scalable than a traditional single-node database.</w:t>
+      </w:r>
+    </w:p>
+    <w:p>
+      <w:pPr>
+        <w:numPr>
+          <w:ilvl w:val="0"/>
+          <w:numId w:val="26"/>
+        </w:numPr>
+        <w:jc w:val="both"/>
+        <w:sectPr>
+          <w:footerReference w:type="default" r:id="rId13"/>
+          <w:pgSz w:w="11906" w:h="16838"/>
+          <w:pgMar w:top="1440" w:right="1800" w:bottom="1440" w:left="1800" w:header="720" w:footer="720" w:gutter="0"/>
+          <w:pgBorders w:offsetFrom="page">
+            <w:top w:val="thinThickSmallGap" w:sz="24" w:space="24" w:color="auto"/>
+            <w:left w:val="thinThickSmallGap" w:sz="24" w:space="24" w:color="auto"/>
+            <w:bottom w:val="thickThinSmallGap" w:sz="24" w:space="24" w:color="auto"/>
+            <w:right w:val="thickThinSmallGap" w:sz="24" w:space="24" w:color="auto"/>
+          </w:pgBorders>
+          <w:cols w:space="720"/>
+          <w:bidi/>
+          <w:rtlGutter/>
+          <w:docGrid w:linePitch="360"/>
+        </w:sectPr>
       </w:pPr>
       <w:r>
         <w:rPr>
@@ -969,16 +1402,7 @@
         <w:t>Transparency:</w:t>
       </w:r>
       <w:r>
-        <w:t xml:space="preserve"> </w:t>
-      </w:r>
-      <w:r>
-        <w:t xml:space="preserve">The architecture </w:t>
-      </w:r>
-      <w:r>
-        <w:t>hides</w:t>
-      </w:r>
-      <w:r>
-        <w:t xml:space="preserve"> internal implementation complexity from users and higher-level components. For example, the frontend interacts with a unified REST interface without needing to know the details of backend layering or distributed database replication.</w:t>
+        <w:t> The architecture hides internal implementation complexity from users and higher-level components. The frontend interacts with a unified interface without needing to know the details of backend layering or distributed database replication.</w:t>
       </w:r>
     </w:p>
     <w:p>
@@ -987,6 +1411,7 @@
       </w:pPr>
     </w:p>
     <w:sectPr>
+      <w:footerReference w:type="default" r:id="rId14"/>
       <w:pgSz w:w="11906" w:h="16838"/>
       <w:pgMar w:top="1440" w:right="1800" w:bottom="1440" w:left="1800" w:header="720" w:footer="720" w:gutter="0"/>
       <w:pgBorders w:offsetFrom="page">
@@ -1004,8 +1429,166 @@
 </w:document>
 </file>
 
+<file path=word/endnotes.xml><?xml version="1.0" encoding="utf-8"?>
+<w:endnotes xmlns:wpc="http://schemas.microsoft.com/office/word/2010/wordprocessingCanvas" xmlns:cx="http://schemas.microsoft.com/office/drawing/2014/chartex" xmlns:cx1="http://schemas.microsoft.com/office/drawing/2015/9/8/chartex" xmlns:cx2="http://schemas.microsoft.com/office/drawing/2015/10/21/chartex" xmlns:cx3="http://schemas.microsoft.com/office/drawing/2016/5/9/chartex" xmlns:cx4="http://schemas.microsoft.com/office/drawing/2016/5/10/chartex" xmlns:cx5="http://schemas.microsoft.com/office/drawing/2016/5/11/chartex" xmlns:cx6="http://schemas.microsoft.com/office/drawing/2016/5/12/chartex" xmlns:cx7="http://schemas.microsoft.com/office/drawing/2016/5/13/chartex" xmlns:cx8="http://schemas.microsoft.com/office/drawing/2016/5/14/chartex" xmlns:mc="http://schemas.openxmlformats.org/markup-compatibility/2006" xmlns:aink="http://schemas.microsoft.com/office/drawing/2016/ink" xmlns:am3d="http://schemas.microsoft.com/office/drawing/2017/model3d" xmlns:o="urn:schemas-microsoft-com:office:office" xmlns:oel="http://schemas.microsoft.com/office/2019/extlst" xmlns:r="http://schemas.openxmlformats.org/officeDocument/2006/relationships" xmlns:m="http://schemas.openxmlformats.org/officeDocument/2006/math" xmlns:v="urn:schemas-microsoft-com:vml" xmlns:wp14="http://schemas.microsoft.com/office/word/2010/wordprocessingDrawing" xmlns:wp="http://schemas.openxmlformats.org/drawingml/2006/wordprocessingDrawing" xmlns:w10="urn:schemas-microsoft-com:office:word" xmlns:w="http://schemas.openxmlformats.org/wordprocessingml/2006/main" xmlns:w14="http://schemas.microsoft.com/office/word/2010/wordml" xmlns:w15="http://schemas.microsoft.com/office/word/2012/wordml" xmlns:w16cex="http://schemas.microsoft.com/office/word/2018/wordml/cex" xmlns:w16cid="http://schemas.microsoft.com/office/word/2016/wordml/cid" xmlns:w16="http://schemas.microsoft.com/office/word/2018/wordml" xmlns:w16du="http://schemas.microsoft.com/office/word/2023/wordml/word16du" xmlns:w16sdtdh="http://schemas.microsoft.com/office/word/2020/wordml/sdtdatahash" xmlns:w16sdtfl="http://schemas.microsoft.com/office/word/2024/wordml/sdtformatlock" xmlns:w16se="http://schemas.microsoft.com/office/word/2015/wordml/symex" xmlns:wpg="http://schemas.microsoft.com/office/word/2010/wordprocessingGroup" xmlns:wpi="http://schemas.microsoft.com/office/word/2010/wordprocessingInk" xmlns:wne="http://schemas.microsoft.com/office/word/2006/wordml" xmlns:wps="http://schemas.microsoft.com/office/word/2010/wordprocessingShape" mc:Ignorable="w14 w15 w16se w16cid w16 w16cex w16sdtdh w16sdtfl w16du wp14">
+  <w:endnote w:type="separator" w:id="-1">
+    <w:p>
+      <w:pPr>
+        <w:spacing w:after="0" w:line="240" w:lineRule="auto"/>
+      </w:pPr>
+      <w:r>
+        <w:separator/>
+      </w:r>
+    </w:p>
+  </w:endnote>
+  <w:endnote w:type="continuationSeparator" w:id="0">
+    <w:p>
+      <w:pPr>
+        <w:spacing w:after="0" w:line="240" w:lineRule="auto"/>
+      </w:pPr>
+      <w:r>
+        <w:continuationSeparator/>
+      </w:r>
+    </w:p>
+  </w:endnote>
+</w:endnotes>
+</file>
+
+<file path=word/footer1.xml><?xml version="1.0" encoding="utf-8"?>
+<w:ftr xmlns:wpc="http://schemas.microsoft.com/office/word/2010/wordprocessingCanvas" xmlns:cx="http://schemas.microsoft.com/office/drawing/2014/chartex" xmlns:cx1="http://schemas.microsoft.com/office/drawing/2015/9/8/chartex" xmlns:cx2="http://schemas.microsoft.com/office/drawing/2015/10/21/chartex" xmlns:cx3="http://schemas.microsoft.com/office/drawing/2016/5/9/chartex" xmlns:cx4="http://schemas.microsoft.com/office/drawing/2016/5/10/chartex" xmlns:cx5="http://schemas.microsoft.com/office/drawing/2016/5/11/chartex" xmlns:cx6="http://schemas.microsoft.com/office/drawing/2016/5/12/chartex" xmlns:cx7="http://schemas.microsoft.com/office/drawing/2016/5/13/chartex" xmlns:cx8="http://schemas.microsoft.com/office/drawing/2016/5/14/chartex" xmlns:mc="http://schemas.openxmlformats.org/markup-compatibility/2006" xmlns:aink="http://schemas.microsoft.com/office/drawing/2016/ink" xmlns:am3d="http://schemas.microsoft.com/office/drawing/2017/model3d" xmlns:o="urn:schemas-microsoft-com:office:office" xmlns:oel="http://schemas.microsoft.com/office/2019/extlst" xmlns:r="http://schemas.openxmlformats.org/officeDocument/2006/relationships" xmlns:m="http://schemas.openxmlformats.org/officeDocument/2006/math" xmlns:v="urn:schemas-microsoft-com:vml" xmlns:wp14="http://schemas.microsoft.com/office/word/2010/wordprocessingDrawing" xmlns:wp="http://schemas.openxmlformats.org/drawingml/2006/wordprocessingDrawing" xmlns:w10="urn:schemas-microsoft-com:office:word" xmlns:w="http://schemas.openxmlformats.org/wordprocessingml/2006/main" xmlns:w14="http://schemas.microsoft.com/office/word/2010/wordml" xmlns:w15="http://schemas.microsoft.com/office/word/2012/wordml" xmlns:w16cex="http://schemas.microsoft.com/office/word/2018/wordml/cex" xmlns:w16cid="http://schemas.microsoft.com/office/word/2016/wordml/cid" xmlns:w16="http://schemas.microsoft.com/office/word/2018/wordml" xmlns:w16du="http://schemas.microsoft.com/office/word/2023/wordml/word16du" xmlns:w16sdtdh="http://schemas.microsoft.com/office/word/2020/wordml/sdtdatahash" xmlns:w16sdtfl="http://schemas.microsoft.com/office/word/2024/wordml/sdtformatlock" xmlns:w16se="http://schemas.microsoft.com/office/word/2015/wordml/symex" xmlns:wpg="http://schemas.microsoft.com/office/word/2010/wordprocessingGroup" xmlns:wpi="http://schemas.microsoft.com/office/word/2010/wordprocessingInk" xmlns:wne="http://schemas.microsoft.com/office/word/2006/wordml" xmlns:wps="http://schemas.microsoft.com/office/word/2010/wordprocessingShape" mc:Ignorable="w14 w15 w16se w16cid w16 w16cex w16sdtdh w16sdtfl w16du wp14">
+  <w:sdt>
+    <w:sdtPr>
+      <w:id w:val="-2063778270"/>
+      <w:docPartObj>
+        <w:docPartGallery w:val="Page Numbers (Bottom of Page)"/>
+        <w:docPartUnique/>
+      </w:docPartObj>
+    </w:sdtPr>
+    <w:sdtContent>
+      <w:p>
+        <w:pPr>
+          <w:pStyle w:val="Footer"/>
+          <w:jc w:val="right"/>
+        </w:pPr>
+        <w:r>
+          <w:t xml:space="preserve">Page | </w:t>
+        </w:r>
+        <w:r>
+          <w:fldChar w:fldCharType="begin"/>
+        </w:r>
+        <w:r>
+          <w:instrText xml:space="preserve"> PAGE   \* MERGEFORMAT </w:instrText>
+        </w:r>
+        <w:r>
+          <w:fldChar w:fldCharType="separate"/>
+        </w:r>
+        <w:r>
+          <w:rPr>
+            <w:noProof/>
+          </w:rPr>
+          <w:t>2</w:t>
+        </w:r>
+        <w:r>
+          <w:rPr>
+            <w:noProof/>
+          </w:rPr>
+          <w:fldChar w:fldCharType="end"/>
+        </w:r>
+        <w:r>
+          <w:t xml:space="preserve"> </w:t>
+        </w:r>
+      </w:p>
+    </w:sdtContent>
+  </w:sdt>
+  <w:p>
+    <w:pPr>
+      <w:pStyle w:val="Footer"/>
+    </w:pPr>
+  </w:p>
+</w:ftr>
+</file>
+
+<file path=word/footer2.xml><?xml version="1.0" encoding="utf-8"?>
+<w:ftr xmlns:wpc="http://schemas.microsoft.com/office/word/2010/wordprocessingCanvas" xmlns:cx="http://schemas.microsoft.com/office/drawing/2014/chartex" xmlns:cx1="http://schemas.microsoft.com/office/drawing/2015/9/8/chartex" xmlns:cx2="http://schemas.microsoft.com/office/drawing/2015/10/21/chartex" xmlns:cx3="http://schemas.microsoft.com/office/drawing/2016/5/9/chartex" xmlns:cx4="http://schemas.microsoft.com/office/drawing/2016/5/10/chartex" xmlns:cx5="http://schemas.microsoft.com/office/drawing/2016/5/11/chartex" xmlns:cx6="http://schemas.microsoft.com/office/drawing/2016/5/12/chartex" xmlns:cx7="http://schemas.microsoft.com/office/drawing/2016/5/13/chartex" xmlns:cx8="http://schemas.microsoft.com/office/drawing/2016/5/14/chartex" xmlns:mc="http://schemas.openxmlformats.org/markup-compatibility/2006" xmlns:aink="http://schemas.microsoft.com/office/drawing/2016/ink" xmlns:am3d="http://schemas.microsoft.com/office/drawing/2017/model3d" xmlns:o="urn:schemas-microsoft-com:office:office" xmlns:oel="http://schemas.microsoft.com/office/2019/extlst" xmlns:r="http://schemas.openxmlformats.org/officeDocument/2006/relationships" xmlns:m="http://schemas.openxmlformats.org/officeDocument/2006/math" xmlns:v="urn:schemas-microsoft-com:vml" xmlns:wp14="http://schemas.microsoft.com/office/word/2010/wordprocessingDrawing" xmlns:wp="http://schemas.openxmlformats.org/drawingml/2006/wordprocessingDrawing" xmlns:w10="urn:schemas-microsoft-com:office:word" xmlns:w="http://schemas.openxmlformats.org/wordprocessingml/2006/main" xmlns:w14="http://schemas.microsoft.com/office/word/2010/wordml" xmlns:w15="http://schemas.microsoft.com/office/word/2012/wordml" xmlns:w16cex="http://schemas.microsoft.com/office/word/2018/wordml/cex" xmlns:w16cid="http://schemas.microsoft.com/office/word/2016/wordml/cid" xmlns:w16="http://schemas.microsoft.com/office/word/2018/wordml" xmlns:w16du="http://schemas.microsoft.com/office/word/2023/wordml/word16du" xmlns:w16sdtdh="http://schemas.microsoft.com/office/word/2020/wordml/sdtdatahash" xmlns:w16sdtfl="http://schemas.microsoft.com/office/word/2024/wordml/sdtformatlock" xmlns:w16se="http://schemas.microsoft.com/office/word/2015/wordml/symex" xmlns:wpg="http://schemas.microsoft.com/office/word/2010/wordprocessingGroup" xmlns:wpi="http://schemas.microsoft.com/office/word/2010/wordprocessingInk" xmlns:wne="http://schemas.microsoft.com/office/word/2006/wordml" xmlns:wps="http://schemas.microsoft.com/office/word/2010/wordprocessingShape" mc:Ignorable="w14 w15 w16se w16cid w16 w16cex w16sdtdh w16sdtfl w16du wp14">
+  <w:sdt>
+    <w:sdtPr>
+      <w:id w:val="1205205134"/>
+      <w:docPartObj>
+        <w:docPartGallery w:val="Page Numbers (Bottom of Page)"/>
+        <w:docPartUnique/>
+      </w:docPartObj>
+    </w:sdtPr>
+    <w:sdtContent>
+      <w:p>
+        <w:pPr>
+          <w:pStyle w:val="Footer"/>
+          <w:jc w:val="right"/>
+        </w:pPr>
+        <w:r>
+          <w:t xml:space="preserve">Page | </w:t>
+        </w:r>
+        <w:r>
+          <w:fldChar w:fldCharType="begin"/>
+        </w:r>
+        <w:r>
+          <w:instrText xml:space="preserve"> PAGE   \* MERGEFORMAT </w:instrText>
+        </w:r>
+        <w:r>
+          <w:fldChar w:fldCharType="separate"/>
+        </w:r>
+        <w:r>
+          <w:rPr>
+            <w:noProof/>
+          </w:rPr>
+          <w:t>2</w:t>
+        </w:r>
+        <w:r>
+          <w:rPr>
+            <w:noProof/>
+          </w:rPr>
+          <w:fldChar w:fldCharType="end"/>
+        </w:r>
+        <w:r>
+          <w:t xml:space="preserve"> </w:t>
+        </w:r>
+      </w:p>
+    </w:sdtContent>
+  </w:sdt>
+  <w:p>
+    <w:pPr>
+      <w:pStyle w:val="Footer"/>
+    </w:pPr>
+  </w:p>
+</w:ftr>
+</file>
+
+<file path=word/footnotes.xml><?xml version="1.0" encoding="utf-8"?>
+<w:footnotes xmlns:wpc="http://schemas.microsoft.com/office/word/2010/wordprocessingCanvas" xmlns:cx="http://schemas.microsoft.com/office/drawing/2014/chartex" xmlns:cx1="http://schemas.microsoft.com/office/drawing/2015/9/8/chartex" xmlns:cx2="http://schemas.microsoft.com/office/drawing/2015/10/21/chartex" xmlns:cx3="http://schemas.microsoft.com/office/drawing/2016/5/9/chartex" xmlns:cx4="http://schemas.microsoft.com/office/drawing/2016/5/10/chartex" xmlns:cx5="http://schemas.microsoft.com/office/drawing/2016/5/11/chartex" xmlns:cx6="http://schemas.microsoft.com/office/drawing/2016/5/12/chartex" xmlns:cx7="http://schemas.microsoft.com/office/drawing/2016/5/13/chartex" xmlns:cx8="http://schemas.microsoft.com/office/drawing/2016/5/14/chartex" xmlns:mc="http://schemas.openxmlformats.org/markup-compatibility/2006" xmlns:aink="http://schemas.microsoft.com/office/drawing/2016/ink" xmlns:am3d="http://schemas.microsoft.com/office/drawing/2017/model3d" xmlns:o="urn:schemas-microsoft-com:office:office" xmlns:oel="http://schemas.microsoft.com/office/2019/extlst" xmlns:r="http://schemas.openxmlformats.org/officeDocument/2006/relationships" xmlns:m="http://schemas.openxmlformats.org/officeDocument/2006/math" xmlns:v="urn:schemas-microsoft-com:vml" xmlns:wp14="http://schemas.microsoft.com/office/word/2010/wordprocessingDrawing" xmlns:wp="http://schemas.openxmlformats.org/drawingml/2006/wordprocessingDrawing" xmlns:w10="urn:schemas-microsoft-com:office:word" xmlns:w="http://schemas.openxmlformats.org/wordprocessingml/2006/main" xmlns:w14="http://schemas.microsoft.com/office/word/2010/wordml" xmlns:w15="http://schemas.microsoft.com/office/word/2012/wordml" xmlns:w16cex="http://schemas.microsoft.com/office/word/2018/wordml/cex" xmlns:w16cid="http://schemas.microsoft.com/office/word/2016/wordml/cid" xmlns:w16="http://schemas.microsoft.com/office/word/2018/wordml" xmlns:w16du="http://schemas.microsoft.com/office/word/2023/wordml/word16du" xmlns:w16sdtdh="http://schemas.microsoft.com/office/word/2020/wordml/sdtdatahash" xmlns:w16sdtfl="http://schemas.microsoft.com/office/word/2024/wordml/sdtformatlock" xmlns:w16se="http://schemas.microsoft.com/office/word/2015/wordml/symex" xmlns:wpg="http://schemas.microsoft.com/office/word/2010/wordprocessingGroup" xmlns:wpi="http://schemas.microsoft.com/office/word/2010/wordprocessingInk" xmlns:wne="http://schemas.microsoft.com/office/word/2006/wordml" xmlns:wps="http://schemas.microsoft.com/office/word/2010/wordprocessingShape" mc:Ignorable="w14 w15 w16se w16cid w16 w16cex w16sdtdh w16sdtfl w16du wp14">
+  <w:footnote w:type="separator" w:id="-1">
+    <w:p>
+      <w:pPr>
+        <w:spacing w:after="0" w:line="240" w:lineRule="auto"/>
+      </w:pPr>
+      <w:r>
+        <w:separator/>
+      </w:r>
+    </w:p>
+  </w:footnote>
+  <w:footnote w:type="continuationSeparator" w:id="0">
+    <w:p>
+      <w:pPr>
+        <w:spacing w:after="0" w:line="240" w:lineRule="auto"/>
+      </w:pPr>
+      <w:r>
+        <w:continuationSeparator/>
+      </w:r>
+    </w:p>
+  </w:footnote>
+</w:footnotes>
+</file>
+
 <file path=word/numbering.xml><?xml version="1.0" encoding="utf-8"?>
-<w:numbering xmlns:wpc="http://schemas.microsoft.com/office/word/2010/wordprocessingCanvas" xmlns:cx="http://schemas.microsoft.com/office/drawing/2014/chartex" xmlns:cx1="http://schemas.microsoft.com/office/drawing/2015/9/8/chartex" xmlns:cx2="http://schemas.microsoft.com/office/drawing/2015/10/21/chartex" xmlns:cx3="http://schemas.microsoft.com/office/drawing/2016/5/9/chartex" xmlns:cx4="http://schemas.microsoft.com/office/drawing/2016/5/10/chartex" xmlns:cx5="http://schemas.microsoft.com/office/drawing/2016/5/11/chartex" xmlns:cx6="http://schemas.microsoft.com/office/drawing/2016/5/12/chartex" xmlns:cx7="http://schemas.microsoft.com/office/drawing/2016/5/13/chartex" xmlns:cx8="http://schemas.microsoft.com/office/drawing/2016/5/14/chartex" xmlns:mc="http://schemas.openxmlformats.org/markup-compatibility/2006" xmlns:aink="http://schemas.microsoft.com/office/drawing/2016/ink" xmlns:am3d="http://schemas.microsoft.com/office/drawing/2017/model3d" xmlns:o="urn:schemas-microsoft-com:office:office" xmlns:oel="http://schemas.microsoft.com/office/2019/extlst" xmlns:r="http://schemas.openxmlformats.org/officeDocument/2006/relationships" xmlns:m="http://schemas.openxmlformats.org/officeDocument/2006/math" xmlns:v="urn:schemas-microsoft-com:vml" xmlns:wp14="http://schemas.microsoft.com/office/word/2010/wordprocessingDrawing" xmlns:wp="http://schemas.openxmlformats.org/drawingml/2006/wordprocessingDrawing" xmlns:w10="urn:schemas-microsoft-com:office:word" xmlns:w="http://schemas.openxmlformats.org/wordprocessingml/2006/main" xmlns:w14="http://schemas.microsoft.com/office/word/2010/wordml" xmlns:w15="http://schemas.microsoft.com/office/word/2012/wordml" xmlns:w16cex="http://schemas.microsoft.com/office/word/2018/wordml/cex" xmlns:w16cid="http://schemas.microsoft.com/office/word/2016/wordml/cid" xmlns:w16="http://schemas.microsoft.com/office/word/2018/wordml" xmlns:w16du="http://schemas.microsoft.com/office/word/2023/wordml/word16du" xmlns:w16sdtdh="http://schemas.microsoft.com/office/word/2020/wordml/sdtdatahash" xmlns:w16se="http://schemas.microsoft.com/office/word/2015/wordml/symex" xmlns:wpg="http://schemas.microsoft.com/office/word/2010/wordprocessingGroup" xmlns:wpi="http://schemas.microsoft.com/office/word/2010/wordprocessingInk" xmlns:wne="http://schemas.microsoft.com/office/word/2006/wordml" xmlns:wps="http://schemas.microsoft.com/office/word/2010/wordprocessingShape" mc:Ignorable="w14 w15 w16se w16cid w16 w16cex w16sdtdh wp14">
+<w:numbering xmlns:wpc="http://schemas.microsoft.com/office/word/2010/wordprocessingCanvas" xmlns:cx="http://schemas.microsoft.com/office/drawing/2014/chartex" xmlns:cx1="http://schemas.microsoft.com/office/drawing/2015/9/8/chartex" xmlns:cx2="http://schemas.microsoft.com/office/drawing/2015/10/21/chartex" xmlns:cx3="http://schemas.microsoft.com/office/drawing/2016/5/9/chartex" xmlns:cx4="http://schemas.microsoft.com/office/drawing/2016/5/10/chartex" xmlns:cx5="http://schemas.microsoft.com/office/drawing/2016/5/11/chartex" xmlns:cx6="http://schemas.microsoft.com/office/drawing/2016/5/12/chartex" xmlns:cx7="http://schemas.microsoft.com/office/drawing/2016/5/13/chartex" xmlns:cx8="http://schemas.microsoft.com/office/drawing/2016/5/14/chartex" xmlns:mc="http://schemas.openxmlformats.org/markup-compatibility/2006" xmlns:aink="http://schemas.microsoft.com/office/drawing/2016/ink" xmlns:am3d="http://schemas.microsoft.com/office/drawing/2017/model3d" xmlns:o="urn:schemas-microsoft-com:office:office" xmlns:oel="http://schemas.microsoft.com/office/2019/extlst" xmlns:r="http://schemas.openxmlformats.org/officeDocument/2006/relationships" xmlns:m="http://schemas.openxmlformats.org/officeDocument/2006/math" xmlns:v="urn:schemas-microsoft-com:vml" xmlns:wp14="http://schemas.microsoft.com/office/word/2010/wordprocessingDrawing" xmlns:wp="http://schemas.openxmlformats.org/drawingml/2006/wordprocessingDrawing" xmlns:w10="urn:schemas-microsoft-com:office:word" xmlns:w="http://schemas.openxmlformats.org/wordprocessingml/2006/main" xmlns:w14="http://schemas.microsoft.com/office/word/2010/wordml" xmlns:w15="http://schemas.microsoft.com/office/word/2012/wordml" xmlns:w16cex="http://schemas.microsoft.com/office/word/2018/wordml/cex" xmlns:w16cid="http://schemas.microsoft.com/office/word/2016/wordml/cid" xmlns:w16="http://schemas.microsoft.com/office/word/2018/wordml" xmlns:w16du="http://schemas.microsoft.com/office/word/2023/wordml/word16du" xmlns:w16sdtdh="http://schemas.microsoft.com/office/word/2020/wordml/sdtdatahash" xmlns:w16sdtfl="http://schemas.microsoft.com/office/word/2024/wordml/sdtformatlock" xmlns:w16se="http://schemas.microsoft.com/office/word/2015/wordml/symex" xmlns:wpg="http://schemas.microsoft.com/office/word/2010/wordprocessingGroup" xmlns:wpi="http://schemas.microsoft.com/office/word/2010/wordprocessingInk" xmlns:wne="http://schemas.microsoft.com/office/word/2006/wordml" xmlns:wps="http://schemas.microsoft.com/office/word/2010/wordprocessingShape" mc:Ignorable="w14 w15 w16se w16cid w16 w16cex w16sdtdh w16sdtfl w16du wp14">
   <w:abstractNum w:abstractNumId="0" w15:restartNumberingAfterBreak="0">
     <w:nsid w:val="01C87830"/>
     <w:multiLevelType w:val="hybridMultilevel"/>
@@ -1233,6 +1816,155 @@
     </w:lvl>
   </w:abstractNum>
   <w:abstractNum w:abstractNumId="2" w15:restartNumberingAfterBreak="0">
+    <w:nsid w:val="0C4156E8"/>
+    <w:multiLevelType w:val="multilevel"/>
+    <w:tmpl w:val="AAE6AA32"/>
+    <w:lvl w:ilvl="0">
+      <w:start w:val="1"/>
+      <w:numFmt w:val="bullet"/>
+      <w:lvlText w:val=""/>
+      <w:lvlJc w:val="left"/>
+      <w:pPr>
+        <w:tabs>
+          <w:tab w:val="num" w:pos="720"/>
+        </w:tabs>
+        <w:ind w:left="720" w:hanging="360"/>
+      </w:pPr>
+      <w:rPr>
+        <w:rFonts w:ascii="Symbol" w:hAnsi="Symbol" w:hint="default"/>
+        <w:sz w:val="20"/>
+      </w:rPr>
+    </w:lvl>
+    <w:lvl w:ilvl="1" w:tentative="1">
+      <w:start w:val="1"/>
+      <w:numFmt w:val="bullet"/>
+      <w:lvlText w:val=""/>
+      <w:lvlJc w:val="left"/>
+      <w:pPr>
+        <w:tabs>
+          <w:tab w:val="num" w:pos="1440"/>
+        </w:tabs>
+        <w:ind w:left="1440" w:hanging="360"/>
+      </w:pPr>
+      <w:rPr>
+        <w:rFonts w:ascii="Symbol" w:hAnsi="Symbol" w:hint="default"/>
+        <w:sz w:val="20"/>
+      </w:rPr>
+    </w:lvl>
+    <w:lvl w:ilvl="2" w:tentative="1">
+      <w:start w:val="1"/>
+      <w:numFmt w:val="bullet"/>
+      <w:lvlText w:val=""/>
+      <w:lvlJc w:val="left"/>
+      <w:pPr>
+        <w:tabs>
+          <w:tab w:val="num" w:pos="2160"/>
+        </w:tabs>
+        <w:ind w:left="2160" w:hanging="360"/>
+      </w:pPr>
+      <w:rPr>
+        <w:rFonts w:ascii="Symbol" w:hAnsi="Symbol" w:hint="default"/>
+        <w:sz w:val="20"/>
+      </w:rPr>
+    </w:lvl>
+    <w:lvl w:ilvl="3" w:tentative="1">
+      <w:start w:val="1"/>
+      <w:numFmt w:val="bullet"/>
+      <w:lvlText w:val=""/>
+      <w:lvlJc w:val="left"/>
+      <w:pPr>
+        <w:tabs>
+          <w:tab w:val="num" w:pos="2880"/>
+        </w:tabs>
+        <w:ind w:left="2880" w:hanging="360"/>
+      </w:pPr>
+      <w:rPr>
+        <w:rFonts w:ascii="Symbol" w:hAnsi="Symbol" w:hint="default"/>
+        <w:sz w:val="20"/>
+      </w:rPr>
+    </w:lvl>
+    <w:lvl w:ilvl="4" w:tentative="1">
+      <w:start w:val="1"/>
+      <w:numFmt w:val="bullet"/>
+      <w:lvlText w:val=""/>
+      <w:lvlJc w:val="left"/>
+      <w:pPr>
+        <w:tabs>
+          <w:tab w:val="num" w:pos="3600"/>
+        </w:tabs>
+        <w:ind w:left="3600" w:hanging="360"/>
+      </w:pPr>
+      <w:rPr>
+        <w:rFonts w:ascii="Symbol" w:hAnsi="Symbol" w:hint="default"/>
+        <w:sz w:val="20"/>
+      </w:rPr>
+    </w:lvl>
+    <w:lvl w:ilvl="5" w:tentative="1">
+      <w:start w:val="1"/>
+      <w:numFmt w:val="bullet"/>
+      <w:lvlText w:val=""/>
+      <w:lvlJc w:val="left"/>
+      <w:pPr>
+        <w:tabs>
+          <w:tab w:val="num" w:pos="4320"/>
+        </w:tabs>
+        <w:ind w:left="4320" w:hanging="360"/>
+      </w:pPr>
+      <w:rPr>
+        <w:rFonts w:ascii="Symbol" w:hAnsi="Symbol" w:hint="default"/>
+        <w:sz w:val="20"/>
+      </w:rPr>
+    </w:lvl>
+    <w:lvl w:ilvl="6" w:tentative="1">
+      <w:start w:val="1"/>
+      <w:numFmt w:val="bullet"/>
+      <w:lvlText w:val=""/>
+      <w:lvlJc w:val="left"/>
+      <w:pPr>
+        <w:tabs>
+          <w:tab w:val="num" w:pos="5040"/>
+        </w:tabs>
+        <w:ind w:left="5040" w:hanging="360"/>
+      </w:pPr>
+      <w:rPr>
+        <w:rFonts w:ascii="Symbol" w:hAnsi="Symbol" w:hint="default"/>
+        <w:sz w:val="20"/>
+      </w:rPr>
+    </w:lvl>
+    <w:lvl w:ilvl="7" w:tentative="1">
+      <w:start w:val="1"/>
+      <w:numFmt w:val="bullet"/>
+      <w:lvlText w:val=""/>
+      <w:lvlJc w:val="left"/>
+      <w:pPr>
+        <w:tabs>
+          <w:tab w:val="num" w:pos="5760"/>
+        </w:tabs>
+        <w:ind w:left="5760" w:hanging="360"/>
+      </w:pPr>
+      <w:rPr>
+        <w:rFonts w:ascii="Symbol" w:hAnsi="Symbol" w:hint="default"/>
+        <w:sz w:val="20"/>
+      </w:rPr>
+    </w:lvl>
+    <w:lvl w:ilvl="8" w:tentative="1">
+      <w:start w:val="1"/>
+      <w:numFmt w:val="bullet"/>
+      <w:lvlText w:val=""/>
+      <w:lvlJc w:val="left"/>
+      <w:pPr>
+        <w:tabs>
+          <w:tab w:val="num" w:pos="6480"/>
+        </w:tabs>
+        <w:ind w:left="6480" w:hanging="360"/>
+      </w:pPr>
+      <w:rPr>
+        <w:rFonts w:ascii="Symbol" w:hAnsi="Symbol" w:hint="default"/>
+        <w:sz w:val="20"/>
+      </w:rPr>
+    </w:lvl>
+  </w:abstractNum>
+  <w:abstractNum w:abstractNumId="3" w15:restartNumberingAfterBreak="0">
     <w:nsid w:val="10D316DA"/>
     <w:multiLevelType w:val="hybridMultilevel"/>
     <w:tmpl w:val="B9801AE0"/>
@@ -1345,7 +2077,7 @@
       </w:rPr>
     </w:lvl>
   </w:abstractNum>
-  <w:abstractNum w:abstractNumId="3" w15:restartNumberingAfterBreak="0">
+  <w:abstractNum w:abstractNumId="4" w15:restartNumberingAfterBreak="0">
     <w:nsid w:val="176C3E1D"/>
     <w:multiLevelType w:val="hybridMultilevel"/>
     <w:tmpl w:val="383E1A2A"/>
@@ -1458,7 +2190,7 @@
       </w:rPr>
     </w:lvl>
   </w:abstractNum>
-  <w:abstractNum w:abstractNumId="4" w15:restartNumberingAfterBreak="0">
+  <w:abstractNum w:abstractNumId="5" w15:restartNumberingAfterBreak="0">
     <w:nsid w:val="1D045FC3"/>
     <w:multiLevelType w:val="hybridMultilevel"/>
     <w:tmpl w:val="27069F82"/>
@@ -1570,7 +2302,156 @@
       </w:rPr>
     </w:lvl>
   </w:abstractNum>
-  <w:abstractNum w:abstractNumId="5" w15:restartNumberingAfterBreak="0">
+  <w:abstractNum w:abstractNumId="6" w15:restartNumberingAfterBreak="0">
+    <w:nsid w:val="1FD85DFB"/>
+    <w:multiLevelType w:val="multilevel"/>
+    <w:tmpl w:val="712294CC"/>
+    <w:lvl w:ilvl="0">
+      <w:start w:val="1"/>
+      <w:numFmt w:val="bullet"/>
+      <w:lvlText w:val=""/>
+      <w:lvlJc w:val="left"/>
+      <w:pPr>
+        <w:tabs>
+          <w:tab w:val="num" w:pos="720"/>
+        </w:tabs>
+        <w:ind w:left="720" w:hanging="360"/>
+      </w:pPr>
+      <w:rPr>
+        <w:rFonts w:ascii="Symbol" w:hAnsi="Symbol" w:hint="default"/>
+        <w:sz w:val="20"/>
+      </w:rPr>
+    </w:lvl>
+    <w:lvl w:ilvl="1" w:tentative="1">
+      <w:start w:val="1"/>
+      <w:numFmt w:val="bullet"/>
+      <w:lvlText w:val=""/>
+      <w:lvlJc w:val="left"/>
+      <w:pPr>
+        <w:tabs>
+          <w:tab w:val="num" w:pos="1440"/>
+        </w:tabs>
+        <w:ind w:left="1440" w:hanging="360"/>
+      </w:pPr>
+      <w:rPr>
+        <w:rFonts w:ascii="Symbol" w:hAnsi="Symbol" w:hint="default"/>
+        <w:sz w:val="20"/>
+      </w:rPr>
+    </w:lvl>
+    <w:lvl w:ilvl="2" w:tentative="1">
+      <w:start w:val="1"/>
+      <w:numFmt w:val="bullet"/>
+      <w:lvlText w:val=""/>
+      <w:lvlJc w:val="left"/>
+      <w:pPr>
+        <w:tabs>
+          <w:tab w:val="num" w:pos="2160"/>
+        </w:tabs>
+        <w:ind w:left="2160" w:hanging="360"/>
+      </w:pPr>
+      <w:rPr>
+        <w:rFonts w:ascii="Symbol" w:hAnsi="Symbol" w:hint="default"/>
+        <w:sz w:val="20"/>
+      </w:rPr>
+    </w:lvl>
+    <w:lvl w:ilvl="3" w:tentative="1">
+      <w:start w:val="1"/>
+      <w:numFmt w:val="bullet"/>
+      <w:lvlText w:val=""/>
+      <w:lvlJc w:val="left"/>
+      <w:pPr>
+        <w:tabs>
+          <w:tab w:val="num" w:pos="2880"/>
+        </w:tabs>
+        <w:ind w:left="2880" w:hanging="360"/>
+      </w:pPr>
+      <w:rPr>
+        <w:rFonts w:ascii="Symbol" w:hAnsi="Symbol" w:hint="default"/>
+        <w:sz w:val="20"/>
+      </w:rPr>
+    </w:lvl>
+    <w:lvl w:ilvl="4" w:tentative="1">
+      <w:start w:val="1"/>
+      <w:numFmt w:val="bullet"/>
+      <w:lvlText w:val=""/>
+      <w:lvlJc w:val="left"/>
+      <w:pPr>
+        <w:tabs>
+          <w:tab w:val="num" w:pos="3600"/>
+        </w:tabs>
+        <w:ind w:left="3600" w:hanging="360"/>
+      </w:pPr>
+      <w:rPr>
+        <w:rFonts w:ascii="Symbol" w:hAnsi="Symbol" w:hint="default"/>
+        <w:sz w:val="20"/>
+      </w:rPr>
+    </w:lvl>
+    <w:lvl w:ilvl="5" w:tentative="1">
+      <w:start w:val="1"/>
+      <w:numFmt w:val="bullet"/>
+      <w:lvlText w:val=""/>
+      <w:lvlJc w:val="left"/>
+      <w:pPr>
+        <w:tabs>
+          <w:tab w:val="num" w:pos="4320"/>
+        </w:tabs>
+        <w:ind w:left="4320" w:hanging="360"/>
+      </w:pPr>
+      <w:rPr>
+        <w:rFonts w:ascii="Symbol" w:hAnsi="Symbol" w:hint="default"/>
+        <w:sz w:val="20"/>
+      </w:rPr>
+    </w:lvl>
+    <w:lvl w:ilvl="6" w:tentative="1">
+      <w:start w:val="1"/>
+      <w:numFmt w:val="bullet"/>
+      <w:lvlText w:val=""/>
+      <w:lvlJc w:val="left"/>
+      <w:pPr>
+        <w:tabs>
+          <w:tab w:val="num" w:pos="5040"/>
+        </w:tabs>
+        <w:ind w:left="5040" w:hanging="360"/>
+      </w:pPr>
+      <w:rPr>
+        <w:rFonts w:ascii="Symbol" w:hAnsi="Symbol" w:hint="default"/>
+        <w:sz w:val="20"/>
+      </w:rPr>
+    </w:lvl>
+    <w:lvl w:ilvl="7" w:tentative="1">
+      <w:start w:val="1"/>
+      <w:numFmt w:val="bullet"/>
+      <w:lvlText w:val=""/>
+      <w:lvlJc w:val="left"/>
+      <w:pPr>
+        <w:tabs>
+          <w:tab w:val="num" w:pos="5760"/>
+        </w:tabs>
+        <w:ind w:left="5760" w:hanging="360"/>
+      </w:pPr>
+      <w:rPr>
+        <w:rFonts w:ascii="Symbol" w:hAnsi="Symbol" w:hint="default"/>
+        <w:sz w:val="20"/>
+      </w:rPr>
+    </w:lvl>
+    <w:lvl w:ilvl="8" w:tentative="1">
+      <w:start w:val="1"/>
+      <w:numFmt w:val="bullet"/>
+      <w:lvlText w:val=""/>
+      <w:lvlJc w:val="left"/>
+      <w:pPr>
+        <w:tabs>
+          <w:tab w:val="num" w:pos="6480"/>
+        </w:tabs>
+        <w:ind w:left="6480" w:hanging="360"/>
+      </w:pPr>
+      <w:rPr>
+        <w:rFonts w:ascii="Symbol" w:hAnsi="Symbol" w:hint="default"/>
+        <w:sz w:val="20"/>
+      </w:rPr>
+    </w:lvl>
+  </w:abstractNum>
+  <w:abstractNum w:abstractNumId="7" w15:restartNumberingAfterBreak="0">
     <w:nsid w:val="30612595"/>
     <w:multiLevelType w:val="hybridMultilevel"/>
     <w:tmpl w:val="DD7435CA"/>
@@ -1656,7 +2537,454 @@
       </w:pPr>
     </w:lvl>
   </w:abstractNum>
-  <w:abstractNum w:abstractNumId="6" w15:restartNumberingAfterBreak="0">
+  <w:abstractNum w:abstractNumId="8" w15:restartNumberingAfterBreak="0">
+    <w:nsid w:val="31AA012D"/>
+    <w:multiLevelType w:val="multilevel"/>
+    <w:tmpl w:val="97066DD8"/>
+    <w:lvl w:ilvl="0">
+      <w:start w:val="1"/>
+      <w:numFmt w:val="bullet"/>
+      <w:lvlText w:val=""/>
+      <w:lvlJc w:val="left"/>
+      <w:pPr>
+        <w:tabs>
+          <w:tab w:val="num" w:pos="720"/>
+        </w:tabs>
+        <w:ind w:left="720" w:hanging="360"/>
+      </w:pPr>
+      <w:rPr>
+        <w:rFonts w:ascii="Symbol" w:hAnsi="Symbol" w:hint="default"/>
+        <w:sz w:val="20"/>
+      </w:rPr>
+    </w:lvl>
+    <w:lvl w:ilvl="1" w:tentative="1">
+      <w:start w:val="1"/>
+      <w:numFmt w:val="bullet"/>
+      <w:lvlText w:val=""/>
+      <w:lvlJc w:val="left"/>
+      <w:pPr>
+        <w:tabs>
+          <w:tab w:val="num" w:pos="1440"/>
+        </w:tabs>
+        <w:ind w:left="1440" w:hanging="360"/>
+      </w:pPr>
+      <w:rPr>
+        <w:rFonts w:ascii="Symbol" w:hAnsi="Symbol" w:hint="default"/>
+        <w:sz w:val="20"/>
+      </w:rPr>
+    </w:lvl>
+    <w:lvl w:ilvl="2" w:tentative="1">
+      <w:start w:val="1"/>
+      <w:numFmt w:val="bullet"/>
+      <w:lvlText w:val=""/>
+      <w:lvlJc w:val="left"/>
+      <w:pPr>
+        <w:tabs>
+          <w:tab w:val="num" w:pos="2160"/>
+        </w:tabs>
+        <w:ind w:left="2160" w:hanging="360"/>
+      </w:pPr>
+      <w:rPr>
+        <w:rFonts w:ascii="Symbol" w:hAnsi="Symbol" w:hint="default"/>
+        <w:sz w:val="20"/>
+      </w:rPr>
+    </w:lvl>
+    <w:lvl w:ilvl="3" w:tentative="1">
+      <w:start w:val="1"/>
+      <w:numFmt w:val="bullet"/>
+      <w:lvlText w:val=""/>
+      <w:lvlJc w:val="left"/>
+      <w:pPr>
+        <w:tabs>
+          <w:tab w:val="num" w:pos="2880"/>
+        </w:tabs>
+        <w:ind w:left="2880" w:hanging="360"/>
+      </w:pPr>
+      <w:rPr>
+        <w:rFonts w:ascii="Symbol" w:hAnsi="Symbol" w:hint="default"/>
+        <w:sz w:val="20"/>
+      </w:rPr>
+    </w:lvl>
+    <w:lvl w:ilvl="4" w:tentative="1">
+      <w:start w:val="1"/>
+      <w:numFmt w:val="bullet"/>
+      <w:lvlText w:val=""/>
+      <w:lvlJc w:val="left"/>
+      <w:pPr>
+        <w:tabs>
+          <w:tab w:val="num" w:pos="3600"/>
+        </w:tabs>
+        <w:ind w:left="3600" w:hanging="360"/>
+      </w:pPr>
+      <w:rPr>
+        <w:rFonts w:ascii="Symbol" w:hAnsi="Symbol" w:hint="default"/>
+        <w:sz w:val="20"/>
+      </w:rPr>
+    </w:lvl>
+    <w:lvl w:ilvl="5" w:tentative="1">
+      <w:start w:val="1"/>
+      <w:numFmt w:val="bullet"/>
+      <w:lvlText w:val=""/>
+      <w:lvlJc w:val="left"/>
+      <w:pPr>
+        <w:tabs>
+          <w:tab w:val="num" w:pos="4320"/>
+        </w:tabs>
+        <w:ind w:left="4320" w:hanging="360"/>
+      </w:pPr>
+      <w:rPr>
+        <w:rFonts w:ascii="Symbol" w:hAnsi="Symbol" w:hint="default"/>
+        <w:sz w:val="20"/>
+      </w:rPr>
+    </w:lvl>
+    <w:lvl w:ilvl="6" w:tentative="1">
+      <w:start w:val="1"/>
+      <w:numFmt w:val="bullet"/>
+      <w:lvlText w:val=""/>
+      <w:lvlJc w:val="left"/>
+      <w:pPr>
+        <w:tabs>
+          <w:tab w:val="num" w:pos="5040"/>
+        </w:tabs>
+        <w:ind w:left="5040" w:hanging="360"/>
+      </w:pPr>
+      <w:rPr>
+        <w:rFonts w:ascii="Symbol" w:hAnsi="Symbol" w:hint="default"/>
+        <w:sz w:val="20"/>
+      </w:rPr>
+    </w:lvl>
+    <w:lvl w:ilvl="7" w:tentative="1">
+      <w:start w:val="1"/>
+      <w:numFmt w:val="bullet"/>
+      <w:lvlText w:val=""/>
+      <w:lvlJc w:val="left"/>
+      <w:pPr>
+        <w:tabs>
+          <w:tab w:val="num" w:pos="5760"/>
+        </w:tabs>
+        <w:ind w:left="5760" w:hanging="360"/>
+      </w:pPr>
+      <w:rPr>
+        <w:rFonts w:ascii="Symbol" w:hAnsi="Symbol" w:hint="default"/>
+        <w:sz w:val="20"/>
+      </w:rPr>
+    </w:lvl>
+    <w:lvl w:ilvl="8" w:tentative="1">
+      <w:start w:val="1"/>
+      <w:numFmt w:val="bullet"/>
+      <w:lvlText w:val=""/>
+      <w:lvlJc w:val="left"/>
+      <w:pPr>
+        <w:tabs>
+          <w:tab w:val="num" w:pos="6480"/>
+        </w:tabs>
+        <w:ind w:left="6480" w:hanging="360"/>
+      </w:pPr>
+      <w:rPr>
+        <w:rFonts w:ascii="Symbol" w:hAnsi="Symbol" w:hint="default"/>
+        <w:sz w:val="20"/>
+      </w:rPr>
+    </w:lvl>
+  </w:abstractNum>
+  <w:abstractNum w:abstractNumId="9" w15:restartNumberingAfterBreak="0">
+    <w:nsid w:val="34195E43"/>
+    <w:multiLevelType w:val="multilevel"/>
+    <w:tmpl w:val="DAF8F36C"/>
+    <w:lvl w:ilvl="0">
+      <w:start w:val="1"/>
+      <w:numFmt w:val="bullet"/>
+      <w:lvlText w:val=""/>
+      <w:lvlJc w:val="left"/>
+      <w:pPr>
+        <w:tabs>
+          <w:tab w:val="num" w:pos="720"/>
+        </w:tabs>
+        <w:ind w:left="720" w:hanging="360"/>
+      </w:pPr>
+      <w:rPr>
+        <w:rFonts w:ascii="Symbol" w:hAnsi="Symbol" w:hint="default"/>
+        <w:sz w:val="20"/>
+      </w:rPr>
+    </w:lvl>
+    <w:lvl w:ilvl="1" w:tentative="1">
+      <w:start w:val="1"/>
+      <w:numFmt w:val="bullet"/>
+      <w:lvlText w:val=""/>
+      <w:lvlJc w:val="left"/>
+      <w:pPr>
+        <w:tabs>
+          <w:tab w:val="num" w:pos="1440"/>
+        </w:tabs>
+        <w:ind w:left="1440" w:hanging="360"/>
+      </w:pPr>
+      <w:rPr>
+        <w:rFonts w:ascii="Symbol" w:hAnsi="Symbol" w:hint="default"/>
+        <w:sz w:val="20"/>
+      </w:rPr>
+    </w:lvl>
+    <w:lvl w:ilvl="2" w:tentative="1">
+      <w:start w:val="1"/>
+      <w:numFmt w:val="bullet"/>
+      <w:lvlText w:val=""/>
+      <w:lvlJc w:val="left"/>
+      <w:pPr>
+        <w:tabs>
+          <w:tab w:val="num" w:pos="2160"/>
+        </w:tabs>
+        <w:ind w:left="2160" w:hanging="360"/>
+      </w:pPr>
+      <w:rPr>
+        <w:rFonts w:ascii="Symbol" w:hAnsi="Symbol" w:hint="default"/>
+        <w:sz w:val="20"/>
+      </w:rPr>
+    </w:lvl>
+    <w:lvl w:ilvl="3" w:tentative="1">
+      <w:start w:val="1"/>
+      <w:numFmt w:val="bullet"/>
+      <w:lvlText w:val=""/>
+      <w:lvlJc w:val="left"/>
+      <w:pPr>
+        <w:tabs>
+          <w:tab w:val="num" w:pos="2880"/>
+        </w:tabs>
+        <w:ind w:left="2880" w:hanging="360"/>
+      </w:pPr>
+      <w:rPr>
+        <w:rFonts w:ascii="Symbol" w:hAnsi="Symbol" w:hint="default"/>
+        <w:sz w:val="20"/>
+      </w:rPr>
+    </w:lvl>
+    <w:lvl w:ilvl="4" w:tentative="1">
+      <w:start w:val="1"/>
+      <w:numFmt w:val="bullet"/>
+      <w:lvlText w:val=""/>
+      <w:lvlJc w:val="left"/>
+      <w:pPr>
+        <w:tabs>
+          <w:tab w:val="num" w:pos="3600"/>
+        </w:tabs>
+        <w:ind w:left="3600" w:hanging="360"/>
+      </w:pPr>
+      <w:rPr>
+        <w:rFonts w:ascii="Symbol" w:hAnsi="Symbol" w:hint="default"/>
+        <w:sz w:val="20"/>
+      </w:rPr>
+    </w:lvl>
+    <w:lvl w:ilvl="5" w:tentative="1">
+      <w:start w:val="1"/>
+      <w:numFmt w:val="bullet"/>
+      <w:lvlText w:val=""/>
+      <w:lvlJc w:val="left"/>
+      <w:pPr>
+        <w:tabs>
+          <w:tab w:val="num" w:pos="4320"/>
+        </w:tabs>
+        <w:ind w:left="4320" w:hanging="360"/>
+      </w:pPr>
+      <w:rPr>
+        <w:rFonts w:ascii="Symbol" w:hAnsi="Symbol" w:hint="default"/>
+        <w:sz w:val="20"/>
+      </w:rPr>
+    </w:lvl>
+    <w:lvl w:ilvl="6" w:tentative="1">
+      <w:start w:val="1"/>
+      <w:numFmt w:val="bullet"/>
+      <w:lvlText w:val=""/>
+      <w:lvlJc w:val="left"/>
+      <w:pPr>
+        <w:tabs>
+          <w:tab w:val="num" w:pos="5040"/>
+        </w:tabs>
+        <w:ind w:left="5040" w:hanging="360"/>
+      </w:pPr>
+      <w:rPr>
+        <w:rFonts w:ascii="Symbol" w:hAnsi="Symbol" w:hint="default"/>
+        <w:sz w:val="20"/>
+      </w:rPr>
+    </w:lvl>
+    <w:lvl w:ilvl="7" w:tentative="1">
+      <w:start w:val="1"/>
+      <w:numFmt w:val="bullet"/>
+      <w:lvlText w:val=""/>
+      <w:lvlJc w:val="left"/>
+      <w:pPr>
+        <w:tabs>
+          <w:tab w:val="num" w:pos="5760"/>
+        </w:tabs>
+        <w:ind w:left="5760" w:hanging="360"/>
+      </w:pPr>
+      <w:rPr>
+        <w:rFonts w:ascii="Symbol" w:hAnsi="Symbol" w:hint="default"/>
+        <w:sz w:val="20"/>
+      </w:rPr>
+    </w:lvl>
+    <w:lvl w:ilvl="8" w:tentative="1">
+      <w:start w:val="1"/>
+      <w:numFmt w:val="bullet"/>
+      <w:lvlText w:val=""/>
+      <w:lvlJc w:val="left"/>
+      <w:pPr>
+        <w:tabs>
+          <w:tab w:val="num" w:pos="6480"/>
+        </w:tabs>
+        <w:ind w:left="6480" w:hanging="360"/>
+      </w:pPr>
+      <w:rPr>
+        <w:rFonts w:ascii="Symbol" w:hAnsi="Symbol" w:hint="default"/>
+        <w:sz w:val="20"/>
+      </w:rPr>
+    </w:lvl>
+  </w:abstractNum>
+  <w:abstractNum w:abstractNumId="10" w15:restartNumberingAfterBreak="0">
+    <w:nsid w:val="36BE4ACD"/>
+    <w:multiLevelType w:val="multilevel"/>
+    <w:tmpl w:val="A6105BD2"/>
+    <w:lvl w:ilvl="0">
+      <w:start w:val="1"/>
+      <w:numFmt w:val="bullet"/>
+      <w:lvlText w:val=""/>
+      <w:lvlJc w:val="left"/>
+      <w:pPr>
+        <w:tabs>
+          <w:tab w:val="num" w:pos="720"/>
+        </w:tabs>
+        <w:ind w:left="720" w:hanging="360"/>
+      </w:pPr>
+      <w:rPr>
+        <w:rFonts w:ascii="Symbol" w:hAnsi="Symbol" w:hint="default"/>
+        <w:sz w:val="20"/>
+      </w:rPr>
+    </w:lvl>
+    <w:lvl w:ilvl="1" w:tentative="1">
+      <w:start w:val="1"/>
+      <w:numFmt w:val="bullet"/>
+      <w:lvlText w:val=""/>
+      <w:lvlJc w:val="left"/>
+      <w:pPr>
+        <w:tabs>
+          <w:tab w:val="num" w:pos="1440"/>
+        </w:tabs>
+        <w:ind w:left="1440" w:hanging="360"/>
+      </w:pPr>
+      <w:rPr>
+        <w:rFonts w:ascii="Symbol" w:hAnsi="Symbol" w:hint="default"/>
+        <w:sz w:val="20"/>
+      </w:rPr>
+    </w:lvl>
+    <w:lvl w:ilvl="2" w:tentative="1">
+      <w:start w:val="1"/>
+      <w:numFmt w:val="bullet"/>
+      <w:lvlText w:val=""/>
+      <w:lvlJc w:val="left"/>
+      <w:pPr>
+        <w:tabs>
+          <w:tab w:val="num" w:pos="2160"/>
+        </w:tabs>
+        <w:ind w:left="2160" w:hanging="360"/>
+      </w:pPr>
+      <w:rPr>
+        <w:rFonts w:ascii="Symbol" w:hAnsi="Symbol" w:hint="default"/>
+        <w:sz w:val="20"/>
+      </w:rPr>
+    </w:lvl>
+    <w:lvl w:ilvl="3" w:tentative="1">
+      <w:start w:val="1"/>
+      <w:numFmt w:val="bullet"/>
+      <w:lvlText w:val=""/>
+      <w:lvlJc w:val="left"/>
+      <w:pPr>
+        <w:tabs>
+          <w:tab w:val="num" w:pos="2880"/>
+        </w:tabs>
+        <w:ind w:left="2880" w:hanging="360"/>
+      </w:pPr>
+      <w:rPr>
+        <w:rFonts w:ascii="Symbol" w:hAnsi="Symbol" w:hint="default"/>
+        <w:sz w:val="20"/>
+      </w:rPr>
+    </w:lvl>
+    <w:lvl w:ilvl="4" w:tentative="1">
+      <w:start w:val="1"/>
+      <w:numFmt w:val="bullet"/>
+      <w:lvlText w:val=""/>
+      <w:lvlJc w:val="left"/>
+      <w:pPr>
+        <w:tabs>
+          <w:tab w:val="num" w:pos="3600"/>
+        </w:tabs>
+        <w:ind w:left="3600" w:hanging="360"/>
+      </w:pPr>
+      <w:rPr>
+        <w:rFonts w:ascii="Symbol" w:hAnsi="Symbol" w:hint="default"/>
+        <w:sz w:val="20"/>
+      </w:rPr>
+    </w:lvl>
+    <w:lvl w:ilvl="5" w:tentative="1">
+      <w:start w:val="1"/>
+      <w:numFmt w:val="bullet"/>
+      <w:lvlText w:val=""/>
+      <w:lvlJc w:val="left"/>
+      <w:pPr>
+        <w:tabs>
+          <w:tab w:val="num" w:pos="4320"/>
+        </w:tabs>
+        <w:ind w:left="4320" w:hanging="360"/>
+      </w:pPr>
+      <w:rPr>
+        <w:rFonts w:ascii="Symbol" w:hAnsi="Symbol" w:hint="default"/>
+        <w:sz w:val="20"/>
+      </w:rPr>
+    </w:lvl>
+    <w:lvl w:ilvl="6" w:tentative="1">
+      <w:start w:val="1"/>
+      <w:numFmt w:val="bullet"/>
+      <w:lvlText w:val=""/>
+      <w:lvlJc w:val="left"/>
+      <w:pPr>
+        <w:tabs>
+          <w:tab w:val="num" w:pos="5040"/>
+        </w:tabs>
+        <w:ind w:left="5040" w:hanging="360"/>
+      </w:pPr>
+      <w:rPr>
+        <w:rFonts w:ascii="Symbol" w:hAnsi="Symbol" w:hint="default"/>
+        <w:sz w:val="20"/>
+      </w:rPr>
+    </w:lvl>
+    <w:lvl w:ilvl="7" w:tentative="1">
+      <w:start w:val="1"/>
+      <w:numFmt w:val="bullet"/>
+      <w:lvlText w:val=""/>
+      <w:lvlJc w:val="left"/>
+      <w:pPr>
+        <w:tabs>
+          <w:tab w:val="num" w:pos="5760"/>
+        </w:tabs>
+        <w:ind w:left="5760" w:hanging="360"/>
+      </w:pPr>
+      <w:rPr>
+        <w:rFonts w:ascii="Symbol" w:hAnsi="Symbol" w:hint="default"/>
+        <w:sz w:val="20"/>
+      </w:rPr>
+    </w:lvl>
+    <w:lvl w:ilvl="8" w:tentative="1">
+      <w:start w:val="1"/>
+      <w:numFmt w:val="bullet"/>
+      <w:lvlText w:val=""/>
+      <w:lvlJc w:val="left"/>
+      <w:pPr>
+        <w:tabs>
+          <w:tab w:val="num" w:pos="6480"/>
+        </w:tabs>
+        <w:ind w:left="6480" w:hanging="360"/>
+      </w:pPr>
+      <w:rPr>
+        <w:rFonts w:ascii="Symbol" w:hAnsi="Symbol" w:hint="default"/>
+        <w:sz w:val="20"/>
+      </w:rPr>
+    </w:lvl>
+  </w:abstractNum>
+  <w:abstractNum w:abstractNumId="11" w15:restartNumberingAfterBreak="0">
     <w:nsid w:val="36F92FB9"/>
     <w:multiLevelType w:val="hybridMultilevel"/>
     <w:tmpl w:val="F176C1B6"/>
@@ -1769,7 +3097,156 @@
       </w:rPr>
     </w:lvl>
   </w:abstractNum>
-  <w:abstractNum w:abstractNumId="7" w15:restartNumberingAfterBreak="0">
+  <w:abstractNum w:abstractNumId="12" w15:restartNumberingAfterBreak="0">
+    <w:nsid w:val="478334E9"/>
+    <w:multiLevelType w:val="multilevel"/>
+    <w:tmpl w:val="12CA2266"/>
+    <w:lvl w:ilvl="0">
+      <w:start w:val="1"/>
+      <w:numFmt w:val="bullet"/>
+      <w:lvlText w:val=""/>
+      <w:lvlJc w:val="left"/>
+      <w:pPr>
+        <w:tabs>
+          <w:tab w:val="num" w:pos="720"/>
+        </w:tabs>
+        <w:ind w:left="720" w:hanging="360"/>
+      </w:pPr>
+      <w:rPr>
+        <w:rFonts w:ascii="Symbol" w:hAnsi="Symbol" w:hint="default"/>
+        <w:sz w:val="20"/>
+      </w:rPr>
+    </w:lvl>
+    <w:lvl w:ilvl="1" w:tentative="1">
+      <w:start w:val="1"/>
+      <w:numFmt w:val="bullet"/>
+      <w:lvlText w:val=""/>
+      <w:lvlJc w:val="left"/>
+      <w:pPr>
+        <w:tabs>
+          <w:tab w:val="num" w:pos="1440"/>
+        </w:tabs>
+        <w:ind w:left="1440" w:hanging="360"/>
+      </w:pPr>
+      <w:rPr>
+        <w:rFonts w:ascii="Symbol" w:hAnsi="Symbol" w:hint="default"/>
+        <w:sz w:val="20"/>
+      </w:rPr>
+    </w:lvl>
+    <w:lvl w:ilvl="2" w:tentative="1">
+      <w:start w:val="1"/>
+      <w:numFmt w:val="bullet"/>
+      <w:lvlText w:val=""/>
+      <w:lvlJc w:val="left"/>
+      <w:pPr>
+        <w:tabs>
+          <w:tab w:val="num" w:pos="2160"/>
+        </w:tabs>
+        <w:ind w:left="2160" w:hanging="360"/>
+      </w:pPr>
+      <w:rPr>
+        <w:rFonts w:ascii="Symbol" w:hAnsi="Symbol" w:hint="default"/>
+        <w:sz w:val="20"/>
+      </w:rPr>
+    </w:lvl>
+    <w:lvl w:ilvl="3" w:tentative="1">
+      <w:start w:val="1"/>
+      <w:numFmt w:val="bullet"/>
+      <w:lvlText w:val=""/>
+      <w:lvlJc w:val="left"/>
+      <w:pPr>
+        <w:tabs>
+          <w:tab w:val="num" w:pos="2880"/>
+        </w:tabs>
+        <w:ind w:left="2880" w:hanging="360"/>
+      </w:pPr>
+      <w:rPr>
+        <w:rFonts w:ascii="Symbol" w:hAnsi="Symbol" w:hint="default"/>
+        <w:sz w:val="20"/>
+      </w:rPr>
+    </w:lvl>
+    <w:lvl w:ilvl="4" w:tentative="1">
+      <w:start w:val="1"/>
+      <w:numFmt w:val="bullet"/>
+      <w:lvlText w:val=""/>
+      <w:lvlJc w:val="left"/>
+      <w:pPr>
+        <w:tabs>
+          <w:tab w:val="num" w:pos="3600"/>
+        </w:tabs>
+        <w:ind w:left="3600" w:hanging="360"/>
+      </w:pPr>
+      <w:rPr>
+        <w:rFonts w:ascii="Symbol" w:hAnsi="Symbol" w:hint="default"/>
+        <w:sz w:val="20"/>
+      </w:rPr>
+    </w:lvl>
+    <w:lvl w:ilvl="5" w:tentative="1">
+      <w:start w:val="1"/>
+      <w:numFmt w:val="bullet"/>
+      <w:lvlText w:val=""/>
+      <w:lvlJc w:val="left"/>
+      <w:pPr>
+        <w:tabs>
+          <w:tab w:val="num" w:pos="4320"/>
+        </w:tabs>
+        <w:ind w:left="4320" w:hanging="360"/>
+      </w:pPr>
+      <w:rPr>
+        <w:rFonts w:ascii="Symbol" w:hAnsi="Symbol" w:hint="default"/>
+        <w:sz w:val="20"/>
+      </w:rPr>
+    </w:lvl>
+    <w:lvl w:ilvl="6" w:tentative="1">
+      <w:start w:val="1"/>
+      <w:numFmt w:val="bullet"/>
+      <w:lvlText w:val=""/>
+      <w:lvlJc w:val="left"/>
+      <w:pPr>
+        <w:tabs>
+          <w:tab w:val="num" w:pos="5040"/>
+        </w:tabs>
+        <w:ind w:left="5040" w:hanging="360"/>
+      </w:pPr>
+      <w:rPr>
+        <w:rFonts w:ascii="Symbol" w:hAnsi="Symbol" w:hint="default"/>
+        <w:sz w:val="20"/>
+      </w:rPr>
+    </w:lvl>
+    <w:lvl w:ilvl="7" w:tentative="1">
+      <w:start w:val="1"/>
+      <w:numFmt w:val="bullet"/>
+      <w:lvlText w:val=""/>
+      <w:lvlJc w:val="left"/>
+      <w:pPr>
+        <w:tabs>
+          <w:tab w:val="num" w:pos="5760"/>
+        </w:tabs>
+        <w:ind w:left="5760" w:hanging="360"/>
+      </w:pPr>
+      <w:rPr>
+        <w:rFonts w:ascii="Symbol" w:hAnsi="Symbol" w:hint="default"/>
+        <w:sz w:val="20"/>
+      </w:rPr>
+    </w:lvl>
+    <w:lvl w:ilvl="8" w:tentative="1">
+      <w:start w:val="1"/>
+      <w:numFmt w:val="bullet"/>
+      <w:lvlText w:val=""/>
+      <w:lvlJc w:val="left"/>
+      <w:pPr>
+        <w:tabs>
+          <w:tab w:val="num" w:pos="6480"/>
+        </w:tabs>
+        <w:ind w:left="6480" w:hanging="360"/>
+      </w:pPr>
+      <w:rPr>
+        <w:rFonts w:ascii="Symbol" w:hAnsi="Symbol" w:hint="default"/>
+        <w:sz w:val="20"/>
+      </w:rPr>
+    </w:lvl>
+  </w:abstractNum>
+  <w:abstractNum w:abstractNumId="13" w15:restartNumberingAfterBreak="0">
     <w:nsid w:val="4C3E32FD"/>
     <w:multiLevelType w:val="hybridMultilevel"/>
     <w:tmpl w:val="50DC98FE"/>
@@ -1855,7 +3332,901 @@
       </w:pPr>
     </w:lvl>
   </w:abstractNum>
-  <w:abstractNum w:abstractNumId="8" w15:restartNumberingAfterBreak="0">
+  <w:abstractNum w:abstractNumId="14" w15:restartNumberingAfterBreak="0">
+    <w:nsid w:val="51806E75"/>
+    <w:multiLevelType w:val="multilevel"/>
+    <w:tmpl w:val="B1F23F0C"/>
+    <w:lvl w:ilvl="0">
+      <w:start w:val="1"/>
+      <w:numFmt w:val="bullet"/>
+      <w:lvlText w:val=""/>
+      <w:lvlJc w:val="left"/>
+      <w:pPr>
+        <w:tabs>
+          <w:tab w:val="num" w:pos="720"/>
+        </w:tabs>
+        <w:ind w:left="720" w:hanging="360"/>
+      </w:pPr>
+      <w:rPr>
+        <w:rFonts w:ascii="Symbol" w:hAnsi="Symbol" w:hint="default"/>
+        <w:sz w:val="20"/>
+      </w:rPr>
+    </w:lvl>
+    <w:lvl w:ilvl="1" w:tentative="1">
+      <w:start w:val="1"/>
+      <w:numFmt w:val="bullet"/>
+      <w:lvlText w:val=""/>
+      <w:lvlJc w:val="left"/>
+      <w:pPr>
+        <w:tabs>
+          <w:tab w:val="num" w:pos="1440"/>
+        </w:tabs>
+        <w:ind w:left="1440" w:hanging="360"/>
+      </w:pPr>
+      <w:rPr>
+        <w:rFonts w:ascii="Symbol" w:hAnsi="Symbol" w:hint="default"/>
+        <w:sz w:val="20"/>
+      </w:rPr>
+    </w:lvl>
+    <w:lvl w:ilvl="2" w:tentative="1">
+      <w:start w:val="1"/>
+      <w:numFmt w:val="bullet"/>
+      <w:lvlText w:val=""/>
+      <w:lvlJc w:val="left"/>
+      <w:pPr>
+        <w:tabs>
+          <w:tab w:val="num" w:pos="2160"/>
+        </w:tabs>
+        <w:ind w:left="2160" w:hanging="360"/>
+      </w:pPr>
+      <w:rPr>
+        <w:rFonts w:ascii="Symbol" w:hAnsi="Symbol" w:hint="default"/>
+        <w:sz w:val="20"/>
+      </w:rPr>
+    </w:lvl>
+    <w:lvl w:ilvl="3" w:tentative="1">
+      <w:start w:val="1"/>
+      <w:numFmt w:val="bullet"/>
+      <w:lvlText w:val=""/>
+      <w:lvlJc w:val="left"/>
+      <w:pPr>
+        <w:tabs>
+          <w:tab w:val="num" w:pos="2880"/>
+        </w:tabs>
+        <w:ind w:left="2880" w:hanging="360"/>
+      </w:pPr>
+      <w:rPr>
+        <w:rFonts w:ascii="Symbol" w:hAnsi="Symbol" w:hint="default"/>
+        <w:sz w:val="20"/>
+      </w:rPr>
+    </w:lvl>
+    <w:lvl w:ilvl="4" w:tentative="1">
+      <w:start w:val="1"/>
+      <w:numFmt w:val="bullet"/>
+      <w:lvlText w:val=""/>
+      <w:lvlJc w:val="left"/>
+      <w:pPr>
+        <w:tabs>
+          <w:tab w:val="num" w:pos="3600"/>
+        </w:tabs>
+        <w:ind w:left="3600" w:hanging="360"/>
+      </w:pPr>
+      <w:rPr>
+        <w:rFonts w:ascii="Symbol" w:hAnsi="Symbol" w:hint="default"/>
+        <w:sz w:val="20"/>
+      </w:rPr>
+    </w:lvl>
+    <w:lvl w:ilvl="5" w:tentative="1">
+      <w:start w:val="1"/>
+      <w:numFmt w:val="bullet"/>
+      <w:lvlText w:val=""/>
+      <w:lvlJc w:val="left"/>
+      <w:pPr>
+        <w:tabs>
+          <w:tab w:val="num" w:pos="4320"/>
+        </w:tabs>
+        <w:ind w:left="4320" w:hanging="360"/>
+      </w:pPr>
+      <w:rPr>
+        <w:rFonts w:ascii="Symbol" w:hAnsi="Symbol" w:hint="default"/>
+        <w:sz w:val="20"/>
+      </w:rPr>
+    </w:lvl>
+    <w:lvl w:ilvl="6" w:tentative="1">
+      <w:start w:val="1"/>
+      <w:numFmt w:val="bullet"/>
+      <w:lvlText w:val=""/>
+      <w:lvlJc w:val="left"/>
+      <w:pPr>
+        <w:tabs>
+          <w:tab w:val="num" w:pos="5040"/>
+        </w:tabs>
+        <w:ind w:left="5040" w:hanging="360"/>
+      </w:pPr>
+      <w:rPr>
+        <w:rFonts w:ascii="Symbol" w:hAnsi="Symbol" w:hint="default"/>
+        <w:sz w:val="20"/>
+      </w:rPr>
+    </w:lvl>
+    <w:lvl w:ilvl="7" w:tentative="1">
+      <w:start w:val="1"/>
+      <w:numFmt w:val="bullet"/>
+      <w:lvlText w:val=""/>
+      <w:lvlJc w:val="left"/>
+      <w:pPr>
+        <w:tabs>
+          <w:tab w:val="num" w:pos="5760"/>
+        </w:tabs>
+        <w:ind w:left="5760" w:hanging="360"/>
+      </w:pPr>
+      <w:rPr>
+        <w:rFonts w:ascii="Symbol" w:hAnsi="Symbol" w:hint="default"/>
+        <w:sz w:val="20"/>
+      </w:rPr>
+    </w:lvl>
+    <w:lvl w:ilvl="8" w:tentative="1">
+      <w:start w:val="1"/>
+      <w:numFmt w:val="bullet"/>
+      <w:lvlText w:val=""/>
+      <w:lvlJc w:val="left"/>
+      <w:pPr>
+        <w:tabs>
+          <w:tab w:val="num" w:pos="6480"/>
+        </w:tabs>
+        <w:ind w:left="6480" w:hanging="360"/>
+      </w:pPr>
+      <w:rPr>
+        <w:rFonts w:ascii="Symbol" w:hAnsi="Symbol" w:hint="default"/>
+        <w:sz w:val="20"/>
+      </w:rPr>
+    </w:lvl>
+  </w:abstractNum>
+  <w:abstractNum w:abstractNumId="15" w15:restartNumberingAfterBreak="0">
+    <w:nsid w:val="5205426F"/>
+    <w:multiLevelType w:val="multilevel"/>
+    <w:tmpl w:val="A7B44F56"/>
+    <w:lvl w:ilvl="0">
+      <w:start w:val="1"/>
+      <w:numFmt w:val="bullet"/>
+      <w:lvlText w:val=""/>
+      <w:lvlJc w:val="left"/>
+      <w:pPr>
+        <w:tabs>
+          <w:tab w:val="num" w:pos="720"/>
+        </w:tabs>
+        <w:ind w:left="720" w:hanging="360"/>
+      </w:pPr>
+      <w:rPr>
+        <w:rFonts w:ascii="Symbol" w:hAnsi="Symbol" w:hint="default"/>
+        <w:sz w:val="20"/>
+      </w:rPr>
+    </w:lvl>
+    <w:lvl w:ilvl="1" w:tentative="1">
+      <w:start w:val="1"/>
+      <w:numFmt w:val="bullet"/>
+      <w:lvlText w:val=""/>
+      <w:lvlJc w:val="left"/>
+      <w:pPr>
+        <w:tabs>
+          <w:tab w:val="num" w:pos="1440"/>
+        </w:tabs>
+        <w:ind w:left="1440" w:hanging="360"/>
+      </w:pPr>
+      <w:rPr>
+        <w:rFonts w:ascii="Symbol" w:hAnsi="Symbol" w:hint="default"/>
+        <w:sz w:val="20"/>
+      </w:rPr>
+    </w:lvl>
+    <w:lvl w:ilvl="2" w:tentative="1">
+      <w:start w:val="1"/>
+      <w:numFmt w:val="bullet"/>
+      <w:lvlText w:val=""/>
+      <w:lvlJc w:val="left"/>
+      <w:pPr>
+        <w:tabs>
+          <w:tab w:val="num" w:pos="2160"/>
+        </w:tabs>
+        <w:ind w:left="2160" w:hanging="360"/>
+      </w:pPr>
+      <w:rPr>
+        <w:rFonts w:ascii="Symbol" w:hAnsi="Symbol" w:hint="default"/>
+        <w:sz w:val="20"/>
+      </w:rPr>
+    </w:lvl>
+    <w:lvl w:ilvl="3" w:tentative="1">
+      <w:start w:val="1"/>
+      <w:numFmt w:val="bullet"/>
+      <w:lvlText w:val=""/>
+      <w:lvlJc w:val="left"/>
+      <w:pPr>
+        <w:tabs>
+          <w:tab w:val="num" w:pos="2880"/>
+        </w:tabs>
+        <w:ind w:left="2880" w:hanging="360"/>
+      </w:pPr>
+      <w:rPr>
+        <w:rFonts w:ascii="Symbol" w:hAnsi="Symbol" w:hint="default"/>
+        <w:sz w:val="20"/>
+      </w:rPr>
+    </w:lvl>
+    <w:lvl w:ilvl="4" w:tentative="1">
+      <w:start w:val="1"/>
+      <w:numFmt w:val="bullet"/>
+      <w:lvlText w:val=""/>
+      <w:lvlJc w:val="left"/>
+      <w:pPr>
+        <w:tabs>
+          <w:tab w:val="num" w:pos="3600"/>
+        </w:tabs>
+        <w:ind w:left="3600" w:hanging="360"/>
+      </w:pPr>
+      <w:rPr>
+        <w:rFonts w:ascii="Symbol" w:hAnsi="Symbol" w:hint="default"/>
+        <w:sz w:val="20"/>
+      </w:rPr>
+    </w:lvl>
+    <w:lvl w:ilvl="5" w:tentative="1">
+      <w:start w:val="1"/>
+      <w:numFmt w:val="bullet"/>
+      <w:lvlText w:val=""/>
+      <w:lvlJc w:val="left"/>
+      <w:pPr>
+        <w:tabs>
+          <w:tab w:val="num" w:pos="4320"/>
+        </w:tabs>
+        <w:ind w:left="4320" w:hanging="360"/>
+      </w:pPr>
+      <w:rPr>
+        <w:rFonts w:ascii="Symbol" w:hAnsi="Symbol" w:hint="default"/>
+        <w:sz w:val="20"/>
+      </w:rPr>
+    </w:lvl>
+    <w:lvl w:ilvl="6" w:tentative="1">
+      <w:start w:val="1"/>
+      <w:numFmt w:val="bullet"/>
+      <w:lvlText w:val=""/>
+      <w:lvlJc w:val="left"/>
+      <w:pPr>
+        <w:tabs>
+          <w:tab w:val="num" w:pos="5040"/>
+        </w:tabs>
+        <w:ind w:left="5040" w:hanging="360"/>
+      </w:pPr>
+      <w:rPr>
+        <w:rFonts w:ascii="Symbol" w:hAnsi="Symbol" w:hint="default"/>
+        <w:sz w:val="20"/>
+      </w:rPr>
+    </w:lvl>
+    <w:lvl w:ilvl="7" w:tentative="1">
+      <w:start w:val="1"/>
+      <w:numFmt w:val="bullet"/>
+      <w:lvlText w:val=""/>
+      <w:lvlJc w:val="left"/>
+      <w:pPr>
+        <w:tabs>
+          <w:tab w:val="num" w:pos="5760"/>
+        </w:tabs>
+        <w:ind w:left="5760" w:hanging="360"/>
+      </w:pPr>
+      <w:rPr>
+        <w:rFonts w:ascii="Symbol" w:hAnsi="Symbol" w:hint="default"/>
+        <w:sz w:val="20"/>
+      </w:rPr>
+    </w:lvl>
+    <w:lvl w:ilvl="8" w:tentative="1">
+      <w:start w:val="1"/>
+      <w:numFmt w:val="bullet"/>
+      <w:lvlText w:val=""/>
+      <w:lvlJc w:val="left"/>
+      <w:pPr>
+        <w:tabs>
+          <w:tab w:val="num" w:pos="6480"/>
+        </w:tabs>
+        <w:ind w:left="6480" w:hanging="360"/>
+      </w:pPr>
+      <w:rPr>
+        <w:rFonts w:ascii="Symbol" w:hAnsi="Symbol" w:hint="default"/>
+        <w:sz w:val="20"/>
+      </w:rPr>
+    </w:lvl>
+  </w:abstractNum>
+  <w:abstractNum w:abstractNumId="16" w15:restartNumberingAfterBreak="0">
+    <w:nsid w:val="52C174CF"/>
+    <w:multiLevelType w:val="multilevel"/>
+    <w:tmpl w:val="D99E0B6A"/>
+    <w:lvl w:ilvl="0">
+      <w:start w:val="1"/>
+      <w:numFmt w:val="bullet"/>
+      <w:lvlText w:val=""/>
+      <w:lvlJc w:val="left"/>
+      <w:pPr>
+        <w:tabs>
+          <w:tab w:val="num" w:pos="720"/>
+        </w:tabs>
+        <w:ind w:left="720" w:hanging="360"/>
+      </w:pPr>
+      <w:rPr>
+        <w:rFonts w:ascii="Symbol" w:hAnsi="Symbol" w:hint="default"/>
+        <w:sz w:val="20"/>
+      </w:rPr>
+    </w:lvl>
+    <w:lvl w:ilvl="1" w:tentative="1">
+      <w:start w:val="1"/>
+      <w:numFmt w:val="bullet"/>
+      <w:lvlText w:val=""/>
+      <w:lvlJc w:val="left"/>
+      <w:pPr>
+        <w:tabs>
+          <w:tab w:val="num" w:pos="1440"/>
+        </w:tabs>
+        <w:ind w:left="1440" w:hanging="360"/>
+      </w:pPr>
+      <w:rPr>
+        <w:rFonts w:ascii="Symbol" w:hAnsi="Symbol" w:hint="default"/>
+        <w:sz w:val="20"/>
+      </w:rPr>
+    </w:lvl>
+    <w:lvl w:ilvl="2" w:tentative="1">
+      <w:start w:val="1"/>
+      <w:numFmt w:val="bullet"/>
+      <w:lvlText w:val=""/>
+      <w:lvlJc w:val="left"/>
+      <w:pPr>
+        <w:tabs>
+          <w:tab w:val="num" w:pos="2160"/>
+        </w:tabs>
+        <w:ind w:left="2160" w:hanging="360"/>
+      </w:pPr>
+      <w:rPr>
+        <w:rFonts w:ascii="Symbol" w:hAnsi="Symbol" w:hint="default"/>
+        <w:sz w:val="20"/>
+      </w:rPr>
+    </w:lvl>
+    <w:lvl w:ilvl="3" w:tentative="1">
+      <w:start w:val="1"/>
+      <w:numFmt w:val="bullet"/>
+      <w:lvlText w:val=""/>
+      <w:lvlJc w:val="left"/>
+      <w:pPr>
+        <w:tabs>
+          <w:tab w:val="num" w:pos="2880"/>
+        </w:tabs>
+        <w:ind w:left="2880" w:hanging="360"/>
+      </w:pPr>
+      <w:rPr>
+        <w:rFonts w:ascii="Symbol" w:hAnsi="Symbol" w:hint="default"/>
+        <w:sz w:val="20"/>
+      </w:rPr>
+    </w:lvl>
+    <w:lvl w:ilvl="4" w:tentative="1">
+      <w:start w:val="1"/>
+      <w:numFmt w:val="bullet"/>
+      <w:lvlText w:val=""/>
+      <w:lvlJc w:val="left"/>
+      <w:pPr>
+        <w:tabs>
+          <w:tab w:val="num" w:pos="3600"/>
+        </w:tabs>
+        <w:ind w:left="3600" w:hanging="360"/>
+      </w:pPr>
+      <w:rPr>
+        <w:rFonts w:ascii="Symbol" w:hAnsi="Symbol" w:hint="default"/>
+        <w:sz w:val="20"/>
+      </w:rPr>
+    </w:lvl>
+    <w:lvl w:ilvl="5" w:tentative="1">
+      <w:start w:val="1"/>
+      <w:numFmt w:val="bullet"/>
+      <w:lvlText w:val=""/>
+      <w:lvlJc w:val="left"/>
+      <w:pPr>
+        <w:tabs>
+          <w:tab w:val="num" w:pos="4320"/>
+        </w:tabs>
+        <w:ind w:left="4320" w:hanging="360"/>
+      </w:pPr>
+      <w:rPr>
+        <w:rFonts w:ascii="Symbol" w:hAnsi="Symbol" w:hint="default"/>
+        <w:sz w:val="20"/>
+      </w:rPr>
+    </w:lvl>
+    <w:lvl w:ilvl="6" w:tentative="1">
+      <w:start w:val="1"/>
+      <w:numFmt w:val="bullet"/>
+      <w:lvlText w:val=""/>
+      <w:lvlJc w:val="left"/>
+      <w:pPr>
+        <w:tabs>
+          <w:tab w:val="num" w:pos="5040"/>
+        </w:tabs>
+        <w:ind w:left="5040" w:hanging="360"/>
+      </w:pPr>
+      <w:rPr>
+        <w:rFonts w:ascii="Symbol" w:hAnsi="Symbol" w:hint="default"/>
+        <w:sz w:val="20"/>
+      </w:rPr>
+    </w:lvl>
+    <w:lvl w:ilvl="7" w:tentative="1">
+      <w:start w:val="1"/>
+      <w:numFmt w:val="bullet"/>
+      <w:lvlText w:val=""/>
+      <w:lvlJc w:val="left"/>
+      <w:pPr>
+        <w:tabs>
+          <w:tab w:val="num" w:pos="5760"/>
+        </w:tabs>
+        <w:ind w:left="5760" w:hanging="360"/>
+      </w:pPr>
+      <w:rPr>
+        <w:rFonts w:ascii="Symbol" w:hAnsi="Symbol" w:hint="default"/>
+        <w:sz w:val="20"/>
+      </w:rPr>
+    </w:lvl>
+    <w:lvl w:ilvl="8" w:tentative="1">
+      <w:start w:val="1"/>
+      <w:numFmt w:val="bullet"/>
+      <w:lvlText w:val=""/>
+      <w:lvlJc w:val="left"/>
+      <w:pPr>
+        <w:tabs>
+          <w:tab w:val="num" w:pos="6480"/>
+        </w:tabs>
+        <w:ind w:left="6480" w:hanging="360"/>
+      </w:pPr>
+      <w:rPr>
+        <w:rFonts w:ascii="Symbol" w:hAnsi="Symbol" w:hint="default"/>
+        <w:sz w:val="20"/>
+      </w:rPr>
+    </w:lvl>
+  </w:abstractNum>
+  <w:abstractNum w:abstractNumId="17" w15:restartNumberingAfterBreak="0">
+    <w:nsid w:val="5C737335"/>
+    <w:multiLevelType w:val="multilevel"/>
+    <w:tmpl w:val="040E013A"/>
+    <w:lvl w:ilvl="0">
+      <w:start w:val="1"/>
+      <w:numFmt w:val="bullet"/>
+      <w:lvlText w:val=""/>
+      <w:lvlJc w:val="left"/>
+      <w:pPr>
+        <w:tabs>
+          <w:tab w:val="num" w:pos="720"/>
+        </w:tabs>
+        <w:ind w:left="720" w:hanging="360"/>
+      </w:pPr>
+      <w:rPr>
+        <w:rFonts w:ascii="Symbol" w:hAnsi="Symbol" w:hint="default"/>
+        <w:sz w:val="20"/>
+      </w:rPr>
+    </w:lvl>
+    <w:lvl w:ilvl="1" w:tentative="1">
+      <w:start w:val="1"/>
+      <w:numFmt w:val="bullet"/>
+      <w:lvlText w:val=""/>
+      <w:lvlJc w:val="left"/>
+      <w:pPr>
+        <w:tabs>
+          <w:tab w:val="num" w:pos="1440"/>
+        </w:tabs>
+        <w:ind w:left="1440" w:hanging="360"/>
+      </w:pPr>
+      <w:rPr>
+        <w:rFonts w:ascii="Symbol" w:hAnsi="Symbol" w:hint="default"/>
+        <w:sz w:val="20"/>
+      </w:rPr>
+    </w:lvl>
+    <w:lvl w:ilvl="2" w:tentative="1">
+      <w:start w:val="1"/>
+      <w:numFmt w:val="bullet"/>
+      <w:lvlText w:val=""/>
+      <w:lvlJc w:val="left"/>
+      <w:pPr>
+        <w:tabs>
+          <w:tab w:val="num" w:pos="2160"/>
+        </w:tabs>
+        <w:ind w:left="2160" w:hanging="360"/>
+      </w:pPr>
+      <w:rPr>
+        <w:rFonts w:ascii="Symbol" w:hAnsi="Symbol" w:hint="default"/>
+        <w:sz w:val="20"/>
+      </w:rPr>
+    </w:lvl>
+    <w:lvl w:ilvl="3" w:tentative="1">
+      <w:start w:val="1"/>
+      <w:numFmt w:val="bullet"/>
+      <w:lvlText w:val=""/>
+      <w:lvlJc w:val="left"/>
+      <w:pPr>
+        <w:tabs>
+          <w:tab w:val="num" w:pos="2880"/>
+        </w:tabs>
+        <w:ind w:left="2880" w:hanging="360"/>
+      </w:pPr>
+      <w:rPr>
+        <w:rFonts w:ascii="Symbol" w:hAnsi="Symbol" w:hint="default"/>
+        <w:sz w:val="20"/>
+      </w:rPr>
+    </w:lvl>
+    <w:lvl w:ilvl="4" w:tentative="1">
+      <w:start w:val="1"/>
+      <w:numFmt w:val="bullet"/>
+      <w:lvlText w:val=""/>
+      <w:lvlJc w:val="left"/>
+      <w:pPr>
+        <w:tabs>
+          <w:tab w:val="num" w:pos="3600"/>
+        </w:tabs>
+        <w:ind w:left="3600" w:hanging="360"/>
+      </w:pPr>
+      <w:rPr>
+        <w:rFonts w:ascii="Symbol" w:hAnsi="Symbol" w:hint="default"/>
+        <w:sz w:val="20"/>
+      </w:rPr>
+    </w:lvl>
+    <w:lvl w:ilvl="5" w:tentative="1">
+      <w:start w:val="1"/>
+      <w:numFmt w:val="bullet"/>
+      <w:lvlText w:val=""/>
+      <w:lvlJc w:val="left"/>
+      <w:pPr>
+        <w:tabs>
+          <w:tab w:val="num" w:pos="4320"/>
+        </w:tabs>
+        <w:ind w:left="4320" w:hanging="360"/>
+      </w:pPr>
+      <w:rPr>
+        <w:rFonts w:ascii="Symbol" w:hAnsi="Symbol" w:hint="default"/>
+        <w:sz w:val="20"/>
+      </w:rPr>
+    </w:lvl>
+    <w:lvl w:ilvl="6" w:tentative="1">
+      <w:start w:val="1"/>
+      <w:numFmt w:val="bullet"/>
+      <w:lvlText w:val=""/>
+      <w:lvlJc w:val="left"/>
+      <w:pPr>
+        <w:tabs>
+          <w:tab w:val="num" w:pos="5040"/>
+        </w:tabs>
+        <w:ind w:left="5040" w:hanging="360"/>
+      </w:pPr>
+      <w:rPr>
+        <w:rFonts w:ascii="Symbol" w:hAnsi="Symbol" w:hint="default"/>
+        <w:sz w:val="20"/>
+      </w:rPr>
+    </w:lvl>
+    <w:lvl w:ilvl="7" w:tentative="1">
+      <w:start w:val="1"/>
+      <w:numFmt w:val="bullet"/>
+      <w:lvlText w:val=""/>
+      <w:lvlJc w:val="left"/>
+      <w:pPr>
+        <w:tabs>
+          <w:tab w:val="num" w:pos="5760"/>
+        </w:tabs>
+        <w:ind w:left="5760" w:hanging="360"/>
+      </w:pPr>
+      <w:rPr>
+        <w:rFonts w:ascii="Symbol" w:hAnsi="Symbol" w:hint="default"/>
+        <w:sz w:val="20"/>
+      </w:rPr>
+    </w:lvl>
+    <w:lvl w:ilvl="8" w:tentative="1">
+      <w:start w:val="1"/>
+      <w:numFmt w:val="bullet"/>
+      <w:lvlText w:val=""/>
+      <w:lvlJc w:val="left"/>
+      <w:pPr>
+        <w:tabs>
+          <w:tab w:val="num" w:pos="6480"/>
+        </w:tabs>
+        <w:ind w:left="6480" w:hanging="360"/>
+      </w:pPr>
+      <w:rPr>
+        <w:rFonts w:ascii="Symbol" w:hAnsi="Symbol" w:hint="default"/>
+        <w:sz w:val="20"/>
+      </w:rPr>
+    </w:lvl>
+  </w:abstractNum>
+  <w:abstractNum w:abstractNumId="18" w15:restartNumberingAfterBreak="0">
+    <w:nsid w:val="5CCD62A7"/>
+    <w:multiLevelType w:val="multilevel"/>
+    <w:tmpl w:val="C3260E36"/>
+    <w:lvl w:ilvl="0">
+      <w:start w:val="1"/>
+      <w:numFmt w:val="bullet"/>
+      <w:lvlText w:val=""/>
+      <w:lvlJc w:val="left"/>
+      <w:pPr>
+        <w:tabs>
+          <w:tab w:val="num" w:pos="720"/>
+        </w:tabs>
+        <w:ind w:left="720" w:hanging="360"/>
+      </w:pPr>
+      <w:rPr>
+        <w:rFonts w:ascii="Symbol" w:hAnsi="Symbol" w:hint="default"/>
+        <w:sz w:val="20"/>
+      </w:rPr>
+    </w:lvl>
+    <w:lvl w:ilvl="1" w:tentative="1">
+      <w:start w:val="1"/>
+      <w:numFmt w:val="bullet"/>
+      <w:lvlText w:val=""/>
+      <w:lvlJc w:val="left"/>
+      <w:pPr>
+        <w:tabs>
+          <w:tab w:val="num" w:pos="1440"/>
+        </w:tabs>
+        <w:ind w:left="1440" w:hanging="360"/>
+      </w:pPr>
+      <w:rPr>
+        <w:rFonts w:ascii="Symbol" w:hAnsi="Symbol" w:hint="default"/>
+        <w:sz w:val="20"/>
+      </w:rPr>
+    </w:lvl>
+    <w:lvl w:ilvl="2" w:tentative="1">
+      <w:start w:val="1"/>
+      <w:numFmt w:val="bullet"/>
+      <w:lvlText w:val=""/>
+      <w:lvlJc w:val="left"/>
+      <w:pPr>
+        <w:tabs>
+          <w:tab w:val="num" w:pos="2160"/>
+        </w:tabs>
+        <w:ind w:left="2160" w:hanging="360"/>
+      </w:pPr>
+      <w:rPr>
+        <w:rFonts w:ascii="Symbol" w:hAnsi="Symbol" w:hint="default"/>
+        <w:sz w:val="20"/>
+      </w:rPr>
+    </w:lvl>
+    <w:lvl w:ilvl="3" w:tentative="1">
+      <w:start w:val="1"/>
+      <w:numFmt w:val="bullet"/>
+      <w:lvlText w:val=""/>
+      <w:lvlJc w:val="left"/>
+      <w:pPr>
+        <w:tabs>
+          <w:tab w:val="num" w:pos="2880"/>
+        </w:tabs>
+        <w:ind w:left="2880" w:hanging="360"/>
+      </w:pPr>
+      <w:rPr>
+        <w:rFonts w:ascii="Symbol" w:hAnsi="Symbol" w:hint="default"/>
+        <w:sz w:val="20"/>
+      </w:rPr>
+    </w:lvl>
+    <w:lvl w:ilvl="4" w:tentative="1">
+      <w:start w:val="1"/>
+      <w:numFmt w:val="bullet"/>
+      <w:lvlText w:val=""/>
+      <w:lvlJc w:val="left"/>
+      <w:pPr>
+        <w:tabs>
+          <w:tab w:val="num" w:pos="3600"/>
+        </w:tabs>
+        <w:ind w:left="3600" w:hanging="360"/>
+      </w:pPr>
+      <w:rPr>
+        <w:rFonts w:ascii="Symbol" w:hAnsi="Symbol" w:hint="default"/>
+        <w:sz w:val="20"/>
+      </w:rPr>
+    </w:lvl>
+    <w:lvl w:ilvl="5" w:tentative="1">
+      <w:start w:val="1"/>
+      <w:numFmt w:val="bullet"/>
+      <w:lvlText w:val=""/>
+      <w:lvlJc w:val="left"/>
+      <w:pPr>
+        <w:tabs>
+          <w:tab w:val="num" w:pos="4320"/>
+        </w:tabs>
+        <w:ind w:left="4320" w:hanging="360"/>
+      </w:pPr>
+      <w:rPr>
+        <w:rFonts w:ascii="Symbol" w:hAnsi="Symbol" w:hint="default"/>
+        <w:sz w:val="20"/>
+      </w:rPr>
+    </w:lvl>
+    <w:lvl w:ilvl="6" w:tentative="1">
+      <w:start w:val="1"/>
+      <w:numFmt w:val="bullet"/>
+      <w:lvlText w:val=""/>
+      <w:lvlJc w:val="left"/>
+      <w:pPr>
+        <w:tabs>
+          <w:tab w:val="num" w:pos="5040"/>
+        </w:tabs>
+        <w:ind w:left="5040" w:hanging="360"/>
+      </w:pPr>
+      <w:rPr>
+        <w:rFonts w:ascii="Symbol" w:hAnsi="Symbol" w:hint="default"/>
+        <w:sz w:val="20"/>
+      </w:rPr>
+    </w:lvl>
+    <w:lvl w:ilvl="7" w:tentative="1">
+      <w:start w:val="1"/>
+      <w:numFmt w:val="bullet"/>
+      <w:lvlText w:val=""/>
+      <w:lvlJc w:val="left"/>
+      <w:pPr>
+        <w:tabs>
+          <w:tab w:val="num" w:pos="5760"/>
+        </w:tabs>
+        <w:ind w:left="5760" w:hanging="360"/>
+      </w:pPr>
+      <w:rPr>
+        <w:rFonts w:ascii="Symbol" w:hAnsi="Symbol" w:hint="default"/>
+        <w:sz w:val="20"/>
+      </w:rPr>
+    </w:lvl>
+    <w:lvl w:ilvl="8" w:tentative="1">
+      <w:start w:val="1"/>
+      <w:numFmt w:val="bullet"/>
+      <w:lvlText w:val=""/>
+      <w:lvlJc w:val="left"/>
+      <w:pPr>
+        <w:tabs>
+          <w:tab w:val="num" w:pos="6480"/>
+        </w:tabs>
+        <w:ind w:left="6480" w:hanging="360"/>
+      </w:pPr>
+      <w:rPr>
+        <w:rFonts w:ascii="Symbol" w:hAnsi="Symbol" w:hint="default"/>
+        <w:sz w:val="20"/>
+      </w:rPr>
+    </w:lvl>
+  </w:abstractNum>
+  <w:abstractNum w:abstractNumId="19" w15:restartNumberingAfterBreak="0">
+    <w:nsid w:val="603D49D6"/>
+    <w:multiLevelType w:val="multilevel"/>
+    <w:tmpl w:val="A748DD6E"/>
+    <w:lvl w:ilvl="0">
+      <w:start w:val="1"/>
+      <w:numFmt w:val="bullet"/>
+      <w:lvlText w:val=""/>
+      <w:lvlJc w:val="left"/>
+      <w:pPr>
+        <w:tabs>
+          <w:tab w:val="num" w:pos="720"/>
+        </w:tabs>
+        <w:ind w:left="720" w:hanging="360"/>
+      </w:pPr>
+      <w:rPr>
+        <w:rFonts w:ascii="Symbol" w:hAnsi="Symbol" w:hint="default"/>
+        <w:sz w:val="20"/>
+      </w:rPr>
+    </w:lvl>
+    <w:lvl w:ilvl="1" w:tentative="1">
+      <w:start w:val="1"/>
+      <w:numFmt w:val="bullet"/>
+      <w:lvlText w:val=""/>
+      <w:lvlJc w:val="left"/>
+      <w:pPr>
+        <w:tabs>
+          <w:tab w:val="num" w:pos="1440"/>
+        </w:tabs>
+        <w:ind w:left="1440" w:hanging="360"/>
+      </w:pPr>
+      <w:rPr>
+        <w:rFonts w:ascii="Symbol" w:hAnsi="Symbol" w:hint="default"/>
+        <w:sz w:val="20"/>
+      </w:rPr>
+    </w:lvl>
+    <w:lvl w:ilvl="2" w:tentative="1">
+      <w:start w:val="1"/>
+      <w:numFmt w:val="bullet"/>
+      <w:lvlText w:val=""/>
+      <w:lvlJc w:val="left"/>
+      <w:pPr>
+        <w:tabs>
+          <w:tab w:val="num" w:pos="2160"/>
+        </w:tabs>
+        <w:ind w:left="2160" w:hanging="360"/>
+      </w:pPr>
+      <w:rPr>
+        <w:rFonts w:ascii="Symbol" w:hAnsi="Symbol" w:hint="default"/>
+        <w:sz w:val="20"/>
+      </w:rPr>
+    </w:lvl>
+    <w:lvl w:ilvl="3" w:tentative="1">
+      <w:start w:val="1"/>
+      <w:numFmt w:val="bullet"/>
+      <w:lvlText w:val=""/>
+      <w:lvlJc w:val="left"/>
+      <w:pPr>
+        <w:tabs>
+          <w:tab w:val="num" w:pos="2880"/>
+        </w:tabs>
+        <w:ind w:left="2880" w:hanging="360"/>
+      </w:pPr>
+      <w:rPr>
+        <w:rFonts w:ascii="Symbol" w:hAnsi="Symbol" w:hint="default"/>
+        <w:sz w:val="20"/>
+      </w:rPr>
+    </w:lvl>
+    <w:lvl w:ilvl="4" w:tentative="1">
+      <w:start w:val="1"/>
+      <w:numFmt w:val="bullet"/>
+      <w:lvlText w:val=""/>
+      <w:lvlJc w:val="left"/>
+      <w:pPr>
+        <w:tabs>
+          <w:tab w:val="num" w:pos="3600"/>
+        </w:tabs>
+        <w:ind w:left="3600" w:hanging="360"/>
+      </w:pPr>
+      <w:rPr>
+        <w:rFonts w:ascii="Symbol" w:hAnsi="Symbol" w:hint="default"/>
+        <w:sz w:val="20"/>
+      </w:rPr>
+    </w:lvl>
+    <w:lvl w:ilvl="5" w:tentative="1">
+      <w:start w:val="1"/>
+      <w:numFmt w:val="bullet"/>
+      <w:lvlText w:val=""/>
+      <w:lvlJc w:val="left"/>
+      <w:pPr>
+        <w:tabs>
+          <w:tab w:val="num" w:pos="4320"/>
+        </w:tabs>
+        <w:ind w:left="4320" w:hanging="360"/>
+      </w:pPr>
+      <w:rPr>
+        <w:rFonts w:ascii="Symbol" w:hAnsi="Symbol" w:hint="default"/>
+        <w:sz w:val="20"/>
+      </w:rPr>
+    </w:lvl>
+    <w:lvl w:ilvl="6" w:tentative="1">
+      <w:start w:val="1"/>
+      <w:numFmt w:val="bullet"/>
+      <w:lvlText w:val=""/>
+      <w:lvlJc w:val="left"/>
+      <w:pPr>
+        <w:tabs>
+          <w:tab w:val="num" w:pos="5040"/>
+        </w:tabs>
+        <w:ind w:left="5040" w:hanging="360"/>
+      </w:pPr>
+      <w:rPr>
+        <w:rFonts w:ascii="Symbol" w:hAnsi="Symbol" w:hint="default"/>
+        <w:sz w:val="20"/>
+      </w:rPr>
+    </w:lvl>
+    <w:lvl w:ilvl="7" w:tentative="1">
+      <w:start w:val="1"/>
+      <w:numFmt w:val="bullet"/>
+      <w:lvlText w:val=""/>
+      <w:lvlJc w:val="left"/>
+      <w:pPr>
+        <w:tabs>
+          <w:tab w:val="num" w:pos="5760"/>
+        </w:tabs>
+        <w:ind w:left="5760" w:hanging="360"/>
+      </w:pPr>
+      <w:rPr>
+        <w:rFonts w:ascii="Symbol" w:hAnsi="Symbol" w:hint="default"/>
+        <w:sz w:val="20"/>
+      </w:rPr>
+    </w:lvl>
+    <w:lvl w:ilvl="8" w:tentative="1">
+      <w:start w:val="1"/>
+      <w:numFmt w:val="bullet"/>
+      <w:lvlText w:val=""/>
+      <w:lvlJc w:val="left"/>
+      <w:pPr>
+        <w:tabs>
+          <w:tab w:val="num" w:pos="6480"/>
+        </w:tabs>
+        <w:ind w:left="6480" w:hanging="360"/>
+      </w:pPr>
+      <w:rPr>
+        <w:rFonts w:ascii="Symbol" w:hAnsi="Symbol" w:hint="default"/>
+        <w:sz w:val="20"/>
+      </w:rPr>
+    </w:lvl>
+  </w:abstractNum>
+  <w:abstractNum w:abstractNumId="20" w15:restartNumberingAfterBreak="0">
     <w:nsid w:val="6C7F158C"/>
     <w:multiLevelType w:val="hybridMultilevel"/>
     <w:tmpl w:val="940ACA7A"/>
@@ -1968,7 +4339,156 @@
       </w:rPr>
     </w:lvl>
   </w:abstractNum>
-  <w:abstractNum w:abstractNumId="9" w15:restartNumberingAfterBreak="0">
+  <w:abstractNum w:abstractNumId="21" w15:restartNumberingAfterBreak="0">
+    <w:nsid w:val="704A2772"/>
+    <w:multiLevelType w:val="multilevel"/>
+    <w:tmpl w:val="EFCACAEA"/>
+    <w:lvl w:ilvl="0">
+      <w:start w:val="1"/>
+      <w:numFmt w:val="bullet"/>
+      <w:lvlText w:val=""/>
+      <w:lvlJc w:val="left"/>
+      <w:pPr>
+        <w:tabs>
+          <w:tab w:val="num" w:pos="720"/>
+        </w:tabs>
+        <w:ind w:left="720" w:hanging="360"/>
+      </w:pPr>
+      <w:rPr>
+        <w:rFonts w:ascii="Symbol" w:hAnsi="Symbol" w:hint="default"/>
+        <w:sz w:val="20"/>
+      </w:rPr>
+    </w:lvl>
+    <w:lvl w:ilvl="1" w:tentative="1">
+      <w:start w:val="1"/>
+      <w:numFmt w:val="bullet"/>
+      <w:lvlText w:val=""/>
+      <w:lvlJc w:val="left"/>
+      <w:pPr>
+        <w:tabs>
+          <w:tab w:val="num" w:pos="1440"/>
+        </w:tabs>
+        <w:ind w:left="1440" w:hanging="360"/>
+      </w:pPr>
+      <w:rPr>
+        <w:rFonts w:ascii="Symbol" w:hAnsi="Symbol" w:hint="default"/>
+        <w:sz w:val="20"/>
+      </w:rPr>
+    </w:lvl>
+    <w:lvl w:ilvl="2" w:tentative="1">
+      <w:start w:val="1"/>
+      <w:numFmt w:val="bullet"/>
+      <w:lvlText w:val=""/>
+      <w:lvlJc w:val="left"/>
+      <w:pPr>
+        <w:tabs>
+          <w:tab w:val="num" w:pos="2160"/>
+        </w:tabs>
+        <w:ind w:left="2160" w:hanging="360"/>
+      </w:pPr>
+      <w:rPr>
+        <w:rFonts w:ascii="Symbol" w:hAnsi="Symbol" w:hint="default"/>
+        <w:sz w:val="20"/>
+      </w:rPr>
+    </w:lvl>
+    <w:lvl w:ilvl="3" w:tentative="1">
+      <w:start w:val="1"/>
+      <w:numFmt w:val="bullet"/>
+      <w:lvlText w:val=""/>
+      <w:lvlJc w:val="left"/>
+      <w:pPr>
+        <w:tabs>
+          <w:tab w:val="num" w:pos="2880"/>
+        </w:tabs>
+        <w:ind w:left="2880" w:hanging="360"/>
+      </w:pPr>
+      <w:rPr>
+        <w:rFonts w:ascii="Symbol" w:hAnsi="Symbol" w:hint="default"/>
+        <w:sz w:val="20"/>
+      </w:rPr>
+    </w:lvl>
+    <w:lvl w:ilvl="4" w:tentative="1">
+      <w:start w:val="1"/>
+      <w:numFmt w:val="bullet"/>
+      <w:lvlText w:val=""/>
+      <w:lvlJc w:val="left"/>
+      <w:pPr>
+        <w:tabs>
+          <w:tab w:val="num" w:pos="3600"/>
+        </w:tabs>
+        <w:ind w:left="3600" w:hanging="360"/>
+      </w:pPr>
+      <w:rPr>
+        <w:rFonts w:ascii="Symbol" w:hAnsi="Symbol" w:hint="default"/>
+        <w:sz w:val="20"/>
+      </w:rPr>
+    </w:lvl>
+    <w:lvl w:ilvl="5" w:tentative="1">
+      <w:start w:val="1"/>
+      <w:numFmt w:val="bullet"/>
+      <w:lvlText w:val=""/>
+      <w:lvlJc w:val="left"/>
+      <w:pPr>
+        <w:tabs>
+          <w:tab w:val="num" w:pos="4320"/>
+        </w:tabs>
+        <w:ind w:left="4320" w:hanging="360"/>
+      </w:pPr>
+      <w:rPr>
+        <w:rFonts w:ascii="Symbol" w:hAnsi="Symbol" w:hint="default"/>
+        <w:sz w:val="20"/>
+      </w:rPr>
+    </w:lvl>
+    <w:lvl w:ilvl="6" w:tentative="1">
+      <w:start w:val="1"/>
+      <w:numFmt w:val="bullet"/>
+      <w:lvlText w:val=""/>
+      <w:lvlJc w:val="left"/>
+      <w:pPr>
+        <w:tabs>
+          <w:tab w:val="num" w:pos="5040"/>
+        </w:tabs>
+        <w:ind w:left="5040" w:hanging="360"/>
+      </w:pPr>
+      <w:rPr>
+        <w:rFonts w:ascii="Symbol" w:hAnsi="Symbol" w:hint="default"/>
+        <w:sz w:val="20"/>
+      </w:rPr>
+    </w:lvl>
+    <w:lvl w:ilvl="7" w:tentative="1">
+      <w:start w:val="1"/>
+      <w:numFmt w:val="bullet"/>
+      <w:lvlText w:val=""/>
+      <w:lvlJc w:val="left"/>
+      <w:pPr>
+        <w:tabs>
+          <w:tab w:val="num" w:pos="5760"/>
+        </w:tabs>
+        <w:ind w:left="5760" w:hanging="360"/>
+      </w:pPr>
+      <w:rPr>
+        <w:rFonts w:ascii="Symbol" w:hAnsi="Symbol" w:hint="default"/>
+        <w:sz w:val="20"/>
+      </w:rPr>
+    </w:lvl>
+    <w:lvl w:ilvl="8" w:tentative="1">
+      <w:start w:val="1"/>
+      <w:numFmt w:val="bullet"/>
+      <w:lvlText w:val=""/>
+      <w:lvlJc w:val="left"/>
+      <w:pPr>
+        <w:tabs>
+          <w:tab w:val="num" w:pos="6480"/>
+        </w:tabs>
+        <w:ind w:left="6480" w:hanging="360"/>
+      </w:pPr>
+      <w:rPr>
+        <w:rFonts w:ascii="Symbol" w:hAnsi="Symbol" w:hint="default"/>
+        <w:sz w:val="20"/>
+      </w:rPr>
+    </w:lvl>
+  </w:abstractNum>
+  <w:abstractNum w:abstractNumId="22" w15:restartNumberingAfterBreak="0">
     <w:nsid w:val="770A7D0A"/>
     <w:multiLevelType w:val="hybridMultilevel"/>
     <w:tmpl w:val="7E7E23B6"/>
@@ -2057,41 +4577,473 @@
       </w:pPr>
     </w:lvl>
   </w:abstractNum>
+  <w:abstractNum w:abstractNumId="23" w15:restartNumberingAfterBreak="0">
+    <w:nsid w:val="7A99222E"/>
+    <w:multiLevelType w:val="hybridMultilevel"/>
+    <w:tmpl w:val="FD146B4E"/>
+    <w:lvl w:ilvl="0" w:tplc="0409000F">
+      <w:start w:val="1"/>
+      <w:numFmt w:val="decimal"/>
+      <w:lvlText w:val="%1."/>
+      <w:lvlJc w:val="left"/>
+      <w:pPr>
+        <w:ind w:left="360" w:hanging="360"/>
+      </w:pPr>
+    </w:lvl>
+    <w:lvl w:ilvl="1" w:tplc="04090019" w:tentative="1">
+      <w:start w:val="1"/>
+      <w:numFmt w:val="lowerLetter"/>
+      <w:lvlText w:val="%2."/>
+      <w:lvlJc w:val="left"/>
+      <w:pPr>
+        <w:ind w:left="1080" w:hanging="360"/>
+      </w:pPr>
+    </w:lvl>
+    <w:lvl w:ilvl="2" w:tplc="0409001B" w:tentative="1">
+      <w:start w:val="1"/>
+      <w:numFmt w:val="lowerRoman"/>
+      <w:lvlText w:val="%3."/>
+      <w:lvlJc w:val="right"/>
+      <w:pPr>
+        <w:ind w:left="1800" w:hanging="180"/>
+      </w:pPr>
+    </w:lvl>
+    <w:lvl w:ilvl="3" w:tplc="0409000F" w:tentative="1">
+      <w:start w:val="1"/>
+      <w:numFmt w:val="decimal"/>
+      <w:lvlText w:val="%4."/>
+      <w:lvlJc w:val="left"/>
+      <w:pPr>
+        <w:ind w:left="2520" w:hanging="360"/>
+      </w:pPr>
+    </w:lvl>
+    <w:lvl w:ilvl="4" w:tplc="04090019" w:tentative="1">
+      <w:start w:val="1"/>
+      <w:numFmt w:val="lowerLetter"/>
+      <w:lvlText w:val="%5."/>
+      <w:lvlJc w:val="left"/>
+      <w:pPr>
+        <w:ind w:left="3240" w:hanging="360"/>
+      </w:pPr>
+    </w:lvl>
+    <w:lvl w:ilvl="5" w:tplc="0409001B" w:tentative="1">
+      <w:start w:val="1"/>
+      <w:numFmt w:val="lowerRoman"/>
+      <w:lvlText w:val="%6."/>
+      <w:lvlJc w:val="right"/>
+      <w:pPr>
+        <w:ind w:left="3960" w:hanging="180"/>
+      </w:pPr>
+    </w:lvl>
+    <w:lvl w:ilvl="6" w:tplc="0409000F" w:tentative="1">
+      <w:start w:val="1"/>
+      <w:numFmt w:val="decimal"/>
+      <w:lvlText w:val="%7."/>
+      <w:lvlJc w:val="left"/>
+      <w:pPr>
+        <w:ind w:left="4680" w:hanging="360"/>
+      </w:pPr>
+    </w:lvl>
+    <w:lvl w:ilvl="7" w:tplc="04090019" w:tentative="1">
+      <w:start w:val="1"/>
+      <w:numFmt w:val="lowerLetter"/>
+      <w:lvlText w:val="%8."/>
+      <w:lvlJc w:val="left"/>
+      <w:pPr>
+        <w:ind w:left="5400" w:hanging="360"/>
+      </w:pPr>
+    </w:lvl>
+    <w:lvl w:ilvl="8" w:tplc="0409001B" w:tentative="1">
+      <w:start w:val="1"/>
+      <w:numFmt w:val="lowerRoman"/>
+      <w:lvlText w:val="%9."/>
+      <w:lvlJc w:val="right"/>
+      <w:pPr>
+        <w:ind w:left="6120" w:hanging="180"/>
+      </w:pPr>
+    </w:lvl>
+  </w:abstractNum>
+  <w:abstractNum w:abstractNumId="24" w15:restartNumberingAfterBreak="0">
+    <w:nsid w:val="7BC21CDC"/>
+    <w:multiLevelType w:val="multilevel"/>
+    <w:tmpl w:val="BB647C9E"/>
+    <w:lvl w:ilvl="0">
+      <w:start w:val="1"/>
+      <w:numFmt w:val="bullet"/>
+      <w:lvlText w:val=""/>
+      <w:lvlJc w:val="left"/>
+      <w:pPr>
+        <w:tabs>
+          <w:tab w:val="num" w:pos="720"/>
+        </w:tabs>
+        <w:ind w:left="720" w:hanging="360"/>
+      </w:pPr>
+      <w:rPr>
+        <w:rFonts w:ascii="Symbol" w:hAnsi="Symbol" w:hint="default"/>
+        <w:sz w:val="20"/>
+      </w:rPr>
+    </w:lvl>
+    <w:lvl w:ilvl="1" w:tentative="1">
+      <w:start w:val="1"/>
+      <w:numFmt w:val="bullet"/>
+      <w:lvlText w:val=""/>
+      <w:lvlJc w:val="left"/>
+      <w:pPr>
+        <w:tabs>
+          <w:tab w:val="num" w:pos="1440"/>
+        </w:tabs>
+        <w:ind w:left="1440" w:hanging="360"/>
+      </w:pPr>
+      <w:rPr>
+        <w:rFonts w:ascii="Symbol" w:hAnsi="Symbol" w:hint="default"/>
+        <w:sz w:val="20"/>
+      </w:rPr>
+    </w:lvl>
+    <w:lvl w:ilvl="2" w:tentative="1">
+      <w:start w:val="1"/>
+      <w:numFmt w:val="bullet"/>
+      <w:lvlText w:val=""/>
+      <w:lvlJc w:val="left"/>
+      <w:pPr>
+        <w:tabs>
+          <w:tab w:val="num" w:pos="2160"/>
+        </w:tabs>
+        <w:ind w:left="2160" w:hanging="360"/>
+      </w:pPr>
+      <w:rPr>
+        <w:rFonts w:ascii="Symbol" w:hAnsi="Symbol" w:hint="default"/>
+        <w:sz w:val="20"/>
+      </w:rPr>
+    </w:lvl>
+    <w:lvl w:ilvl="3" w:tentative="1">
+      <w:start w:val="1"/>
+      <w:numFmt w:val="bullet"/>
+      <w:lvlText w:val=""/>
+      <w:lvlJc w:val="left"/>
+      <w:pPr>
+        <w:tabs>
+          <w:tab w:val="num" w:pos="2880"/>
+        </w:tabs>
+        <w:ind w:left="2880" w:hanging="360"/>
+      </w:pPr>
+      <w:rPr>
+        <w:rFonts w:ascii="Symbol" w:hAnsi="Symbol" w:hint="default"/>
+        <w:sz w:val="20"/>
+      </w:rPr>
+    </w:lvl>
+    <w:lvl w:ilvl="4" w:tentative="1">
+      <w:start w:val="1"/>
+      <w:numFmt w:val="bullet"/>
+      <w:lvlText w:val=""/>
+      <w:lvlJc w:val="left"/>
+      <w:pPr>
+        <w:tabs>
+          <w:tab w:val="num" w:pos="3600"/>
+        </w:tabs>
+        <w:ind w:left="3600" w:hanging="360"/>
+      </w:pPr>
+      <w:rPr>
+        <w:rFonts w:ascii="Symbol" w:hAnsi="Symbol" w:hint="default"/>
+        <w:sz w:val="20"/>
+      </w:rPr>
+    </w:lvl>
+    <w:lvl w:ilvl="5" w:tentative="1">
+      <w:start w:val="1"/>
+      <w:numFmt w:val="bullet"/>
+      <w:lvlText w:val=""/>
+      <w:lvlJc w:val="left"/>
+      <w:pPr>
+        <w:tabs>
+          <w:tab w:val="num" w:pos="4320"/>
+        </w:tabs>
+        <w:ind w:left="4320" w:hanging="360"/>
+      </w:pPr>
+      <w:rPr>
+        <w:rFonts w:ascii="Symbol" w:hAnsi="Symbol" w:hint="default"/>
+        <w:sz w:val="20"/>
+      </w:rPr>
+    </w:lvl>
+    <w:lvl w:ilvl="6" w:tentative="1">
+      <w:start w:val="1"/>
+      <w:numFmt w:val="bullet"/>
+      <w:lvlText w:val=""/>
+      <w:lvlJc w:val="left"/>
+      <w:pPr>
+        <w:tabs>
+          <w:tab w:val="num" w:pos="5040"/>
+        </w:tabs>
+        <w:ind w:left="5040" w:hanging="360"/>
+      </w:pPr>
+      <w:rPr>
+        <w:rFonts w:ascii="Symbol" w:hAnsi="Symbol" w:hint="default"/>
+        <w:sz w:val="20"/>
+      </w:rPr>
+    </w:lvl>
+    <w:lvl w:ilvl="7" w:tentative="1">
+      <w:start w:val="1"/>
+      <w:numFmt w:val="bullet"/>
+      <w:lvlText w:val=""/>
+      <w:lvlJc w:val="left"/>
+      <w:pPr>
+        <w:tabs>
+          <w:tab w:val="num" w:pos="5760"/>
+        </w:tabs>
+        <w:ind w:left="5760" w:hanging="360"/>
+      </w:pPr>
+      <w:rPr>
+        <w:rFonts w:ascii="Symbol" w:hAnsi="Symbol" w:hint="default"/>
+        <w:sz w:val="20"/>
+      </w:rPr>
+    </w:lvl>
+    <w:lvl w:ilvl="8" w:tentative="1">
+      <w:start w:val="1"/>
+      <w:numFmt w:val="bullet"/>
+      <w:lvlText w:val=""/>
+      <w:lvlJc w:val="left"/>
+      <w:pPr>
+        <w:tabs>
+          <w:tab w:val="num" w:pos="6480"/>
+        </w:tabs>
+        <w:ind w:left="6480" w:hanging="360"/>
+      </w:pPr>
+      <w:rPr>
+        <w:rFonts w:ascii="Symbol" w:hAnsi="Symbol" w:hint="default"/>
+        <w:sz w:val="20"/>
+      </w:rPr>
+    </w:lvl>
+  </w:abstractNum>
+  <w:abstractNum w:abstractNumId="25" w15:restartNumberingAfterBreak="0">
+    <w:nsid w:val="7FE67954"/>
+    <w:multiLevelType w:val="multilevel"/>
+    <w:tmpl w:val="BFEEC5F6"/>
+    <w:lvl w:ilvl="0">
+      <w:start w:val="1"/>
+      <w:numFmt w:val="bullet"/>
+      <w:lvlText w:val=""/>
+      <w:lvlJc w:val="left"/>
+      <w:pPr>
+        <w:tabs>
+          <w:tab w:val="num" w:pos="720"/>
+        </w:tabs>
+        <w:ind w:left="720" w:hanging="360"/>
+      </w:pPr>
+      <w:rPr>
+        <w:rFonts w:ascii="Symbol" w:hAnsi="Symbol" w:hint="default"/>
+        <w:sz w:val="20"/>
+      </w:rPr>
+    </w:lvl>
+    <w:lvl w:ilvl="1" w:tentative="1">
+      <w:start w:val="1"/>
+      <w:numFmt w:val="bullet"/>
+      <w:lvlText w:val=""/>
+      <w:lvlJc w:val="left"/>
+      <w:pPr>
+        <w:tabs>
+          <w:tab w:val="num" w:pos="1440"/>
+        </w:tabs>
+        <w:ind w:left="1440" w:hanging="360"/>
+      </w:pPr>
+      <w:rPr>
+        <w:rFonts w:ascii="Symbol" w:hAnsi="Symbol" w:hint="default"/>
+        <w:sz w:val="20"/>
+      </w:rPr>
+    </w:lvl>
+    <w:lvl w:ilvl="2" w:tentative="1">
+      <w:start w:val="1"/>
+      <w:numFmt w:val="bullet"/>
+      <w:lvlText w:val=""/>
+      <w:lvlJc w:val="left"/>
+      <w:pPr>
+        <w:tabs>
+          <w:tab w:val="num" w:pos="2160"/>
+        </w:tabs>
+        <w:ind w:left="2160" w:hanging="360"/>
+      </w:pPr>
+      <w:rPr>
+        <w:rFonts w:ascii="Symbol" w:hAnsi="Symbol" w:hint="default"/>
+        <w:sz w:val="20"/>
+      </w:rPr>
+    </w:lvl>
+    <w:lvl w:ilvl="3" w:tentative="1">
+      <w:start w:val="1"/>
+      <w:numFmt w:val="bullet"/>
+      <w:lvlText w:val=""/>
+      <w:lvlJc w:val="left"/>
+      <w:pPr>
+        <w:tabs>
+          <w:tab w:val="num" w:pos="2880"/>
+        </w:tabs>
+        <w:ind w:left="2880" w:hanging="360"/>
+      </w:pPr>
+      <w:rPr>
+        <w:rFonts w:ascii="Symbol" w:hAnsi="Symbol" w:hint="default"/>
+        <w:sz w:val="20"/>
+      </w:rPr>
+    </w:lvl>
+    <w:lvl w:ilvl="4" w:tentative="1">
+      <w:start w:val="1"/>
+      <w:numFmt w:val="bullet"/>
+      <w:lvlText w:val=""/>
+      <w:lvlJc w:val="left"/>
+      <w:pPr>
+        <w:tabs>
+          <w:tab w:val="num" w:pos="3600"/>
+        </w:tabs>
+        <w:ind w:left="3600" w:hanging="360"/>
+      </w:pPr>
+      <w:rPr>
+        <w:rFonts w:ascii="Symbol" w:hAnsi="Symbol" w:hint="default"/>
+        <w:sz w:val="20"/>
+      </w:rPr>
+    </w:lvl>
+    <w:lvl w:ilvl="5" w:tentative="1">
+      <w:start w:val="1"/>
+      <w:numFmt w:val="bullet"/>
+      <w:lvlText w:val=""/>
+      <w:lvlJc w:val="left"/>
+      <w:pPr>
+        <w:tabs>
+          <w:tab w:val="num" w:pos="4320"/>
+        </w:tabs>
+        <w:ind w:left="4320" w:hanging="360"/>
+      </w:pPr>
+      <w:rPr>
+        <w:rFonts w:ascii="Symbol" w:hAnsi="Symbol" w:hint="default"/>
+        <w:sz w:val="20"/>
+      </w:rPr>
+    </w:lvl>
+    <w:lvl w:ilvl="6" w:tentative="1">
+      <w:start w:val="1"/>
+      <w:numFmt w:val="bullet"/>
+      <w:lvlText w:val=""/>
+      <w:lvlJc w:val="left"/>
+      <w:pPr>
+        <w:tabs>
+          <w:tab w:val="num" w:pos="5040"/>
+        </w:tabs>
+        <w:ind w:left="5040" w:hanging="360"/>
+      </w:pPr>
+      <w:rPr>
+        <w:rFonts w:ascii="Symbol" w:hAnsi="Symbol" w:hint="default"/>
+        <w:sz w:val="20"/>
+      </w:rPr>
+    </w:lvl>
+    <w:lvl w:ilvl="7" w:tentative="1">
+      <w:start w:val="1"/>
+      <w:numFmt w:val="bullet"/>
+      <w:lvlText w:val=""/>
+      <w:lvlJc w:val="left"/>
+      <w:pPr>
+        <w:tabs>
+          <w:tab w:val="num" w:pos="5760"/>
+        </w:tabs>
+        <w:ind w:left="5760" w:hanging="360"/>
+      </w:pPr>
+      <w:rPr>
+        <w:rFonts w:ascii="Symbol" w:hAnsi="Symbol" w:hint="default"/>
+        <w:sz w:val="20"/>
+      </w:rPr>
+    </w:lvl>
+    <w:lvl w:ilvl="8" w:tentative="1">
+      <w:start w:val="1"/>
+      <w:numFmt w:val="bullet"/>
+      <w:lvlText w:val=""/>
+      <w:lvlJc w:val="left"/>
+      <w:pPr>
+        <w:tabs>
+          <w:tab w:val="num" w:pos="6480"/>
+        </w:tabs>
+        <w:ind w:left="6480" w:hanging="360"/>
+      </w:pPr>
+      <w:rPr>
+        <w:rFonts w:ascii="Symbol" w:hAnsi="Symbol" w:hint="default"/>
+        <w:sz w:val="20"/>
+      </w:rPr>
+    </w:lvl>
+  </w:abstractNum>
   <w:num w:numId="1" w16cid:durableId="859702735">
-    <w:abstractNumId w:val="3"/>
+    <w:abstractNumId w:val="4"/>
   </w:num>
   <w:num w:numId="2" w16cid:durableId="908269177">
-    <w:abstractNumId w:val="7"/>
+    <w:abstractNumId w:val="13"/>
   </w:num>
   <w:num w:numId="3" w16cid:durableId="598680261">
     <w:abstractNumId w:val="1"/>
   </w:num>
   <w:num w:numId="4" w16cid:durableId="2022197433">
+    <w:abstractNumId w:val="7"/>
+  </w:num>
+  <w:num w:numId="5" w16cid:durableId="402488303">
+    <w:abstractNumId w:val="22"/>
+  </w:num>
+  <w:num w:numId="6" w16cid:durableId="1990281292">
     <w:abstractNumId w:val="5"/>
   </w:num>
-  <w:num w:numId="5" w16cid:durableId="402488303">
-    <w:abstractNumId w:val="9"/>
-  </w:num>
-  <w:num w:numId="6" w16cid:durableId="1990281292">
-    <w:abstractNumId w:val="4"/>
-  </w:num>
   <w:num w:numId="7" w16cid:durableId="963845816">
-    <w:abstractNumId w:val="6"/>
+    <w:abstractNumId w:val="11"/>
   </w:num>
   <w:num w:numId="8" w16cid:durableId="1028337620">
-    <w:abstractNumId w:val="2"/>
+    <w:abstractNumId w:val="3"/>
   </w:num>
   <w:num w:numId="9" w16cid:durableId="152378062">
     <w:abstractNumId w:val="0"/>
   </w:num>
   <w:num w:numId="10" w16cid:durableId="208885704">
+    <w:abstractNumId w:val="20"/>
+  </w:num>
+  <w:num w:numId="11" w16cid:durableId="856114633">
+    <w:abstractNumId w:val="23"/>
+  </w:num>
+  <w:num w:numId="12" w16cid:durableId="1642222879">
+    <w:abstractNumId w:val="6"/>
+  </w:num>
+  <w:num w:numId="13" w16cid:durableId="1191070743">
+    <w:abstractNumId w:val="17"/>
+  </w:num>
+  <w:num w:numId="14" w16cid:durableId="1372655009">
+    <w:abstractNumId w:val="18"/>
+  </w:num>
+  <w:num w:numId="15" w16cid:durableId="296954669">
+    <w:abstractNumId w:val="25"/>
+  </w:num>
+  <w:num w:numId="16" w16cid:durableId="1649899234">
+    <w:abstractNumId w:val="2"/>
+  </w:num>
+  <w:num w:numId="17" w16cid:durableId="2130077028">
+    <w:abstractNumId w:val="9"/>
+  </w:num>
+  <w:num w:numId="18" w16cid:durableId="249193334">
+    <w:abstractNumId w:val="21"/>
+  </w:num>
+  <w:num w:numId="19" w16cid:durableId="574825996">
+    <w:abstractNumId w:val="24"/>
+  </w:num>
+  <w:num w:numId="20" w16cid:durableId="914051405">
+    <w:abstractNumId w:val="19"/>
+  </w:num>
+  <w:num w:numId="21" w16cid:durableId="250049209">
+    <w:abstractNumId w:val="10"/>
+  </w:num>
+  <w:num w:numId="22" w16cid:durableId="826944122">
     <w:abstractNumId w:val="8"/>
+  </w:num>
+  <w:num w:numId="23" w16cid:durableId="2088139679">
+    <w:abstractNumId w:val="14"/>
+  </w:num>
+  <w:num w:numId="24" w16cid:durableId="243955998">
+    <w:abstractNumId w:val="12"/>
+  </w:num>
+  <w:num w:numId="25" w16cid:durableId="432241650">
+    <w:abstractNumId w:val="16"/>
+  </w:num>
+  <w:num w:numId="26" w16cid:durableId="1941638909">
+    <w:abstractNumId w:val="15"/>
   </w:num>
 </w:numbering>
 </file>
 
 <file path=word/styles.xml><?xml version="1.0" encoding="utf-8"?>
-<w:styles xmlns:mc="http://schemas.openxmlformats.org/markup-compatibility/2006" xmlns:r="http://schemas.openxmlformats.org/officeDocument/2006/relationships" xmlns:w="http://schemas.openxmlformats.org/wordprocessingml/2006/main" xmlns:w14="http://schemas.microsoft.com/office/word/2010/wordml" xmlns:w15="http://schemas.microsoft.com/office/word/2012/wordml" xmlns:w16cex="http://schemas.microsoft.com/office/word/2018/wordml/cex" xmlns:w16cid="http://schemas.microsoft.com/office/word/2016/wordml/cid" xmlns:w16="http://schemas.microsoft.com/office/word/2018/wordml" xmlns:w16sdtdh="http://schemas.microsoft.com/office/word/2020/wordml/sdtdatahash" xmlns:w16se="http://schemas.microsoft.com/office/word/2015/wordml/symex" mc:Ignorable="w14 w15 w16se w16cid w16 w16cex w16sdtdh">
+<w:styles xmlns:mc="http://schemas.openxmlformats.org/markup-compatibility/2006" xmlns:r="http://schemas.openxmlformats.org/officeDocument/2006/relationships" xmlns:w="http://schemas.openxmlformats.org/wordprocessingml/2006/main" xmlns:w14="http://schemas.microsoft.com/office/word/2010/wordml" xmlns:w15="http://schemas.microsoft.com/office/word/2012/wordml" xmlns:w16cex="http://schemas.microsoft.com/office/word/2018/wordml/cex" xmlns:w16cid="http://schemas.microsoft.com/office/word/2016/wordml/cid" xmlns:w16="http://schemas.microsoft.com/office/word/2018/wordml" xmlns:w16du="http://schemas.microsoft.com/office/word/2023/wordml/word16du" xmlns:w16sdtdh="http://schemas.microsoft.com/office/word/2020/wordml/sdtdatahash" xmlns:w16sdtfl="http://schemas.microsoft.com/office/word/2024/wordml/sdtformatlock" xmlns:w16se="http://schemas.microsoft.com/office/word/2015/wordml/symex" mc:Ignorable="w14 w15 w16se w16cid w16 w16cex w16sdtdh w16sdtfl w16du">
   <w:docDefaults>
     <w:rPrDefault>
       <w:rPr>
@@ -2488,7 +5440,7 @@
   <w:style w:type="paragraph" w:default="1" w:styleId="Normal">
     <w:name w:val="Normal"/>
     <w:qFormat/>
-    <w:rsid w:val="000F37F9"/>
+    <w:rsid w:val="00864281"/>
     <w:rPr>
       <w:rFonts w:cs="Calibri"/>
       <w:sz w:val="24"/>
@@ -2717,6 +5669,37 @@
       <w:iCs/>
       <w:color w:val="2F5496" w:themeColor="accent1" w:themeShade="BF"/>
       <w:sz w:val="24"/>
+      <w:szCs w:val="28"/>
+    </w:rPr>
+  </w:style>
+  <w:style w:type="paragraph" w:styleId="Footer">
+    <w:name w:val="footer"/>
+    <w:basedOn w:val="Normal"/>
+    <w:link w:val="FooterChar"/>
+    <w:uiPriority w:val="99"/>
+    <w:unhideWhenUsed/>
+    <w:rsid w:val="00F73733"/>
+    <w:pPr>
+      <w:tabs>
+        <w:tab w:val="center" w:pos="4320"/>
+        <w:tab w:val="right" w:pos="8640"/>
+      </w:tabs>
+      <w:spacing w:after="0" w:line="240" w:lineRule="auto"/>
+    </w:pPr>
+    <w:rPr>
+      <w:rFonts w:eastAsiaTheme="minorEastAsia" w:cstheme="minorHAnsi"/>
+      <w:sz w:val="28"/>
+    </w:rPr>
+  </w:style>
+  <w:style w:type="character" w:customStyle="1" w:styleId="FooterChar">
+    <w:name w:val="Footer Char"/>
+    <w:basedOn w:val="DefaultParagraphFont"/>
+    <w:link w:val="Footer"/>
+    <w:uiPriority w:val="99"/>
+    <w:rsid w:val="00F73733"/>
+    <w:rPr>
+      <w:rFonts w:eastAsiaTheme="minorEastAsia" w:cstheme="minorHAnsi"/>
+      <w:sz w:val="28"/>
       <w:szCs w:val="28"/>
     </w:rPr>
   </w:style>

--- a/docs/Report/System Architecture.docx
+++ b/docs/Report/System Architecture.docx
@@ -1,6 +1,6 @@
 
 <file path=word/document.xml><?xml version="1.0" encoding="utf-8"?>
-<w:document xmlns:wpc="http://schemas.microsoft.com/office/word/2010/wordprocessingCanvas" xmlns:cx="http://schemas.microsoft.com/office/drawing/2014/chartex" xmlns:cx1="http://schemas.microsoft.com/office/drawing/2015/9/8/chartex" xmlns:cx2="http://schemas.microsoft.com/office/drawing/2015/10/21/chartex" xmlns:cx3="http://schemas.microsoft.com/office/drawing/2016/5/9/chartex" xmlns:cx4="http://schemas.microsoft.com/office/drawing/2016/5/10/chartex" xmlns:cx5="http://schemas.microsoft.com/office/drawing/2016/5/11/chartex" xmlns:cx6="http://schemas.microsoft.com/office/drawing/2016/5/12/chartex" xmlns:cx7="http://schemas.microsoft.com/office/drawing/2016/5/13/chartex" xmlns:cx8="http://schemas.microsoft.com/office/drawing/2016/5/14/chartex" xmlns:mc="http://schemas.openxmlformats.org/markup-compatibility/2006" xmlns:aink="http://schemas.microsoft.com/office/drawing/2016/ink" xmlns:am3d="http://schemas.microsoft.com/office/drawing/2017/model3d" xmlns:o="urn:schemas-microsoft-com:office:office" xmlns:oel="http://schemas.microsoft.com/office/2019/extlst" xmlns:r="http://schemas.openxmlformats.org/officeDocument/2006/relationships" xmlns:m="http://schemas.openxmlformats.org/officeDocument/2006/math" xmlns:v="urn:schemas-microsoft-com:vml" xmlns:wp14="http://schemas.microsoft.com/office/word/2010/wordprocessingDrawing" xmlns:wp="http://schemas.openxmlformats.org/drawingml/2006/wordprocessingDrawing" xmlns:w10="urn:schemas-microsoft-com:office:word" xmlns:w="http://schemas.openxmlformats.org/wordprocessingml/2006/main" xmlns:w14="http://schemas.microsoft.com/office/word/2010/wordml" xmlns:w15="http://schemas.microsoft.com/office/word/2012/wordml" xmlns:w16cex="http://schemas.microsoft.com/office/word/2018/wordml/cex" xmlns:w16cid="http://schemas.microsoft.com/office/word/2016/wordml/cid" xmlns:w16="http://schemas.microsoft.com/office/word/2018/wordml" xmlns:w16du="http://schemas.microsoft.com/office/word/2023/wordml/word16du" xmlns:w16sdtdh="http://schemas.microsoft.com/office/word/2020/wordml/sdtdatahash" xmlns:w16sdtfl="http://schemas.microsoft.com/office/word/2024/wordml/sdtformatlock" xmlns:w16se="http://schemas.microsoft.com/office/word/2015/wordml/symex" xmlns:wpg="http://schemas.microsoft.com/office/word/2010/wordprocessingGroup" xmlns:wpi="http://schemas.microsoft.com/office/word/2010/wordprocessingInk" xmlns:wne="http://schemas.microsoft.com/office/word/2006/wordml" xmlns:wps="http://schemas.microsoft.com/office/word/2010/wordprocessingShape" mc:Ignorable="w14 w15 w16se w16cid w16 w16cex w16sdtdh w16sdtfl w16du wp14">
+<w:document xmlns:wpc="http://schemas.microsoft.com/office/word/2010/wordprocessingCanvas" xmlns:cx="http://schemas.microsoft.com/office/drawing/2014/chartex" xmlns:cx1="http://schemas.microsoft.com/office/drawing/2015/9/8/chartex" xmlns:cx2="http://schemas.microsoft.com/office/drawing/2015/10/21/chartex" xmlns:cx3="http://schemas.microsoft.com/office/drawing/2016/5/9/chartex" xmlns:cx4="http://schemas.microsoft.com/office/drawing/2016/5/10/chartex" xmlns:cx5="http://schemas.microsoft.com/office/drawing/2016/5/11/chartex" xmlns:cx6="http://schemas.microsoft.com/office/drawing/2016/5/12/chartex" xmlns:cx7="http://schemas.microsoft.com/office/drawing/2016/5/13/chartex" xmlns:cx8="http://schemas.microsoft.com/office/drawing/2016/5/14/chartex" xmlns:mc="http://schemas.openxmlformats.org/markup-compatibility/2006" xmlns:aink="http://schemas.microsoft.com/office/drawing/2016/ink" xmlns:am3d="http://schemas.microsoft.com/office/drawing/2017/model3d" xmlns:o="urn:schemas-microsoft-com:office:office" xmlns:oel="http://schemas.microsoft.com/office/2019/extlst" xmlns:r="http://schemas.openxmlformats.org/officeDocument/2006/relationships" xmlns:m="http://schemas.openxmlformats.org/officeDocument/2006/math" xmlns:v="urn:schemas-microsoft-com:vml" xmlns:wp14="http://schemas.microsoft.com/office/word/2010/wordprocessingDrawing" xmlns:wp="http://schemas.openxmlformats.org/drawingml/2006/wordprocessingDrawing" xmlns:w10="urn:schemas-microsoft-com:office:word" xmlns:w="http://schemas.openxmlformats.org/wordprocessingml/2006/main" xmlns:w14="http://schemas.microsoft.com/office/word/2010/wordml" xmlns:w15="http://schemas.microsoft.com/office/word/2012/wordml" xmlns:w16cex="http://schemas.microsoft.com/office/word/2018/wordml/cex" xmlns:w16cid="http://schemas.microsoft.com/office/word/2016/wordml/cid" xmlns:w16="http://schemas.microsoft.com/office/word/2018/wordml" xmlns:w16du="http://schemas.microsoft.com/office/word/2023/wordml/word16du" xmlns:w16sdtdh="http://schemas.microsoft.com/office/word/2020/wordml/sdtdatahash" xmlns:w16se="http://schemas.microsoft.com/office/word/2015/wordml/symex" xmlns:wpg="http://schemas.microsoft.com/office/word/2010/wordprocessingGroup" xmlns:wpi="http://schemas.microsoft.com/office/word/2010/wordprocessingInk" xmlns:wne="http://schemas.microsoft.com/office/word/2006/wordml" xmlns:wps="http://schemas.microsoft.com/office/word/2010/wordprocessingShape" mc:Ignorable="w14 w15 w16se w16cid w16 w16cex w16sdtdh wp14">
   <w:body>
     <w:p>
       <w:pPr>
@@ -26,14 +26,34 @@
     </w:p>
     <w:p>
       <w:pPr>
-        <w:jc w:val="both"/>
-      </w:pPr>
-      <w:r>
-        <w:t>This system is a distributed three-tier architecture consisting of a Presentation tier, an Application tier, and a Data tier.</w:t>
-      </w:r>
-    </w:p>
-    <w:p>
-      <w:pPr>
+        <w:ind w:firstLine="720"/>
+        <w:jc w:val="both"/>
+      </w:pPr>
+      <w:r>
+        <w:t xml:space="preserve">This system is a distributed three-tier architecture consisting of a </w:t>
+      </w:r>
+      <w:r>
+        <w:t>p</w:t>
+      </w:r>
+      <w:r>
+        <w:t xml:space="preserve">resentation tier, an </w:t>
+      </w:r>
+      <w:r>
+        <w:t>application</w:t>
+      </w:r>
+      <w:r>
+        <w:t xml:space="preserve"> tier, and a </w:t>
+      </w:r>
+      <w:r>
+        <w:t>d</w:t>
+      </w:r>
+      <w:r>
+        <w:t>ata tier.</w:t>
+      </w:r>
+    </w:p>
+    <w:p>
+      <w:pPr>
+        <w:ind w:firstLine="720"/>
         <w:jc w:val="both"/>
       </w:pPr>
       <w:r>
@@ -52,6 +72,7 @@
     </w:p>
     <w:p>
       <w:pPr>
+        <w:ind w:firstLine="720"/>
         <w:jc w:val="both"/>
       </w:pPr>
       <w:r>
@@ -65,7 +86,16 @@
         <w:t>Application tier</w:t>
       </w:r>
       <w:r>
-        <w:t> is the heart of the system and contains all business logic. Unlike a traditional monolithic backend, the application tier is divided into three distinct components to satisfy the requirement of low-level socket communication while maintaining a clean and organized structure. The </w:t>
+        <w:t xml:space="preserve"> is the heart of the system and contains all business logic. Unlike a traditional monolithic backend, the application tier is divided into three distinct components to satisfy the requirement of low-level socket communication while maintaining a clean and organized structure. </w:t>
+      </w:r>
+    </w:p>
+    <w:p>
+      <w:pPr>
+        <w:ind w:firstLine="720"/>
+        <w:jc w:val="both"/>
+      </w:pPr>
+      <w:r>
+        <w:t>The </w:t>
       </w:r>
       <w:r>
         <w:rPr>
@@ -85,7 +115,16 @@
         <w:t>Bridge Server</w:t>
       </w:r>
       <w:r>
-        <w:t>, also implemented in pure Java, acts as a protocol translator between the React frontend's WebSocket connection and the Socket Server's raw TCP interface, since browsers are inherently unable to open direct TCP connections. The </w:t>
+        <w:t xml:space="preserve">, also implemented in pure Java, acts as a protocol translator between the React frontend's WebSocket connection and the Socket Server's raw TCP interface, since browsers are inherently unable to open direct TCP connections. </w:t>
+      </w:r>
+    </w:p>
+    <w:p>
+      <w:pPr>
+        <w:ind w:firstLine="720"/>
+        <w:jc w:val="both"/>
+      </w:pPr>
+      <w:r>
+        <w:t>The </w:t>
       </w:r>
       <w:r>
         <w:rPr>
@@ -100,6 +139,7 @@
     </w:p>
     <w:p>
       <w:pPr>
+        <w:ind w:firstLine="720"/>
         <w:jc w:val="both"/>
       </w:pPr>
       <w:r>
@@ -113,7 +153,15 @@
         <w:t>Data tier</w:t>
       </w:r>
       <w:r>
-        <w:t> contains all the data needed for the system. It is powered by CockroachDB, a distributed SQL database, and communicates with the Socket Server through the JDBC API. The database is partitioned across multiple nodes to ensure horizontal scalability and fault tolerance.</w:t>
+        <w:t xml:space="preserve"> contains all the data needed for the system. It is powered by </w:t>
+      </w:r>
+      <w:proofErr w:type="spellStart"/>
+      <w:r>
+        <w:t>CockroachDB</w:t>
+      </w:r>
+      <w:proofErr w:type="spellEnd"/>
+      <w:r>
+        <w:t>, a distributed SQL database, and communicates with the Socket Server through the JDBC API. The database is partitioned across multiple nodes to ensure horizontal scalability and fault tolerance.</w:t>
       </w:r>
     </w:p>
     <w:p>
@@ -122,26 +170,25 @@
       </w:pPr>
       <w:r>
         <w:pict w14:anchorId="709670CB">
-          <v:rect id="_x0000_i1036" style="width:0;height:0" o:hralign="center" o:hrstd="t" o:hr="t" fillcolor="#a0a0a0" stroked="f"/>
+          <v:rect id="_x0000_i1025" style="width:0;height:0" o:hralign="center" o:hrstd="t" o:hr="t" fillcolor="#a0a0a0" stroked="f"/>
         </w:pict>
       </w:r>
     </w:p>
     <w:p/>
     <w:p/>
     <w:p/>
-    <w:p/>
-    <w:p/>
-    <w:p/>
-    <w:p/>
-    <w:p/>
-    <w:p/>
-    <w:p/>
+    <w:p>
+      <w:r>
+        <w:br w:type="page"/>
+      </w:r>
+    </w:p>
     <w:p>
       <w:pPr>
         <w:pStyle w:val="Heading3"/>
       </w:pPr>
       <w:bookmarkStart w:id="3" w:name="_Toc228030629"/>
       <w:r>
+        <w:lastRenderedPageBreak/>
         <w:t>High Level Architecture Diagram</w:t>
       </w:r>
       <w:bookmarkEnd w:id="3"/>
@@ -225,16 +272,11 @@
     </w:p>
     <w:p>
       <w:pPr>
-        <w:jc w:val="center"/>
-      </w:pPr>
-    </w:p>
-    <w:p>
-      <w:pPr>
         <w:jc w:val="both"/>
       </w:pPr>
       <w:r>
         <w:pict w14:anchorId="56721042">
-          <v:rect id="_x0000_i1037" style="width:0;height:0" o:hralign="center" o:hrstd="t" o:hr="t" fillcolor="#a0a0a0" stroked="f"/>
+          <v:rect id="_x0000_i1038" style="width:0;height:0" o:hralign="center" o:hrstd="t" o:hr="t" fillcolor="#a0a0a0" stroked="f"/>
         </w:pict>
       </w:r>
     </w:p>
@@ -247,6 +289,7 @@
         <w:rPr>
           <w:noProof/>
         </w:rPr>
+        <w:lastRenderedPageBreak/>
         <w:drawing>
           <wp:anchor distT="0" distB="0" distL="114300" distR="114300" simplePos="0" relativeHeight="251670528" behindDoc="0" locked="0" layoutInCell="1" allowOverlap="1" wp14:anchorId="5ABC8DBE" wp14:editId="0E968AE4">
             <wp:simplePos x="0" y="0"/>
@@ -361,22 +404,29 @@
       </w:pPr>
       <w:r>
         <w:pict w14:anchorId="70E69F32">
-          <v:rect id="_x0000_i1038" style="width:0;height:0" o:hralign="center" o:hrstd="t" o:hr="t" fillcolor="#a0a0a0" stroked="f"/>
+          <v:rect id="_x0000_i1027" style="width:0;height:0" o:hralign="center" o:hrstd="t" o:hr="t" fillcolor="#a0a0a0" stroked="f"/>
         </w:pict>
       </w:r>
+      <w:bookmarkStart w:id="5" w:name="_Toc228030631"/>
+    </w:p>
+    <w:p>
+      <w:r>
+        <w:br w:type="page"/>
+      </w:r>
     </w:p>
     <w:p>
       <w:pPr>
         <w:pStyle w:val="Heading2"/>
       </w:pPr>
-      <w:bookmarkStart w:id="5" w:name="_Toc228030631"/>
-      <w:r>
+      <w:r>
+        <w:lastRenderedPageBreak/>
         <w:t>Internal Modules</w:t>
       </w:r>
       <w:bookmarkEnd w:id="5"/>
     </w:p>
     <w:p>
       <w:pPr>
+        <w:ind w:firstLine="720"/>
         <w:jc w:val="both"/>
       </w:pPr>
       <w:r>
@@ -389,7 +439,7 @@
       </w:pPr>
       <w:r>
         <w:pict w14:anchorId="5A763E98">
-          <v:rect id="_x0000_i1039" style="width:0;height:0" o:hralign="center" o:hrstd="t" o:hr="t" fillcolor="#a0a0a0" stroked="f"/>
+          <v:rect id="_x0000_i1028" style="width:0;height:0" o:hralign="center" o:hrstd="t" o:hr="t" fillcolor="#a0a0a0" stroked="f"/>
         </w:pict>
       </w:r>
     </w:p>
@@ -405,6 +455,7 @@
     </w:p>
     <w:p>
       <w:pPr>
+        <w:ind w:firstLine="720"/>
         <w:jc w:val="both"/>
       </w:pPr>
       <w:r>
@@ -413,10 +464,19 @@
     </w:p>
     <w:p>
       <w:pPr>
-        <w:jc w:val="both"/>
-      </w:pPr>
-      <w:r>
-        <w:t>When a client connects, the server spawns a dedicated thread to handle that connection, allowing multiple clients to be served concurrently. The Protocol Parser reads the incoming message in the format COMMAND|{JSON}, identifies the command, and routes the request to the appropriate handler. Each handler delegates the business logic to its corresponding service, which then interacts with CockroachDB via JDBC.</w:t>
+        <w:ind w:firstLine="360"/>
+        <w:jc w:val="both"/>
+      </w:pPr>
+      <w:r>
+        <w:t xml:space="preserve">When a client connects, the server spawns a dedicated thread to handle that connection, allowing multiple clients to be served concurrently. The Protocol Parser reads the incoming message in the format COMMAND|{JSON}, identifies the command, and routes the request to the appropriate handler. Each handler delegates the business logic to its corresponding service, which then interacts with </w:t>
+      </w:r>
+      <w:proofErr w:type="spellStart"/>
+      <w:r>
+        <w:t>CockroachDB</w:t>
+      </w:r>
+      <w:proofErr w:type="spellEnd"/>
+      <w:r>
+        <w:t xml:space="preserve"> via JDBC.</w:t>
       </w:r>
     </w:p>
     <w:p>
@@ -572,26 +632,41 @@
       </w:pPr>
       <w:r>
         <w:pict w14:anchorId="054C29C2">
-          <v:rect id="_x0000_i1040" style="width:0;height:0" o:hralign="center" o:hrstd="t" o:hr="t" fillcolor="#a0a0a0" stroked="f"/>
+          <v:rect id="_x0000_i1029" style="width:0;height:0" o:hralign="center" o:hrstd="t" o:hr="t" fillcolor="#a0a0a0" stroked="f"/>
         </w:pict>
       </w:r>
+      <w:bookmarkStart w:id="7" w:name="_Toc228030633"/>
+    </w:p>
+    <w:p>
+      <w:r>
+        <w:br w:type="page"/>
+      </w:r>
     </w:p>
     <w:p>
       <w:pPr>
         <w:pStyle w:val="Heading3"/>
       </w:pPr>
-      <w:bookmarkStart w:id="7" w:name="_Toc228030633"/>
-      <w:r>
+      <w:r>
+        <w:lastRenderedPageBreak/>
         <w:t>Bridge Server</w:t>
       </w:r>
       <w:bookmarkEnd w:id="7"/>
     </w:p>
     <w:p>
       <w:pPr>
-        <w:jc w:val="both"/>
-      </w:pPr>
-      <w:r>
-        <w:t>The Bridge Server is implemented in pure Java and contains zero business logic. Its sole responsibility is to maintain a WebSocket connection with the React frontend and forward all messages to the Socket Server over TCP, then relay the responses back to the browser. It exists purely to bridge the gap between the browser's WebSocket protocol and the backend's raw TCP protocol.</w:t>
+        <w:ind w:firstLine="720"/>
+        <w:jc w:val="both"/>
+      </w:pPr>
+      <w:r>
+        <w:t xml:space="preserve">The Bridge Server is implemented in pure Java and contains zero business logic. Its sole responsibility is to maintain a WebSocket connection with the React frontend and forward all messages to the Socket Server over TCP, then relay the responses back to the browser. It exists purely to bridge the gap between the browser's WebSocket protocol and the </w:t>
+      </w:r>
+      <w:proofErr w:type="spellStart"/>
+      <w:r>
+        <w:t>backend's</w:t>
+      </w:r>
+      <w:proofErr w:type="spellEnd"/>
+      <w:r>
+        <w:t xml:space="preserve"> raw TCP protocol.</w:t>
       </w:r>
     </w:p>
     <w:p>
@@ -676,7 +751,7 @@
       </w:pPr>
       <w:r>
         <w:pict w14:anchorId="55EAB777">
-          <v:rect id="_x0000_i1041" style="width:0;height:0" o:hralign="center" o:hrstd="t" o:hr="t" fillcolor="#a0a0a0" stroked="f"/>
+          <v:rect id="_x0000_i1030" style="width:0;height:0" o:hralign="center" o:hrstd="t" o:hr="t" fillcolor="#a0a0a0" stroked="f"/>
         </w:pict>
       </w:r>
     </w:p>
@@ -692,6 +767,7 @@
     </w:p>
     <w:p>
       <w:pPr>
+        <w:ind w:firstLine="720"/>
         <w:jc w:val="both"/>
       </w:pPr>
       <w:r>
@@ -775,7 +851,7 @@
       </w:pPr>
       <w:r>
         <w:pict w14:anchorId="288D2EB8">
-          <v:rect id="_x0000_i1042" style="width:0;height:0" o:hralign="center" o:hrstd="t" o:hr="t" fillcolor="#a0a0a0" stroked="f"/>
+          <v:rect id="_x0000_i1031" style="width:0;height:0" o:hralign="center" o:hrstd="t" o:hr="t" fillcolor="#a0a0a0" stroked="f"/>
         </w:pict>
       </w:r>
     </w:p>
@@ -785,12 +861,14 @@
       </w:pPr>
       <w:bookmarkStart w:id="9" w:name="_Toc228030635"/>
       <w:r>
+        <w:lastRenderedPageBreak/>
         <w:t>React Frontend</w:t>
       </w:r>
       <w:bookmarkEnd w:id="9"/>
     </w:p>
     <w:p>
       <w:pPr>
+        <w:ind w:firstLine="720"/>
         <w:jc w:val="both"/>
       </w:pPr>
       <w:r>
@@ -879,28 +957,21 @@
       </w:pPr>
       <w:r>
         <w:pict w14:anchorId="4B45FE31">
-          <v:rect id="_x0000_i1043" style="width:0;height:0" o:hralign="center" o:hrstd="t" o:hr="t" fillcolor="#a0a0a0" stroked="f"/>
+          <v:rect id="_x0000_i1042" style="width:0;height:0" o:hralign="center" o:hrstd="t" o:hr="t" fillcolor="#a0a0a0" stroked="f"/>
         </w:pict>
       </w:r>
     </w:p>
     <w:p>
       <w:pPr>
-        <w:jc w:val="both"/>
-        <w:rPr>
-          <w:b/>
-          <w:bCs/>
-        </w:rPr>
-      </w:pPr>
-      <w:r>
-        <w:rPr>
-          <w:b/>
-          <w:bCs/>
-        </w:rPr>
+        <w:pStyle w:val="Heading3"/>
+      </w:pPr>
+      <w:r>
         <w:t>Shared Models</w:t>
       </w:r>
     </w:p>
     <w:p>
       <w:pPr>
+        <w:ind w:firstLine="720"/>
         <w:jc w:val="both"/>
       </w:pPr>
       <w:r>
@@ -909,6 +980,7 @@
     </w:p>
     <w:p>
       <w:pPr>
+        <w:ind w:firstLine="720"/>
         <w:jc w:val="both"/>
       </w:pPr>
       <w:r>
@@ -995,9 +1067,11 @@
         </w:numPr>
         <w:jc w:val="both"/>
       </w:pPr>
+      <w:proofErr w:type="spellStart"/>
       <w:r>
         <w:t>UserResponseDto</w:t>
       </w:r>
+      <w:proofErr w:type="spellEnd"/>
     </w:p>
     <w:p>
       <w:pPr>
@@ -1007,9 +1081,11 @@
         </w:numPr>
         <w:jc w:val="both"/>
       </w:pPr>
+      <w:proofErr w:type="spellStart"/>
       <w:r>
         <w:t>ItemDto</w:t>
       </w:r>
+      <w:proofErr w:type="spellEnd"/>
     </w:p>
     <w:p>
       <w:pPr>
@@ -1019,9 +1095,11 @@
         </w:numPr>
         <w:jc w:val="both"/>
       </w:pPr>
+      <w:proofErr w:type="spellStart"/>
       <w:r>
         <w:t>TransactionDto</w:t>
       </w:r>
+      <w:proofErr w:type="spellEnd"/>
     </w:p>
     <w:p>
       <w:pPr>
@@ -1051,9 +1129,11 @@
         </w:numPr>
         <w:jc w:val="both"/>
       </w:pPr>
+      <w:proofErr w:type="spellStart"/>
       <w:r>
         <w:t>InsufficientBalanceException</w:t>
       </w:r>
+      <w:proofErr w:type="spellEnd"/>
     </w:p>
     <w:p>
       <w:pPr>
@@ -1063,9 +1143,12 @@
         </w:numPr>
         <w:jc w:val="both"/>
       </w:pPr>
-      <w:r>
+      <w:proofErr w:type="spellStart"/>
+      <w:r>
+        <w:lastRenderedPageBreak/>
         <w:t>ItemNotFoundException</w:t>
       </w:r>
+      <w:proofErr w:type="spellEnd"/>
     </w:p>
     <w:p>
       <w:pPr>
@@ -1075,9 +1158,11 @@
         </w:numPr>
         <w:jc w:val="both"/>
       </w:pPr>
+      <w:proofErr w:type="spellStart"/>
       <w:r>
         <w:t>UserNotFoundException</w:t>
       </w:r>
+      <w:proofErr w:type="spellEnd"/>
     </w:p>
     <w:p>
       <w:pPr>
@@ -1087,9 +1172,11 @@
         </w:numPr>
         <w:jc w:val="both"/>
       </w:pPr>
+      <w:proofErr w:type="spellStart"/>
       <w:r>
         <w:t>UnauthorizedActionException</w:t>
       </w:r>
+      <w:proofErr w:type="spellEnd"/>
     </w:p>
     <w:p>
       <w:pPr>
@@ -1105,28 +1192,21 @@
       </w:pPr>
       <w:r>
         <w:pict w14:anchorId="5735843A">
-          <v:rect id="_x0000_i1044" style="width:0;height:0" o:hralign="center" o:hrstd="t" o:hr="t" fillcolor="#a0a0a0" stroked="f"/>
+          <v:rect id="_x0000_i1033" style="width:0;height:0" o:hralign="center" o:hrstd="t" o:hr="t" fillcolor="#a0a0a0" stroked="f"/>
         </w:pict>
       </w:r>
     </w:p>
     <w:p>
       <w:pPr>
-        <w:jc w:val="both"/>
-        <w:rPr>
-          <w:b/>
-          <w:bCs/>
-        </w:rPr>
-      </w:pPr>
-      <w:r>
-        <w:rPr>
-          <w:b/>
-          <w:bCs/>
-        </w:rPr>
+        <w:pStyle w:val="Heading3"/>
+      </w:pPr>
+      <w:r>
         <w:t>Three Features Implemented as REST (Bonus)</w:t>
       </w:r>
     </w:p>
     <w:p>
       <w:pPr>
+        <w:ind w:firstLine="720"/>
         <w:jc w:val="both"/>
       </w:pPr>
       <w:r>
@@ -1142,6 +1222,7 @@
     </w:p>
     <w:p>
       <w:pPr>
+        <w:ind w:firstLine="720"/>
         <w:jc w:val="both"/>
       </w:pPr>
       <w:r>
@@ -1157,6 +1238,7 @@
     </w:p>
     <w:p>
       <w:pPr>
+        <w:ind w:firstLine="720"/>
         <w:jc w:val="both"/>
       </w:pPr>
       <w:r>
@@ -1176,7 +1258,7 @@
       </w:pPr>
       <w:r>
         <w:pict w14:anchorId="3B1E8A86">
-          <v:rect id="_x0000_i1045" style="width:0;height:0" o:hralign="center" o:hrstd="t" o:hr="t" fillcolor="#a0a0a0" stroked="f"/>
+          <v:rect id="_x0000_i1034" style="width:0;height:0" o:hralign="center" o:hrstd="t" o:hr="t" fillcolor="#a0a0a0" stroked="f"/>
         </w:pict>
       </w:r>
     </w:p>
@@ -1198,6 +1280,7 @@
     </w:p>
     <w:p>
       <w:pPr>
+        <w:ind w:firstLine="720"/>
         <w:jc w:val="both"/>
       </w:pPr>
       <w:r>
@@ -1206,6 +1289,7 @@
     </w:p>
     <w:p>
       <w:pPr>
+        <w:ind w:firstLine="720"/>
         <w:jc w:val="both"/>
       </w:pPr>
       <w:r>
@@ -1218,7 +1302,7 @@
       </w:pPr>
       <w:r>
         <w:pict w14:anchorId="1DB50E46">
-          <v:rect id="_x0000_i1046" style="width:0;height:0" o:hralign="center" o:hrstd="t" o:hr="t" fillcolor="#a0a0a0" stroked="f"/>
+          <v:rect id="_x0000_i1035" style="width:0;height:0" o:hralign="center" o:hrstd="t" o:hr="t" fillcolor="#a0a0a0" stroked="f"/>
         </w:pict>
       </w:r>
     </w:p>
@@ -1230,11 +1314,30 @@
           <w:bCs/>
         </w:rPr>
       </w:pPr>
-      <w:r>
+    </w:p>
+    <w:p>
+      <w:pPr>
+        <w:jc w:val="both"/>
         <w:rPr>
           <w:b/>
           <w:bCs/>
         </w:rPr>
+      </w:pPr>
+    </w:p>
+    <w:p>
+      <w:pPr>
+        <w:jc w:val="both"/>
+        <w:rPr>
+          <w:b/>
+          <w:bCs/>
+        </w:rPr>
+      </w:pPr>
+      <w:r>
+        <w:rPr>
+          <w:b/>
+          <w:bCs/>
+        </w:rPr>
+        <w:lastRenderedPageBreak/>
         <w:t>Benefits of This Architecture</w:t>
       </w:r>
     </w:p>
@@ -1311,7 +1414,19 @@
         <w:t>Modularity:</w:t>
       </w:r>
       <w:r>
-        <w:t> Separating the frontend, bridge, socket server, REST server, and database into distinct components makes the system easier to organize and understand. Within the backend, the handler and service structure further improves modularity.</w:t>
+        <w:t> Separating the frontend, bridge, socket server, REST server, and database into distinct components makes the system easier to organize and understand. Within the backend, the handler and service structure</w:t>
+      </w:r>
+      <w:r>
+        <w:t>s</w:t>
+      </w:r>
+      <w:r>
+        <w:t xml:space="preserve"> further </w:t>
+      </w:r>
+      <w:r>
+        <w:t>improve</w:t>
+      </w:r>
+      <w:r>
+        <w:t xml:space="preserve"> modularity.</w:t>
       </w:r>
     </w:p>
     <w:p>
@@ -1368,7 +1483,15 @@
         <w:t>Scalability:</w:t>
       </w:r>
       <w:r>
-        <w:t> CockroachDB supports horizontal scaling and distributed storage, making the data tier more scalable than a traditional single-node database.</w:t>
+        <w:t> </w:t>
+      </w:r>
+      <w:proofErr w:type="spellStart"/>
+      <w:r>
+        <w:t>CockroachDB</w:t>
+      </w:r>
+      <w:proofErr w:type="spellEnd"/>
+      <w:r>
+        <w:t xml:space="preserve"> supports horizontal scaling and distributed storage, making the data tier more scalable than a traditional single-node database.</w:t>
       </w:r>
     </w:p>
     <w:p>
@@ -1378,21 +1501,6 @@
           <w:numId w:val="26"/>
         </w:numPr>
         <w:jc w:val="both"/>
-        <w:sectPr>
-          <w:footerReference w:type="default" r:id="rId13"/>
-          <w:pgSz w:w="11906" w:h="16838"/>
-          <w:pgMar w:top="1440" w:right="1800" w:bottom="1440" w:left="1800" w:header="720" w:footer="720" w:gutter="0"/>
-          <w:pgBorders w:offsetFrom="page">
-            <w:top w:val="thinThickSmallGap" w:sz="24" w:space="24" w:color="auto"/>
-            <w:left w:val="thinThickSmallGap" w:sz="24" w:space="24" w:color="auto"/>
-            <w:bottom w:val="thickThinSmallGap" w:sz="24" w:space="24" w:color="auto"/>
-            <w:right w:val="thickThinSmallGap" w:sz="24" w:space="24" w:color="auto"/>
-          </w:pgBorders>
-          <w:cols w:space="720"/>
-          <w:bidi/>
-          <w:rtlGutter/>
-          <w:docGrid w:linePitch="360"/>
-        </w:sectPr>
       </w:pPr>
       <w:r>
         <w:rPr>
@@ -1402,16 +1510,14 @@
         <w:t>Transparency:</w:t>
       </w:r>
       <w:r>
-        <w:t> The architecture hides internal implementation complexity from users and higher-level components. The frontend interacts with a unified interface without needing to know the details of backend layering or distributed database replication.</w:t>
-      </w:r>
-    </w:p>
-    <w:p>
-      <w:pPr>
-        <w:jc w:val="both"/>
-      </w:pPr>
+        <w:t> The architecture hides internal implementation complexity from users and higher-level components. The frontend interacts with a unified interface without needing to know the details of backend layering or distributed database replication</w:t>
+      </w:r>
+      <w:r>
+        <w:t>.</w:t>
+      </w:r>
     </w:p>
     <w:sectPr>
-      <w:footerReference w:type="default" r:id="rId14"/>
+      <w:footerReference w:type="default" r:id="rId13"/>
       <w:pgSz w:w="11906" w:h="16838"/>
       <w:pgMar w:top="1440" w:right="1800" w:bottom="1440" w:left="1800" w:header="720" w:footer="720" w:gutter="0"/>
       <w:pgBorders w:offsetFrom="page">
@@ -1430,7 +1536,7 @@
 </file>
 
 <file path=word/endnotes.xml><?xml version="1.0" encoding="utf-8"?>
-<w:endnotes xmlns:wpc="http://schemas.microsoft.com/office/word/2010/wordprocessingCanvas" xmlns:cx="http://schemas.microsoft.com/office/drawing/2014/chartex" xmlns:cx1="http://schemas.microsoft.com/office/drawing/2015/9/8/chartex" xmlns:cx2="http://schemas.microsoft.com/office/drawing/2015/10/21/chartex" xmlns:cx3="http://schemas.microsoft.com/office/drawing/2016/5/9/chartex" xmlns:cx4="http://schemas.microsoft.com/office/drawing/2016/5/10/chartex" xmlns:cx5="http://schemas.microsoft.com/office/drawing/2016/5/11/chartex" xmlns:cx6="http://schemas.microsoft.com/office/drawing/2016/5/12/chartex" xmlns:cx7="http://schemas.microsoft.com/office/drawing/2016/5/13/chartex" xmlns:cx8="http://schemas.microsoft.com/office/drawing/2016/5/14/chartex" xmlns:mc="http://schemas.openxmlformats.org/markup-compatibility/2006" xmlns:aink="http://schemas.microsoft.com/office/drawing/2016/ink" xmlns:am3d="http://schemas.microsoft.com/office/drawing/2017/model3d" xmlns:o="urn:schemas-microsoft-com:office:office" xmlns:oel="http://schemas.microsoft.com/office/2019/extlst" xmlns:r="http://schemas.openxmlformats.org/officeDocument/2006/relationships" xmlns:m="http://schemas.openxmlformats.org/officeDocument/2006/math" xmlns:v="urn:schemas-microsoft-com:vml" xmlns:wp14="http://schemas.microsoft.com/office/word/2010/wordprocessingDrawing" xmlns:wp="http://schemas.openxmlformats.org/drawingml/2006/wordprocessingDrawing" xmlns:w10="urn:schemas-microsoft-com:office:word" xmlns:w="http://schemas.openxmlformats.org/wordprocessingml/2006/main" xmlns:w14="http://schemas.microsoft.com/office/word/2010/wordml" xmlns:w15="http://schemas.microsoft.com/office/word/2012/wordml" xmlns:w16cex="http://schemas.microsoft.com/office/word/2018/wordml/cex" xmlns:w16cid="http://schemas.microsoft.com/office/word/2016/wordml/cid" xmlns:w16="http://schemas.microsoft.com/office/word/2018/wordml" xmlns:w16du="http://schemas.microsoft.com/office/word/2023/wordml/word16du" xmlns:w16sdtdh="http://schemas.microsoft.com/office/word/2020/wordml/sdtdatahash" xmlns:w16sdtfl="http://schemas.microsoft.com/office/word/2024/wordml/sdtformatlock" xmlns:w16se="http://schemas.microsoft.com/office/word/2015/wordml/symex" xmlns:wpg="http://schemas.microsoft.com/office/word/2010/wordprocessingGroup" xmlns:wpi="http://schemas.microsoft.com/office/word/2010/wordprocessingInk" xmlns:wne="http://schemas.microsoft.com/office/word/2006/wordml" xmlns:wps="http://schemas.microsoft.com/office/word/2010/wordprocessingShape" mc:Ignorable="w14 w15 w16se w16cid w16 w16cex w16sdtdh w16sdtfl w16du wp14">
+<w:endnotes xmlns:wpc="http://schemas.microsoft.com/office/word/2010/wordprocessingCanvas" xmlns:cx="http://schemas.microsoft.com/office/drawing/2014/chartex" xmlns:cx1="http://schemas.microsoft.com/office/drawing/2015/9/8/chartex" xmlns:cx2="http://schemas.microsoft.com/office/drawing/2015/10/21/chartex" xmlns:cx3="http://schemas.microsoft.com/office/drawing/2016/5/9/chartex" xmlns:cx4="http://schemas.microsoft.com/office/drawing/2016/5/10/chartex" xmlns:cx5="http://schemas.microsoft.com/office/drawing/2016/5/11/chartex" xmlns:cx6="http://schemas.microsoft.com/office/drawing/2016/5/12/chartex" xmlns:cx7="http://schemas.microsoft.com/office/drawing/2016/5/13/chartex" xmlns:cx8="http://schemas.microsoft.com/office/drawing/2016/5/14/chartex" xmlns:mc="http://schemas.openxmlformats.org/markup-compatibility/2006" xmlns:aink="http://schemas.microsoft.com/office/drawing/2016/ink" xmlns:am3d="http://schemas.microsoft.com/office/drawing/2017/model3d" xmlns:o="urn:schemas-microsoft-com:office:office" xmlns:oel="http://schemas.microsoft.com/office/2019/extlst" xmlns:r="http://schemas.openxmlformats.org/officeDocument/2006/relationships" xmlns:m="http://schemas.openxmlformats.org/officeDocument/2006/math" xmlns:v="urn:schemas-microsoft-com:vml" xmlns:wp14="http://schemas.microsoft.com/office/word/2010/wordprocessingDrawing" xmlns:wp="http://schemas.openxmlformats.org/drawingml/2006/wordprocessingDrawing" xmlns:w10="urn:schemas-microsoft-com:office:word" xmlns:w="http://schemas.openxmlformats.org/wordprocessingml/2006/main" xmlns:w14="http://schemas.microsoft.com/office/word/2010/wordml" xmlns:w15="http://schemas.microsoft.com/office/word/2012/wordml" xmlns:w16cex="http://schemas.microsoft.com/office/word/2018/wordml/cex" xmlns:w16cid="http://schemas.microsoft.com/office/word/2016/wordml/cid" xmlns:w16="http://schemas.microsoft.com/office/word/2018/wordml" xmlns:w16du="http://schemas.microsoft.com/office/word/2023/wordml/word16du" xmlns:w16sdtdh="http://schemas.microsoft.com/office/word/2020/wordml/sdtdatahash" xmlns:w16se="http://schemas.microsoft.com/office/word/2015/wordml/symex" xmlns:wpg="http://schemas.microsoft.com/office/word/2010/wordprocessingGroup" xmlns:wpi="http://schemas.microsoft.com/office/word/2010/wordprocessingInk" xmlns:wne="http://schemas.microsoft.com/office/word/2006/wordml" xmlns:wps="http://schemas.microsoft.com/office/word/2010/wordprocessingShape" mc:Ignorable="w14 w15 w16se w16cid w16 w16cex w16sdtdh wp14">
   <w:endnote w:type="separator" w:id="-1">
     <w:p>
       <w:pPr>
@@ -1455,61 +1561,7 @@
 </file>
 
 <file path=word/footer1.xml><?xml version="1.0" encoding="utf-8"?>
-<w:ftr xmlns:wpc="http://schemas.microsoft.com/office/word/2010/wordprocessingCanvas" xmlns:cx="http://schemas.microsoft.com/office/drawing/2014/chartex" xmlns:cx1="http://schemas.microsoft.com/office/drawing/2015/9/8/chartex" xmlns:cx2="http://schemas.microsoft.com/office/drawing/2015/10/21/chartex" xmlns:cx3="http://schemas.microsoft.com/office/drawing/2016/5/9/chartex" xmlns:cx4="http://schemas.microsoft.com/office/drawing/2016/5/10/chartex" xmlns:cx5="http://schemas.microsoft.com/office/drawing/2016/5/11/chartex" xmlns:cx6="http://schemas.microsoft.com/office/drawing/2016/5/12/chartex" xmlns:cx7="http://schemas.microsoft.com/office/drawing/2016/5/13/chartex" xmlns:cx8="http://schemas.microsoft.com/office/drawing/2016/5/14/chartex" xmlns:mc="http://schemas.openxmlformats.org/markup-compatibility/2006" xmlns:aink="http://schemas.microsoft.com/office/drawing/2016/ink" xmlns:am3d="http://schemas.microsoft.com/office/drawing/2017/model3d" xmlns:o="urn:schemas-microsoft-com:office:office" xmlns:oel="http://schemas.microsoft.com/office/2019/extlst" xmlns:r="http://schemas.openxmlformats.org/officeDocument/2006/relationships" xmlns:m="http://schemas.openxmlformats.org/officeDocument/2006/math" xmlns:v="urn:schemas-microsoft-com:vml" xmlns:wp14="http://schemas.microsoft.com/office/word/2010/wordprocessingDrawing" xmlns:wp="http://schemas.openxmlformats.org/drawingml/2006/wordprocessingDrawing" xmlns:w10="urn:schemas-microsoft-com:office:word" xmlns:w="http://schemas.openxmlformats.org/wordprocessingml/2006/main" xmlns:w14="http://schemas.microsoft.com/office/word/2010/wordml" xmlns:w15="http://schemas.microsoft.com/office/word/2012/wordml" xmlns:w16cex="http://schemas.microsoft.com/office/word/2018/wordml/cex" xmlns:w16cid="http://schemas.microsoft.com/office/word/2016/wordml/cid" xmlns:w16="http://schemas.microsoft.com/office/word/2018/wordml" xmlns:w16du="http://schemas.microsoft.com/office/word/2023/wordml/word16du" xmlns:w16sdtdh="http://schemas.microsoft.com/office/word/2020/wordml/sdtdatahash" xmlns:w16sdtfl="http://schemas.microsoft.com/office/word/2024/wordml/sdtformatlock" xmlns:w16se="http://schemas.microsoft.com/office/word/2015/wordml/symex" xmlns:wpg="http://schemas.microsoft.com/office/word/2010/wordprocessingGroup" xmlns:wpi="http://schemas.microsoft.com/office/word/2010/wordprocessingInk" xmlns:wne="http://schemas.microsoft.com/office/word/2006/wordml" xmlns:wps="http://schemas.microsoft.com/office/word/2010/wordprocessingShape" mc:Ignorable="w14 w15 w16se w16cid w16 w16cex w16sdtdh w16sdtfl w16du wp14">
-  <w:sdt>
-    <w:sdtPr>
-      <w:id w:val="-2063778270"/>
-      <w:docPartObj>
-        <w:docPartGallery w:val="Page Numbers (Bottom of Page)"/>
-        <w:docPartUnique/>
-      </w:docPartObj>
-    </w:sdtPr>
-    <w:sdtContent>
-      <w:p>
-        <w:pPr>
-          <w:pStyle w:val="Footer"/>
-          <w:jc w:val="right"/>
-        </w:pPr>
-        <w:r>
-          <w:t xml:space="preserve">Page | </w:t>
-        </w:r>
-        <w:r>
-          <w:fldChar w:fldCharType="begin"/>
-        </w:r>
-        <w:r>
-          <w:instrText xml:space="preserve"> PAGE   \* MERGEFORMAT </w:instrText>
-        </w:r>
-        <w:r>
-          <w:fldChar w:fldCharType="separate"/>
-        </w:r>
-        <w:r>
-          <w:rPr>
-            <w:noProof/>
-          </w:rPr>
-          <w:t>2</w:t>
-        </w:r>
-        <w:r>
-          <w:rPr>
-            <w:noProof/>
-          </w:rPr>
-          <w:fldChar w:fldCharType="end"/>
-        </w:r>
-        <w:r>
-          <w:t xml:space="preserve"> </w:t>
-        </w:r>
-      </w:p>
-    </w:sdtContent>
-  </w:sdt>
-  <w:p>
-    <w:pPr>
-      <w:pStyle w:val="Footer"/>
-    </w:pPr>
-  </w:p>
-</w:ftr>
-</file>
-
-<file path=word/footer2.xml><?xml version="1.0" encoding="utf-8"?>
-<w:ftr xmlns:wpc="http://schemas.microsoft.com/office/word/2010/wordprocessingCanvas" xmlns:cx="http://schemas.microsoft.com/office/drawing/2014/chartex" xmlns:cx1="http://schemas.microsoft.com/office/drawing/2015/9/8/chartex" xmlns:cx2="http://schemas.microsoft.com/office/drawing/2015/10/21/chartex" xmlns:cx3="http://schemas.microsoft.com/office/drawing/2016/5/9/chartex" xmlns:cx4="http://schemas.microsoft.com/office/drawing/2016/5/10/chartex" xmlns:cx5="http://schemas.microsoft.com/office/drawing/2016/5/11/chartex" xmlns:cx6="http://schemas.microsoft.com/office/drawing/2016/5/12/chartex" xmlns:cx7="http://schemas.microsoft.com/office/drawing/2016/5/13/chartex" xmlns:cx8="http://schemas.microsoft.com/office/drawing/2016/5/14/chartex" xmlns:mc="http://schemas.openxmlformats.org/markup-compatibility/2006" xmlns:aink="http://schemas.microsoft.com/office/drawing/2016/ink" xmlns:am3d="http://schemas.microsoft.com/office/drawing/2017/model3d" xmlns:o="urn:schemas-microsoft-com:office:office" xmlns:oel="http://schemas.microsoft.com/office/2019/extlst" xmlns:r="http://schemas.openxmlformats.org/officeDocument/2006/relationships" xmlns:m="http://schemas.openxmlformats.org/officeDocument/2006/math" xmlns:v="urn:schemas-microsoft-com:vml" xmlns:wp14="http://schemas.microsoft.com/office/word/2010/wordprocessingDrawing" xmlns:wp="http://schemas.openxmlformats.org/drawingml/2006/wordprocessingDrawing" xmlns:w10="urn:schemas-microsoft-com:office:word" xmlns:w="http://schemas.openxmlformats.org/wordprocessingml/2006/main" xmlns:w14="http://schemas.microsoft.com/office/word/2010/wordml" xmlns:w15="http://schemas.microsoft.com/office/word/2012/wordml" xmlns:w16cex="http://schemas.microsoft.com/office/word/2018/wordml/cex" xmlns:w16cid="http://schemas.microsoft.com/office/word/2016/wordml/cid" xmlns:w16="http://schemas.microsoft.com/office/word/2018/wordml" xmlns:w16du="http://schemas.microsoft.com/office/word/2023/wordml/word16du" xmlns:w16sdtdh="http://schemas.microsoft.com/office/word/2020/wordml/sdtdatahash" xmlns:w16sdtfl="http://schemas.microsoft.com/office/word/2024/wordml/sdtformatlock" xmlns:w16se="http://schemas.microsoft.com/office/word/2015/wordml/symex" xmlns:wpg="http://schemas.microsoft.com/office/word/2010/wordprocessingGroup" xmlns:wpi="http://schemas.microsoft.com/office/word/2010/wordprocessingInk" xmlns:wne="http://schemas.microsoft.com/office/word/2006/wordml" xmlns:wps="http://schemas.microsoft.com/office/word/2010/wordprocessingShape" mc:Ignorable="w14 w15 w16se w16cid w16 w16cex w16sdtdh w16sdtfl w16du wp14">
+<w:ftr xmlns:wpc="http://schemas.microsoft.com/office/word/2010/wordprocessingCanvas" xmlns:cx="http://schemas.microsoft.com/office/drawing/2014/chartex" xmlns:cx1="http://schemas.microsoft.com/office/drawing/2015/9/8/chartex" xmlns:cx2="http://schemas.microsoft.com/office/drawing/2015/10/21/chartex" xmlns:cx3="http://schemas.microsoft.com/office/drawing/2016/5/9/chartex" xmlns:cx4="http://schemas.microsoft.com/office/drawing/2016/5/10/chartex" xmlns:cx5="http://schemas.microsoft.com/office/drawing/2016/5/11/chartex" xmlns:cx6="http://schemas.microsoft.com/office/drawing/2016/5/12/chartex" xmlns:cx7="http://schemas.microsoft.com/office/drawing/2016/5/13/chartex" xmlns:cx8="http://schemas.microsoft.com/office/drawing/2016/5/14/chartex" xmlns:mc="http://schemas.openxmlformats.org/markup-compatibility/2006" xmlns:aink="http://schemas.microsoft.com/office/drawing/2016/ink" xmlns:am3d="http://schemas.microsoft.com/office/drawing/2017/model3d" xmlns:o="urn:schemas-microsoft-com:office:office" xmlns:oel="http://schemas.microsoft.com/office/2019/extlst" xmlns:r="http://schemas.openxmlformats.org/officeDocument/2006/relationships" xmlns:m="http://schemas.openxmlformats.org/officeDocument/2006/math" xmlns:v="urn:schemas-microsoft-com:vml" xmlns:wp14="http://schemas.microsoft.com/office/word/2010/wordprocessingDrawing" xmlns:wp="http://schemas.openxmlformats.org/drawingml/2006/wordprocessingDrawing" xmlns:w10="urn:schemas-microsoft-com:office:word" xmlns:w="http://schemas.openxmlformats.org/wordprocessingml/2006/main" xmlns:w14="http://schemas.microsoft.com/office/word/2010/wordml" xmlns:w15="http://schemas.microsoft.com/office/word/2012/wordml" xmlns:w16cex="http://schemas.microsoft.com/office/word/2018/wordml/cex" xmlns:w16cid="http://schemas.microsoft.com/office/word/2016/wordml/cid" xmlns:w16="http://schemas.microsoft.com/office/word/2018/wordml" xmlns:w16du="http://schemas.microsoft.com/office/word/2023/wordml/word16du" xmlns:w16sdtdh="http://schemas.microsoft.com/office/word/2020/wordml/sdtdatahash" xmlns:w16se="http://schemas.microsoft.com/office/word/2015/wordml/symex" xmlns:wpg="http://schemas.microsoft.com/office/word/2010/wordprocessingGroup" xmlns:wpi="http://schemas.microsoft.com/office/word/2010/wordprocessingInk" xmlns:wne="http://schemas.microsoft.com/office/word/2006/wordml" xmlns:wps="http://schemas.microsoft.com/office/word/2010/wordprocessingShape" mc:Ignorable="w14 w15 w16se w16cid w16 w16cex w16sdtdh wp14">
   <w:sdt>
     <w:sdtPr>
       <w:id w:val="1205205134"/>
@@ -1563,7 +1615,7 @@
 </file>
 
 <file path=word/footnotes.xml><?xml version="1.0" encoding="utf-8"?>
-<w:footnotes xmlns:wpc="http://schemas.microsoft.com/office/word/2010/wordprocessingCanvas" xmlns:cx="http://schemas.microsoft.com/office/drawing/2014/chartex" xmlns:cx1="http://schemas.microsoft.com/office/drawing/2015/9/8/chartex" xmlns:cx2="http://schemas.microsoft.com/office/drawing/2015/10/21/chartex" xmlns:cx3="http://schemas.microsoft.com/office/drawing/2016/5/9/chartex" xmlns:cx4="http://schemas.microsoft.com/office/drawing/2016/5/10/chartex" xmlns:cx5="http://schemas.microsoft.com/office/drawing/2016/5/11/chartex" xmlns:cx6="http://schemas.microsoft.com/office/drawing/2016/5/12/chartex" xmlns:cx7="http://schemas.microsoft.com/office/drawing/2016/5/13/chartex" xmlns:cx8="http://schemas.microsoft.com/office/drawing/2016/5/14/chartex" xmlns:mc="http://schemas.openxmlformats.org/markup-compatibility/2006" xmlns:aink="http://schemas.microsoft.com/office/drawing/2016/ink" xmlns:am3d="http://schemas.microsoft.com/office/drawing/2017/model3d" xmlns:o="urn:schemas-microsoft-com:office:office" xmlns:oel="http://schemas.microsoft.com/office/2019/extlst" xmlns:r="http://schemas.openxmlformats.org/officeDocument/2006/relationships" xmlns:m="http://schemas.openxmlformats.org/officeDocument/2006/math" xmlns:v="urn:schemas-microsoft-com:vml" xmlns:wp14="http://schemas.microsoft.com/office/word/2010/wordprocessingDrawing" xmlns:wp="http://schemas.openxmlformats.org/drawingml/2006/wordprocessingDrawing" xmlns:w10="urn:schemas-microsoft-com:office:word" xmlns:w="http://schemas.openxmlformats.org/wordprocessingml/2006/main" xmlns:w14="http://schemas.microsoft.com/office/word/2010/wordml" xmlns:w15="http://schemas.microsoft.com/office/word/2012/wordml" xmlns:w16cex="http://schemas.microsoft.com/office/word/2018/wordml/cex" xmlns:w16cid="http://schemas.microsoft.com/office/word/2016/wordml/cid" xmlns:w16="http://schemas.microsoft.com/office/word/2018/wordml" xmlns:w16du="http://schemas.microsoft.com/office/word/2023/wordml/word16du" xmlns:w16sdtdh="http://schemas.microsoft.com/office/word/2020/wordml/sdtdatahash" xmlns:w16sdtfl="http://schemas.microsoft.com/office/word/2024/wordml/sdtformatlock" xmlns:w16se="http://schemas.microsoft.com/office/word/2015/wordml/symex" xmlns:wpg="http://schemas.microsoft.com/office/word/2010/wordprocessingGroup" xmlns:wpi="http://schemas.microsoft.com/office/word/2010/wordprocessingInk" xmlns:wne="http://schemas.microsoft.com/office/word/2006/wordml" xmlns:wps="http://schemas.microsoft.com/office/word/2010/wordprocessingShape" mc:Ignorable="w14 w15 w16se w16cid w16 w16cex w16sdtdh w16sdtfl w16du wp14">
+<w:footnotes xmlns:wpc="http://schemas.microsoft.com/office/word/2010/wordprocessingCanvas" xmlns:cx="http://schemas.microsoft.com/office/drawing/2014/chartex" xmlns:cx1="http://schemas.microsoft.com/office/drawing/2015/9/8/chartex" xmlns:cx2="http://schemas.microsoft.com/office/drawing/2015/10/21/chartex" xmlns:cx3="http://schemas.microsoft.com/office/drawing/2016/5/9/chartex" xmlns:cx4="http://schemas.microsoft.com/office/drawing/2016/5/10/chartex" xmlns:cx5="http://schemas.microsoft.com/office/drawing/2016/5/11/chartex" xmlns:cx6="http://schemas.microsoft.com/office/drawing/2016/5/12/chartex" xmlns:cx7="http://schemas.microsoft.com/office/drawing/2016/5/13/chartex" xmlns:cx8="http://schemas.microsoft.com/office/drawing/2016/5/14/chartex" xmlns:mc="http://schemas.openxmlformats.org/markup-compatibility/2006" xmlns:aink="http://schemas.microsoft.com/office/drawing/2016/ink" xmlns:am3d="http://schemas.microsoft.com/office/drawing/2017/model3d" xmlns:o="urn:schemas-microsoft-com:office:office" xmlns:oel="http://schemas.microsoft.com/office/2019/extlst" xmlns:r="http://schemas.openxmlformats.org/officeDocument/2006/relationships" xmlns:m="http://schemas.openxmlformats.org/officeDocument/2006/math" xmlns:v="urn:schemas-microsoft-com:vml" xmlns:wp14="http://schemas.microsoft.com/office/word/2010/wordprocessingDrawing" xmlns:wp="http://schemas.openxmlformats.org/drawingml/2006/wordprocessingDrawing" xmlns:w10="urn:schemas-microsoft-com:office:word" xmlns:w="http://schemas.openxmlformats.org/wordprocessingml/2006/main" xmlns:w14="http://schemas.microsoft.com/office/word/2010/wordml" xmlns:w15="http://schemas.microsoft.com/office/word/2012/wordml" xmlns:w16cex="http://schemas.microsoft.com/office/word/2018/wordml/cex" xmlns:w16cid="http://schemas.microsoft.com/office/word/2016/wordml/cid" xmlns:w16="http://schemas.microsoft.com/office/word/2018/wordml" xmlns:w16du="http://schemas.microsoft.com/office/word/2023/wordml/word16du" xmlns:w16sdtdh="http://schemas.microsoft.com/office/word/2020/wordml/sdtdatahash" xmlns:w16se="http://schemas.microsoft.com/office/word/2015/wordml/symex" xmlns:wpg="http://schemas.microsoft.com/office/word/2010/wordprocessingGroup" xmlns:wpi="http://schemas.microsoft.com/office/word/2010/wordprocessingInk" xmlns:wne="http://schemas.microsoft.com/office/word/2006/wordml" xmlns:wps="http://schemas.microsoft.com/office/word/2010/wordprocessingShape" mc:Ignorable="w14 w15 w16se w16cid w16 w16cex w16sdtdh wp14">
   <w:footnote w:type="separator" w:id="-1">
     <w:p>
       <w:pPr>
@@ -1588,7 +1640,7 @@
 </file>
 
 <file path=word/numbering.xml><?xml version="1.0" encoding="utf-8"?>
-<w:numbering xmlns:wpc="http://schemas.microsoft.com/office/word/2010/wordprocessingCanvas" xmlns:cx="http://schemas.microsoft.com/office/drawing/2014/chartex" xmlns:cx1="http://schemas.microsoft.com/office/drawing/2015/9/8/chartex" xmlns:cx2="http://schemas.microsoft.com/office/drawing/2015/10/21/chartex" xmlns:cx3="http://schemas.microsoft.com/office/drawing/2016/5/9/chartex" xmlns:cx4="http://schemas.microsoft.com/office/drawing/2016/5/10/chartex" xmlns:cx5="http://schemas.microsoft.com/office/drawing/2016/5/11/chartex" xmlns:cx6="http://schemas.microsoft.com/office/drawing/2016/5/12/chartex" xmlns:cx7="http://schemas.microsoft.com/office/drawing/2016/5/13/chartex" xmlns:cx8="http://schemas.microsoft.com/office/drawing/2016/5/14/chartex" xmlns:mc="http://schemas.openxmlformats.org/markup-compatibility/2006" xmlns:aink="http://schemas.microsoft.com/office/drawing/2016/ink" xmlns:am3d="http://schemas.microsoft.com/office/drawing/2017/model3d" xmlns:o="urn:schemas-microsoft-com:office:office" xmlns:oel="http://schemas.microsoft.com/office/2019/extlst" xmlns:r="http://schemas.openxmlformats.org/officeDocument/2006/relationships" xmlns:m="http://schemas.openxmlformats.org/officeDocument/2006/math" xmlns:v="urn:schemas-microsoft-com:vml" xmlns:wp14="http://schemas.microsoft.com/office/word/2010/wordprocessingDrawing" xmlns:wp="http://schemas.openxmlformats.org/drawingml/2006/wordprocessingDrawing" xmlns:w10="urn:schemas-microsoft-com:office:word" xmlns:w="http://schemas.openxmlformats.org/wordprocessingml/2006/main" xmlns:w14="http://schemas.microsoft.com/office/word/2010/wordml" xmlns:w15="http://schemas.microsoft.com/office/word/2012/wordml" xmlns:w16cex="http://schemas.microsoft.com/office/word/2018/wordml/cex" xmlns:w16cid="http://schemas.microsoft.com/office/word/2016/wordml/cid" xmlns:w16="http://schemas.microsoft.com/office/word/2018/wordml" xmlns:w16du="http://schemas.microsoft.com/office/word/2023/wordml/word16du" xmlns:w16sdtdh="http://schemas.microsoft.com/office/word/2020/wordml/sdtdatahash" xmlns:w16sdtfl="http://schemas.microsoft.com/office/word/2024/wordml/sdtformatlock" xmlns:w16se="http://schemas.microsoft.com/office/word/2015/wordml/symex" xmlns:wpg="http://schemas.microsoft.com/office/word/2010/wordprocessingGroup" xmlns:wpi="http://schemas.microsoft.com/office/word/2010/wordprocessingInk" xmlns:wne="http://schemas.microsoft.com/office/word/2006/wordml" xmlns:wps="http://schemas.microsoft.com/office/word/2010/wordprocessingShape" mc:Ignorable="w14 w15 w16se w16cid w16 w16cex w16sdtdh w16sdtfl w16du wp14">
+<w:numbering xmlns:wpc="http://schemas.microsoft.com/office/word/2010/wordprocessingCanvas" xmlns:cx="http://schemas.microsoft.com/office/drawing/2014/chartex" xmlns:cx1="http://schemas.microsoft.com/office/drawing/2015/9/8/chartex" xmlns:cx2="http://schemas.microsoft.com/office/drawing/2015/10/21/chartex" xmlns:cx3="http://schemas.microsoft.com/office/drawing/2016/5/9/chartex" xmlns:cx4="http://schemas.microsoft.com/office/drawing/2016/5/10/chartex" xmlns:cx5="http://schemas.microsoft.com/office/drawing/2016/5/11/chartex" xmlns:cx6="http://schemas.microsoft.com/office/drawing/2016/5/12/chartex" xmlns:cx7="http://schemas.microsoft.com/office/drawing/2016/5/13/chartex" xmlns:cx8="http://schemas.microsoft.com/office/drawing/2016/5/14/chartex" xmlns:mc="http://schemas.openxmlformats.org/markup-compatibility/2006" xmlns:aink="http://schemas.microsoft.com/office/drawing/2016/ink" xmlns:am3d="http://schemas.microsoft.com/office/drawing/2017/model3d" xmlns:o="urn:schemas-microsoft-com:office:office" xmlns:oel="http://schemas.microsoft.com/office/2019/extlst" xmlns:r="http://schemas.openxmlformats.org/officeDocument/2006/relationships" xmlns:m="http://schemas.openxmlformats.org/officeDocument/2006/math" xmlns:v="urn:schemas-microsoft-com:vml" xmlns:wp14="http://schemas.microsoft.com/office/word/2010/wordprocessingDrawing" xmlns:wp="http://schemas.openxmlformats.org/drawingml/2006/wordprocessingDrawing" xmlns:w10="urn:schemas-microsoft-com:office:word" xmlns:w="http://schemas.openxmlformats.org/wordprocessingml/2006/main" xmlns:w14="http://schemas.microsoft.com/office/word/2010/wordml" xmlns:w15="http://schemas.microsoft.com/office/word/2012/wordml" xmlns:w16cex="http://schemas.microsoft.com/office/word/2018/wordml/cex" xmlns:w16cid="http://schemas.microsoft.com/office/word/2016/wordml/cid" xmlns:w16="http://schemas.microsoft.com/office/word/2018/wordml" xmlns:w16du="http://schemas.microsoft.com/office/word/2023/wordml/word16du" xmlns:w16sdtdh="http://schemas.microsoft.com/office/word/2020/wordml/sdtdatahash" xmlns:w16se="http://schemas.microsoft.com/office/word/2015/wordml/symex" xmlns:wpg="http://schemas.microsoft.com/office/word/2010/wordprocessingGroup" xmlns:wpi="http://schemas.microsoft.com/office/word/2010/wordprocessingInk" xmlns:wne="http://schemas.microsoft.com/office/word/2006/wordml" xmlns:wps="http://schemas.microsoft.com/office/word/2010/wordprocessingShape" mc:Ignorable="w14 w15 w16se w16cid w16 w16cex w16sdtdh wp14">
   <w:abstractNum w:abstractNumId="0" w15:restartNumberingAfterBreak="0">
     <w:nsid w:val="01C87830"/>
     <w:multiLevelType w:val="hybridMultilevel"/>
@@ -5043,7 +5095,7 @@
 </file>
 
 <file path=word/styles.xml><?xml version="1.0" encoding="utf-8"?>
-<w:styles xmlns:mc="http://schemas.openxmlformats.org/markup-compatibility/2006" xmlns:r="http://schemas.openxmlformats.org/officeDocument/2006/relationships" xmlns:w="http://schemas.openxmlformats.org/wordprocessingml/2006/main" xmlns:w14="http://schemas.microsoft.com/office/word/2010/wordml" xmlns:w15="http://schemas.microsoft.com/office/word/2012/wordml" xmlns:w16cex="http://schemas.microsoft.com/office/word/2018/wordml/cex" xmlns:w16cid="http://schemas.microsoft.com/office/word/2016/wordml/cid" xmlns:w16="http://schemas.microsoft.com/office/word/2018/wordml" xmlns:w16du="http://schemas.microsoft.com/office/word/2023/wordml/word16du" xmlns:w16sdtdh="http://schemas.microsoft.com/office/word/2020/wordml/sdtdatahash" xmlns:w16sdtfl="http://schemas.microsoft.com/office/word/2024/wordml/sdtformatlock" xmlns:w16se="http://schemas.microsoft.com/office/word/2015/wordml/symex" mc:Ignorable="w14 w15 w16se w16cid w16 w16cex w16sdtdh w16sdtfl w16du">
+<w:styles xmlns:mc="http://schemas.openxmlformats.org/markup-compatibility/2006" xmlns:r="http://schemas.openxmlformats.org/officeDocument/2006/relationships" xmlns:w="http://schemas.openxmlformats.org/wordprocessingml/2006/main" xmlns:w14="http://schemas.microsoft.com/office/word/2010/wordml" xmlns:w15="http://schemas.microsoft.com/office/word/2012/wordml" xmlns:w16cex="http://schemas.microsoft.com/office/word/2018/wordml/cex" xmlns:w16cid="http://schemas.microsoft.com/office/word/2016/wordml/cid" xmlns:w16="http://schemas.microsoft.com/office/word/2018/wordml" xmlns:w16sdtdh="http://schemas.microsoft.com/office/word/2020/wordml/sdtdatahash" xmlns:w16se="http://schemas.microsoft.com/office/word/2015/wordml/symex" mc:Ignorable="w14 w15 w16se w16cid w16 w16cex w16sdtdh">
   <w:docDefaults>
     <w:rPrDefault>
       <w:rPr>

--- a/docs/Report/System Architecture.docx
+++ b/docs/Report/System Architecture.docx
@@ -276,7 +276,7 @@
       </w:pPr>
       <w:r>
         <w:pict w14:anchorId="56721042">
-          <v:rect id="_x0000_i1038" style="width:0;height:0" o:hralign="center" o:hrstd="t" o:hr="t" fillcolor="#a0a0a0" stroked="f"/>
+          <v:rect id="_x0000_i1026" style="width:0;height:0" o:hralign="center" o:hrstd="t" o:hr="t" fillcolor="#a0a0a0" stroked="f"/>
         </w:pict>
       </w:r>
     </w:p>
@@ -957,7 +957,7 @@
       </w:pPr>
       <w:r>
         <w:pict w14:anchorId="4B45FE31">
-          <v:rect id="_x0000_i1042" style="width:0;height:0" o:hralign="center" o:hrstd="t" o:hr="t" fillcolor="#a0a0a0" stroked="f"/>
+          <v:rect id="_x0000_i1032" style="width:0;height:0" o:hralign="center" o:hrstd="t" o:hr="t" fillcolor="#a0a0a0" stroked="f"/>
         </w:pict>
       </w:r>
     </w:p>
